--- a/Docs/Курсовая_работа_1 — копия.docx
+++ b/Docs/Курсовая_работа_1 — копия.docx
@@ -15398,184 +15398,208 @@
         </w:rPr>
         <w:t>Главная страница веб‑приложения</w:t>
       </w:r>
+      <w:r>
+        <w:rPr>
+          <w:rFonts w:ascii="Times New Roman" w:hAnsi="Times New Roman" w:cs="Times New Roman"/>
+          <w:sz w:val="28"/>
+          <w:szCs w:val="28"/>
+        </w:rPr>
+        <w:t xml:space="preserve"> (Приложение 2)</w:t>
+      </w:r>
+    </w:p>
+    <w:p>
+      <w:pPr>
+        <w:spacing w:after="0" w:line="360" w:lineRule="auto"/>
+        <w:ind w:firstLine="709"/>
+        <w:jc w:val="both"/>
+        <w:rPr>
+          <w:rFonts w:ascii="Times New Roman" w:hAnsi="Times New Roman" w:cs="Times New Roman"/>
+          <w:sz w:val="28"/>
+          <w:szCs w:val="28"/>
+        </w:rPr>
+      </w:pPr>
+      <w:r>
+        <w:rPr>
+          <w:rFonts w:ascii="Times New Roman" w:hAnsi="Times New Roman" w:cs="Times New Roman"/>
+          <w:sz w:val="28"/>
+          <w:szCs w:val="28"/>
+        </w:rPr>
+        <w:t xml:space="preserve">Главная страница веб‑приложения выполняет роль презентационной площадки, знакомящей пользователя с назначением системы и её ключевыми преимуществами. В верхней части располагается навигационная панель с названием проекта </w:t>
+      </w:r>
+      <w:proofErr w:type="spellStart"/>
+      <w:r>
+        <w:rPr>
+          <w:rFonts w:ascii="Times New Roman" w:hAnsi="Times New Roman" w:cs="Times New Roman"/>
+          <w:sz w:val="28"/>
+          <w:szCs w:val="28"/>
+        </w:rPr>
+        <w:t>Tournament.GGs</w:t>
+      </w:r>
+      <w:proofErr w:type="spellEnd"/>
+      <w:r>
+        <w:rPr>
+          <w:rFonts w:ascii="Times New Roman" w:hAnsi="Times New Roman" w:cs="Times New Roman"/>
+          <w:sz w:val="28"/>
+          <w:szCs w:val="28"/>
+        </w:rPr>
+        <w:t>, которое служит ссылкой на домашнюю страницу. Здесь же находятся основные разделы системы, а также элементы авторизации, позволяющие пользователю быстро перей</w:t>
+      </w:r>
+      <w:r>
+        <w:rPr>
+          <w:rFonts w:ascii="Times New Roman" w:hAnsi="Times New Roman" w:cs="Times New Roman"/>
+          <w:sz w:val="28"/>
+          <w:szCs w:val="28"/>
+        </w:rPr>
+        <w:t>ти к работе с личным кабинетом.</w:t>
+      </w:r>
+    </w:p>
+    <w:p>
+      <w:pPr>
+        <w:spacing w:after="0" w:line="360" w:lineRule="auto"/>
+        <w:ind w:firstLine="709"/>
+        <w:jc w:val="both"/>
+        <w:rPr>
+          <w:rFonts w:ascii="Times New Roman" w:hAnsi="Times New Roman" w:cs="Times New Roman"/>
+          <w:sz w:val="28"/>
+          <w:szCs w:val="28"/>
+        </w:rPr>
+      </w:pPr>
+      <w:r>
+        <w:rPr>
+          <w:rFonts w:ascii="Times New Roman" w:hAnsi="Times New Roman" w:cs="Times New Roman"/>
+          <w:sz w:val="28"/>
+          <w:szCs w:val="28"/>
+        </w:rPr>
+        <w:t xml:space="preserve">Центральным элементом домашней страницы является крупный информационный баннер, который не только привлекает внимание, но и формирует первое впечатление о проекте. В отличие от типичных решений, баннер ориентирован не на функциональное описание, а на объяснение смысла и уникальности платформы. В нём подчёркивается, что </w:t>
+      </w:r>
+      <w:proofErr w:type="spellStart"/>
+      <w:r>
+        <w:rPr>
+          <w:rFonts w:ascii="Times New Roman" w:hAnsi="Times New Roman" w:cs="Times New Roman"/>
+          <w:sz w:val="28"/>
+          <w:szCs w:val="28"/>
+        </w:rPr>
+        <w:t>Tournament.GGs</w:t>
+      </w:r>
+      <w:proofErr w:type="spellEnd"/>
+      <w:r>
+        <w:rPr>
+          <w:rFonts w:ascii="Times New Roman" w:hAnsi="Times New Roman" w:cs="Times New Roman"/>
+          <w:sz w:val="28"/>
+          <w:szCs w:val="28"/>
+        </w:rPr>
+        <w:t xml:space="preserve"> создан для автоматизации организации турниров и предназначен для тех, кто сталкивается с трудностями при ручном составлении турнирных сеток, учёте участников и ведении результатов. В тексте баннера акцентируется, что система позволяет полностью отказаться от громоздких таблиц, ручных расчётов и несогласованных данных, предлагая единое пространство для управления </w:t>
+      </w:r>
+      <w:r>
+        <w:rPr>
+          <w:rFonts w:ascii="Times New Roman" w:hAnsi="Times New Roman" w:cs="Times New Roman"/>
+          <w:sz w:val="28"/>
+          <w:szCs w:val="28"/>
+        </w:rPr>
+        <w:t>соревнованиями любого масштаба.</w:t>
+      </w:r>
+    </w:p>
+    <w:p>
+      <w:pPr>
+        <w:spacing w:after="0" w:line="360" w:lineRule="auto"/>
+        <w:ind w:firstLine="709"/>
+        <w:jc w:val="both"/>
+        <w:rPr>
+          <w:rFonts w:ascii="Times New Roman" w:hAnsi="Times New Roman" w:cs="Times New Roman"/>
+          <w:sz w:val="28"/>
+          <w:szCs w:val="28"/>
+        </w:rPr>
+      </w:pPr>
+      <w:r>
+        <w:rPr>
+          <w:rFonts w:ascii="Times New Roman" w:hAnsi="Times New Roman" w:cs="Times New Roman"/>
+          <w:sz w:val="28"/>
+          <w:szCs w:val="28"/>
+        </w:rPr>
+        <w:t xml:space="preserve">Дополнительно баннер содержит краткое описание уникальных особенностей проекта. В частности, подчёркивается, что система поддерживает как </w:t>
+      </w:r>
+      <w:r>
+        <w:rPr>
+          <w:rFonts w:ascii="Times New Roman" w:hAnsi="Times New Roman" w:cs="Times New Roman"/>
+          <w:sz w:val="28"/>
+          <w:szCs w:val="28"/>
+        </w:rPr>
+        <w:lastRenderedPageBreak/>
+        <w:t>индивидуальные, так и командные турниры, автоматически формирует сетку, распределяет участников по раундам и обеспечивает удобный интерфейс для фиксации результатов. Отдельно отмечается, что проект ориентирован на простоту использования: пользователь может создать турнир за несколько минут, не обладая специальными техническими навыками. Кнопка перехода к созданию турнира размещена непосредственно в баннере, что стимулирует по</w:t>
+      </w:r>
+      <w:r>
+        <w:rPr>
+          <w:rFonts w:ascii="Times New Roman" w:hAnsi="Times New Roman" w:cs="Times New Roman"/>
+          <w:sz w:val="28"/>
+          <w:szCs w:val="28"/>
+        </w:rPr>
+        <w:t>льзователя сразу начать работу.</w:t>
+      </w:r>
+    </w:p>
+    <w:p>
+      <w:pPr>
+        <w:spacing w:after="0" w:line="360" w:lineRule="auto"/>
+        <w:ind w:firstLine="709"/>
+        <w:jc w:val="both"/>
+        <w:rPr>
+          <w:rFonts w:ascii="Times New Roman" w:hAnsi="Times New Roman" w:cs="Times New Roman"/>
+          <w:sz w:val="28"/>
+          <w:szCs w:val="28"/>
+        </w:rPr>
+      </w:pPr>
+      <w:r>
+        <w:rPr>
+          <w:rFonts w:ascii="Times New Roman" w:hAnsi="Times New Roman" w:cs="Times New Roman"/>
+          <w:sz w:val="28"/>
+          <w:szCs w:val="28"/>
+        </w:rPr>
+        <w:t>Ниже баннера располагается основной контент страницы, включающий краткое описание возможностей платформы и переходы к ключевым разделам. Здесь пользователь может ознакомиться с доступными турнирами, просмотреть активные соревнования или перейти к регистрации участников. Такой подход делает домашнюю страницу не только информационной, но и функциональной, обеспечивая плавный переход от знакомства с системой к непосредственной работе.</w:t>
+      </w:r>
+    </w:p>
+    <w:p>
+      <w:pPr>
+        <w:spacing w:after="0" w:line="360" w:lineRule="auto"/>
+        <w:ind w:firstLine="709"/>
+        <w:jc w:val="both"/>
+        <w:rPr>
+          <w:rFonts w:ascii="Times New Roman" w:hAnsi="Times New Roman" w:cs="Times New Roman"/>
+          <w:sz w:val="28"/>
+          <w:szCs w:val="28"/>
+        </w:rPr>
+      </w:pPr>
+      <w:r>
+        <w:rPr>
+          <w:rFonts w:ascii="Times New Roman" w:hAnsi="Times New Roman" w:cs="Times New Roman"/>
+          <w:sz w:val="28"/>
+          <w:szCs w:val="28"/>
+        </w:rPr>
+        <w:t>Главная страница турниров</w:t>
+      </w:r>
+      <w:r>
+        <w:rPr>
+          <w:rFonts w:ascii="Times New Roman" w:hAnsi="Times New Roman" w:cs="Times New Roman"/>
+          <w:sz w:val="28"/>
+          <w:szCs w:val="28"/>
+        </w:rPr>
+        <w:t xml:space="preserve"> (Приложение </w:t>
+      </w:r>
+      <w:r>
+        <w:rPr>
+          <w:rFonts w:ascii="Times New Roman" w:hAnsi="Times New Roman" w:cs="Times New Roman"/>
+          <w:sz w:val="28"/>
+          <w:szCs w:val="28"/>
+        </w:rPr>
+        <w:t>3</w:t>
+      </w:r>
       <w:bookmarkStart w:id="0" w:name="_GoBack"/>
       <w:bookmarkEnd w:id="0"/>
-    </w:p>
-    <w:p>
-      <w:pPr>
-        <w:spacing w:after="0" w:line="360" w:lineRule="auto"/>
-        <w:ind w:firstLine="709"/>
-        <w:jc w:val="both"/>
-        <w:rPr>
-          <w:rFonts w:ascii="Times New Roman" w:hAnsi="Times New Roman" w:cs="Times New Roman"/>
-          <w:sz w:val="28"/>
-          <w:szCs w:val="28"/>
-        </w:rPr>
-      </w:pPr>
-      <w:r>
-        <w:rPr>
-          <w:rFonts w:ascii="Times New Roman" w:hAnsi="Times New Roman" w:cs="Times New Roman"/>
-          <w:sz w:val="28"/>
-          <w:szCs w:val="28"/>
-        </w:rPr>
-        <w:t xml:space="preserve">Главная страница веб‑приложения выполняет роль презентационной площадки, знакомящей пользователя с назначением системы и её ключевыми преимуществами. В верхней части располагается навигационная панель с названием проекта </w:t>
-      </w:r>
-      <w:proofErr w:type="spellStart"/>
-      <w:r>
-        <w:rPr>
-          <w:rFonts w:ascii="Times New Roman" w:hAnsi="Times New Roman" w:cs="Times New Roman"/>
-          <w:sz w:val="28"/>
-          <w:szCs w:val="28"/>
-        </w:rPr>
-        <w:t>Tournament.GGs</w:t>
-      </w:r>
-      <w:proofErr w:type="spellEnd"/>
-      <w:r>
-        <w:rPr>
-          <w:rFonts w:ascii="Times New Roman" w:hAnsi="Times New Roman" w:cs="Times New Roman"/>
-          <w:sz w:val="28"/>
-          <w:szCs w:val="28"/>
-        </w:rPr>
-        <w:t>, которое служит ссылкой на домашнюю страницу. Здесь же находятся основные разделы системы, а также элементы авторизации, позволяющие пользователю быстро перей</w:t>
-      </w:r>
-      <w:r>
-        <w:rPr>
-          <w:rFonts w:ascii="Times New Roman" w:hAnsi="Times New Roman" w:cs="Times New Roman"/>
-          <w:sz w:val="28"/>
-          <w:szCs w:val="28"/>
-        </w:rPr>
-        <w:t>ти к работе с личным кабинетом.</w:t>
-      </w:r>
-    </w:p>
-    <w:p>
-      <w:pPr>
-        <w:spacing w:after="0" w:line="360" w:lineRule="auto"/>
-        <w:ind w:firstLine="709"/>
-        <w:jc w:val="both"/>
-        <w:rPr>
-          <w:rFonts w:ascii="Times New Roman" w:hAnsi="Times New Roman" w:cs="Times New Roman"/>
-          <w:sz w:val="28"/>
-          <w:szCs w:val="28"/>
-        </w:rPr>
-      </w:pPr>
-      <w:r>
-        <w:rPr>
-          <w:rFonts w:ascii="Times New Roman" w:hAnsi="Times New Roman" w:cs="Times New Roman"/>
-          <w:sz w:val="28"/>
-          <w:szCs w:val="28"/>
-        </w:rPr>
-        <w:t xml:space="preserve">Центральным элементом домашней страницы является крупный информационный баннер, который не только привлекает внимание, но и формирует первое впечатление о проекте. В отличие от типичных решений, баннер ориентирован не на функциональное описание, а на объяснение смысла и уникальности платформы. В нём подчёркивается, что </w:t>
-      </w:r>
-      <w:proofErr w:type="spellStart"/>
-      <w:r>
-        <w:rPr>
-          <w:rFonts w:ascii="Times New Roman" w:hAnsi="Times New Roman" w:cs="Times New Roman"/>
-          <w:sz w:val="28"/>
-          <w:szCs w:val="28"/>
-        </w:rPr>
-        <w:t>Tournament.GGs</w:t>
-      </w:r>
-      <w:proofErr w:type="spellEnd"/>
-      <w:r>
-        <w:rPr>
-          <w:rFonts w:ascii="Times New Roman" w:hAnsi="Times New Roman" w:cs="Times New Roman"/>
-          <w:sz w:val="28"/>
-          <w:szCs w:val="28"/>
-        </w:rPr>
-        <w:t xml:space="preserve"> создан для автоматизации организации турниров и предназначен для тех, кто сталкивается с трудностями при ручном составлении турнирных сеток, учёте участников и ведении результатов. В тексте баннера акцентируется, что система позволяет полностью отказаться от громоздких таблиц, ручных расчётов и несогласованных данных, предлагая единое пространство для управления </w:t>
-      </w:r>
-      <w:r>
-        <w:rPr>
-          <w:rFonts w:ascii="Times New Roman" w:hAnsi="Times New Roman" w:cs="Times New Roman"/>
-          <w:sz w:val="28"/>
-          <w:szCs w:val="28"/>
-        </w:rPr>
-        <w:t>соревнованиями любого масштаба.</w:t>
-      </w:r>
-    </w:p>
-    <w:p>
-      <w:pPr>
-        <w:spacing w:after="0" w:line="360" w:lineRule="auto"/>
-        <w:ind w:firstLine="709"/>
-        <w:jc w:val="both"/>
-        <w:rPr>
-          <w:rFonts w:ascii="Times New Roman" w:hAnsi="Times New Roman" w:cs="Times New Roman"/>
-          <w:sz w:val="28"/>
-          <w:szCs w:val="28"/>
-        </w:rPr>
-      </w:pPr>
-      <w:r>
-        <w:rPr>
-          <w:rFonts w:ascii="Times New Roman" w:hAnsi="Times New Roman" w:cs="Times New Roman"/>
-          <w:sz w:val="28"/>
-          <w:szCs w:val="28"/>
-        </w:rPr>
-        <w:t xml:space="preserve">Дополнительно баннер содержит краткое описание уникальных особенностей проекта. В частности, подчёркивается, что система поддерживает как </w:t>
-      </w:r>
-      <w:r>
-        <w:rPr>
-          <w:rFonts w:ascii="Times New Roman" w:hAnsi="Times New Roman" w:cs="Times New Roman"/>
-          <w:sz w:val="28"/>
-          <w:szCs w:val="28"/>
-        </w:rPr>
-        <w:lastRenderedPageBreak/>
-        <w:t>индивидуальные, так и командные турниры, автоматически формирует сетку, распределяет участников по раундам и обеспечивает удобный интерфейс для фиксации результатов. Отдельно отмечается, что проект ориентирован на простоту использования: пользователь может создать турнир за несколько минут, не обладая специальными техническими навыками. Кнопка перехода к созданию турнира размещена непосредственно в баннере, что стимулирует по</w:t>
-      </w:r>
-      <w:r>
-        <w:rPr>
-          <w:rFonts w:ascii="Times New Roman" w:hAnsi="Times New Roman" w:cs="Times New Roman"/>
-          <w:sz w:val="28"/>
-          <w:szCs w:val="28"/>
-        </w:rPr>
-        <w:t>льзователя сразу начать работу.</w:t>
-      </w:r>
-    </w:p>
-    <w:p>
-      <w:pPr>
-        <w:spacing w:after="0" w:line="360" w:lineRule="auto"/>
-        <w:ind w:firstLine="709"/>
-        <w:jc w:val="both"/>
-        <w:rPr>
-          <w:rFonts w:ascii="Times New Roman" w:hAnsi="Times New Roman" w:cs="Times New Roman"/>
-          <w:sz w:val="28"/>
-          <w:szCs w:val="28"/>
-        </w:rPr>
-      </w:pPr>
-      <w:r>
-        <w:rPr>
-          <w:rFonts w:ascii="Times New Roman" w:hAnsi="Times New Roman" w:cs="Times New Roman"/>
-          <w:sz w:val="28"/>
-          <w:szCs w:val="28"/>
-        </w:rPr>
-        <w:t>Ниже баннера располагается основной контент страницы, включающий краткое описание возможностей платформы и переходы к ключевым разделам. Здесь пользователь может ознакомиться с доступными турнирами, просмотреть активные соревнования или перейти к регистрации участников. Такой подход делает домашнюю страницу не только информационной, но и функциональной, обеспечивая плавный переход от знакомства с системой к непосредственной работе.</w:t>
-      </w:r>
-    </w:p>
-    <w:p>
-      <w:pPr>
-        <w:spacing w:after="0" w:line="360" w:lineRule="auto"/>
-        <w:ind w:firstLine="709"/>
-        <w:jc w:val="both"/>
-        <w:rPr>
-          <w:rFonts w:ascii="Times New Roman" w:hAnsi="Times New Roman" w:cs="Times New Roman"/>
-          <w:sz w:val="28"/>
-          <w:szCs w:val="28"/>
-        </w:rPr>
-      </w:pPr>
-      <w:r>
-        <w:rPr>
-          <w:rFonts w:ascii="Times New Roman" w:hAnsi="Times New Roman" w:cs="Times New Roman"/>
-          <w:sz w:val="28"/>
-          <w:szCs w:val="28"/>
-        </w:rPr>
-        <w:t>Главная страница турниров</w:t>
-      </w:r>
-      <w:r>
-        <w:rPr>
-          <w:rFonts w:ascii="Times New Roman" w:hAnsi="Times New Roman" w:cs="Times New Roman"/>
-          <w:sz w:val="28"/>
-          <w:szCs w:val="28"/>
-        </w:rPr>
-        <w:t xml:space="preserve"> (Приложение 2)</w:t>
+      <w:r>
+        <w:rPr>
+          <w:rFonts w:ascii="Times New Roman" w:hAnsi="Times New Roman" w:cs="Times New Roman"/>
+          <w:sz w:val="28"/>
+          <w:szCs w:val="28"/>
+        </w:rPr>
+        <w:t>)</w:t>
       </w:r>
     </w:p>
     <w:p>
@@ -16633,7 +16657,7 @@
           <w:rPr>
             <w:noProof/>
           </w:rPr>
-          <w:t>28</w:t>
+          <w:t>27</w:t>
         </w:r>
         <w:r>
           <w:fldChar w:fldCharType="end"/>
@@ -23719,7 +23743,7 @@
 </file>
 
 <file path=customXml/itemProps1.xml><?xml version="1.0" encoding="utf-8"?>
-<ds:datastoreItem xmlns:ds="http://schemas.openxmlformats.org/officeDocument/2006/customXml" ds:itemID="{106E4B04-F96F-4FB7-A99D-37BB32CB903B}">
+<ds:datastoreItem xmlns:ds="http://schemas.openxmlformats.org/officeDocument/2006/customXml" ds:itemID="{CFA2A667-A33A-45C7-A879-53D396C39AFD}">
   <ds:schemaRefs>
     <ds:schemaRef ds:uri="http://schemas.openxmlformats.org/officeDocument/2006/bibliography"/>
   </ds:schemaRefs>

--- a/Docs/Курсовая_работа_1 — копия.docx
+++ b/Docs/Курсовая_работа_1 — копия.docx
@@ -483,7 +483,6 @@
         </w:rPr>
         <w:t>Дис-233/21</w:t>
       </w:r>
-      <w:proofErr w:type="gramStart"/>
       <w:r>
         <w:rPr>
           <w:rFonts w:ascii="Times New Roman" w:hAnsi="Times New Roman" w:cs="Times New Roman"/>
@@ -499,7 +498,7 @@
           <w:sz w:val="28"/>
           <w:szCs w:val="28"/>
         </w:rPr>
-        <w:t xml:space="preserve">  </w:t>
+        <w:t xml:space="preserve"> </w:t>
       </w:r>
       <w:r>
         <w:rPr>
@@ -509,7 +508,6 @@
         </w:rPr>
         <w:tab/>
       </w:r>
-      <w:proofErr w:type="gramEnd"/>
       <w:r>
         <w:rPr>
           <w:rFonts w:ascii="Times New Roman" w:hAnsi="Times New Roman" w:cs="Times New Roman"/>
@@ -808,6 +806,7 @@
           <w:rFonts w:ascii="Times New Roman" w:hAnsi="Times New Roman" w:cs="Times New Roman"/>
           <w:sz w:val="24"/>
           <w:szCs w:val="24"/>
+          <w:u w:val="single"/>
           <w:vertAlign w:val="superscript"/>
         </w:rPr>
       </w:pPr>
@@ -818,7 +817,16 @@
           <w:sz w:val="28"/>
           <w:szCs w:val="28"/>
         </w:rPr>
-        <w:t>на тему _______________________________________________________________</w:t>
+        <w:t xml:space="preserve">на тему </w:t>
+      </w:r>
+      <w:r>
+        <w:rPr>
+          <w:rFonts w:ascii="Times New Roman" w:hAnsi="Times New Roman" w:cs="Times New Roman"/>
+          <w:sz w:val="28"/>
+          <w:szCs w:val="28"/>
+          <w:u w:val="single"/>
+        </w:rPr>
+        <w:t>_______________________________________________________________</w:t>
       </w:r>
     </w:p>
     <w:p>
@@ -882,13 +890,52 @@
           <w:sz w:val="28"/>
           <w:szCs w:val="28"/>
         </w:rPr>
-        <w:t xml:space="preserve"> _____________________________________________________________</w:t>
-      </w:r>
-      <w:r>
-        <w:rPr>
-          <w:rFonts w:ascii="Times New Roman" w:hAnsi="Times New Roman" w:cs="Times New Roman"/>
-          <w:sz w:val="28"/>
-          <w:szCs w:val="28"/>
+        <w:t xml:space="preserve"> </w:t>
+      </w:r>
+      <w:r>
+        <w:rPr>
+          <w:rFonts w:ascii="Times New Roman" w:hAnsi="Times New Roman" w:cs="Times New Roman"/>
+          <w:sz w:val="28"/>
+          <w:szCs w:val="28"/>
+          <w:u w:val="single"/>
+        </w:rPr>
+        <w:t>__</w:t>
+      </w:r>
+      <w:proofErr w:type="spellStart"/>
+      <w:r>
+        <w:rPr>
+          <w:rFonts w:ascii="Times New Roman" w:hAnsi="Times New Roman" w:cs="Times New Roman"/>
+          <w:sz w:val="28"/>
+          <w:szCs w:val="28"/>
+          <w:u w:val="single"/>
+        </w:rPr>
+        <w:t>Кривилева</w:t>
+      </w:r>
+      <w:proofErr w:type="spellEnd"/>
+      <w:r>
+        <w:rPr>
+          <w:rFonts w:ascii="Times New Roman" w:hAnsi="Times New Roman" w:cs="Times New Roman"/>
+          <w:sz w:val="28"/>
+          <w:szCs w:val="28"/>
+          <w:u w:val="single"/>
+        </w:rPr>
+        <w:t xml:space="preserve"> Алексея Сергеевича</w:t>
+      </w:r>
+      <w:r>
+        <w:rPr>
+          <w:rFonts w:ascii="Times New Roman" w:hAnsi="Times New Roman" w:cs="Times New Roman"/>
+          <w:sz w:val="28"/>
+          <w:szCs w:val="28"/>
+          <w:u w:val="single"/>
+        </w:rPr>
+        <w:t>________________________________</w:t>
+      </w:r>
+      <w:r>
+        <w:rPr>
+          <w:rFonts w:ascii="Times New Roman" w:hAnsi="Times New Roman" w:cs="Times New Roman"/>
+          <w:sz w:val="28"/>
+          <w:szCs w:val="28"/>
+          <w:u w:val="single"/>
         </w:rPr>
         <w:tab/>
       </w:r>
@@ -1871,7 +1918,6 @@
       <w:sdtEndPr>
         <w:rPr>
           <w:rFonts w:ascii="Times New Roman" w:hAnsi="Times New Roman" w:cs="Times New Roman"/>
-          <w:b/>
           <w:bCs/>
           <w:sz w:val="28"/>
           <w:szCs w:val="28"/>
@@ -1899,11 +1945,7 @@
         <w:p>
           <w:pPr>
             <w:pStyle w:val="11"/>
-            <w:tabs>
-              <w:tab w:val="right" w:leader="dot" w:pos="10195"/>
-            </w:tabs>
-            <w:spacing w:after="0" w:line="360" w:lineRule="auto"/>
-            <w:jc w:val="both"/>
+            <w:spacing w:after="0"/>
             <w:rPr>
               <w:rFonts w:ascii="Times New Roman" w:hAnsi="Times New Roman" w:cs="Times New Roman"/>
               <w:noProof/>
@@ -1935,7 +1977,7 @@
             </w:rPr>
             <w:fldChar w:fldCharType="separate"/>
           </w:r>
-          <w:hyperlink w:anchor="_Toc227614301" w:history="1">
+          <w:hyperlink w:anchor="_Toc227947223" w:history="1">
             <w:r>
               <w:rPr>
                 <w:rStyle w:val="a8"/>
@@ -1974,7 +2016,7 @@
                 <w:sz w:val="28"/>
                 <w:szCs w:val="28"/>
               </w:rPr>
-              <w:instrText xml:space="preserve"> PAGEREF _Toc227614301 \h </w:instrText>
+              <w:instrText xml:space="preserve"> PAGEREF _Toc227947223 \h </w:instrText>
             </w:r>
             <w:r>
               <w:rPr>
@@ -2020,11 +2062,7 @@
         <w:p>
           <w:pPr>
             <w:pStyle w:val="11"/>
-            <w:tabs>
-              <w:tab w:val="right" w:leader="dot" w:pos="10195"/>
-            </w:tabs>
-            <w:spacing w:after="0" w:line="360" w:lineRule="auto"/>
-            <w:jc w:val="both"/>
+            <w:spacing w:after="0"/>
             <w:rPr>
               <w:rFonts w:ascii="Times New Roman" w:hAnsi="Times New Roman" w:cs="Times New Roman"/>
               <w:noProof/>
@@ -2032,7 +2070,7 @@
               <w:szCs w:val="28"/>
             </w:rPr>
           </w:pPr>
-          <w:hyperlink w:anchor="_Toc227614302" w:history="1">
+          <w:hyperlink w:anchor="_Toc227947224" w:history="1">
             <w:r>
               <w:rPr>
                 <w:rStyle w:val="a8"/>
@@ -2071,7 +2109,7 @@
                 <w:sz w:val="28"/>
                 <w:szCs w:val="28"/>
               </w:rPr>
-              <w:instrText xml:space="preserve"> PAGEREF _Toc227614302 \h </w:instrText>
+              <w:instrText xml:space="preserve"> PAGEREF _Toc227947224 \h </w:instrText>
             </w:r>
             <w:r>
               <w:rPr>
@@ -2121,7 +2159,7 @@
               <w:tab w:val="left" w:pos="880"/>
               <w:tab w:val="right" w:leader="dot" w:pos="10195"/>
             </w:tabs>
-            <w:spacing w:after="0" w:line="360" w:lineRule="auto"/>
+            <w:spacing w:after="0"/>
             <w:ind w:left="0"/>
             <w:jc w:val="both"/>
             <w:rPr>
@@ -2131,7 +2169,7 @@
               <w:szCs w:val="28"/>
             </w:rPr>
           </w:pPr>
-          <w:hyperlink w:anchor="_Toc227614303" w:history="1">
+          <w:hyperlink w:anchor="_Toc227947225" w:history="1">
             <w:r>
               <w:rPr>
                 <w:rStyle w:val="a8"/>
@@ -2189,7 +2227,7 @@
                 <w:sz w:val="28"/>
                 <w:szCs w:val="28"/>
               </w:rPr>
-              <w:instrText xml:space="preserve"> PAGEREF _Toc227614303 \h </w:instrText>
+              <w:instrText xml:space="preserve"> PAGEREF _Toc227947225 \h </w:instrText>
             </w:r>
             <w:r>
               <w:rPr>
@@ -2239,7 +2277,7 @@
               <w:tab w:val="left" w:pos="880"/>
               <w:tab w:val="right" w:leader="dot" w:pos="10195"/>
             </w:tabs>
-            <w:spacing w:after="0" w:line="360" w:lineRule="auto"/>
+            <w:spacing w:after="0"/>
             <w:ind w:left="0"/>
             <w:jc w:val="both"/>
             <w:rPr>
@@ -2249,7 +2287,7 @@
               <w:szCs w:val="28"/>
             </w:rPr>
           </w:pPr>
-          <w:hyperlink w:anchor="_Toc227614304" w:history="1">
+          <w:hyperlink w:anchor="_Toc227947226" w:history="1">
             <w:r>
               <w:rPr>
                 <w:rStyle w:val="a8"/>
@@ -2307,7 +2345,7 @@
                 <w:sz w:val="28"/>
                 <w:szCs w:val="28"/>
               </w:rPr>
-              <w:instrText xml:space="preserve"> PAGEREF _Toc227614304 \h </w:instrText>
+              <w:instrText xml:space="preserve"> PAGEREF _Toc227947226 \h </w:instrText>
             </w:r>
             <w:r>
               <w:rPr>
@@ -2357,7 +2395,7 @@
               <w:tab w:val="left" w:pos="880"/>
               <w:tab w:val="right" w:leader="dot" w:pos="10195"/>
             </w:tabs>
-            <w:spacing w:after="0" w:line="360" w:lineRule="auto"/>
+            <w:spacing w:after="0"/>
             <w:ind w:left="0"/>
             <w:jc w:val="both"/>
             <w:rPr>
@@ -2367,7 +2405,7 @@
               <w:szCs w:val="28"/>
             </w:rPr>
           </w:pPr>
-          <w:hyperlink w:anchor="_Toc227614305" w:history="1">
+          <w:hyperlink w:anchor="_Toc227947227" w:history="1">
             <w:r>
               <w:rPr>
                 <w:rStyle w:val="a8"/>
@@ -2425,7 +2463,7 @@
                 <w:sz w:val="28"/>
                 <w:szCs w:val="28"/>
               </w:rPr>
-              <w:instrText xml:space="preserve"> PAGEREF _Toc227614305 \h </w:instrText>
+              <w:instrText xml:space="preserve"> PAGEREF _Toc227947227 \h </w:instrText>
             </w:r>
             <w:r>
               <w:rPr>
@@ -2475,7 +2513,7 @@
               <w:tab w:val="left" w:pos="880"/>
               <w:tab w:val="right" w:leader="dot" w:pos="10195"/>
             </w:tabs>
-            <w:spacing w:after="0" w:line="360" w:lineRule="auto"/>
+            <w:spacing w:after="0"/>
             <w:ind w:left="0"/>
             <w:jc w:val="both"/>
             <w:rPr>
@@ -2485,7 +2523,7 @@
               <w:szCs w:val="28"/>
             </w:rPr>
           </w:pPr>
-          <w:hyperlink w:anchor="_Toc227614306" w:history="1">
+          <w:hyperlink w:anchor="_Toc227947228" w:history="1">
             <w:r>
               <w:rPr>
                 <w:rStyle w:val="a8"/>
@@ -2513,27 +2551,7 @@
                 <w:sz w:val="28"/>
                 <w:szCs w:val="28"/>
               </w:rPr>
-              <w:t>Основы проект</w:t>
-            </w:r>
-            <w:r>
-              <w:rPr>
-                <w:rStyle w:val="a8"/>
-                <w:rFonts w:ascii="Times New Roman" w:hAnsi="Times New Roman" w:cs="Times New Roman"/>
-                <w:noProof/>
-                <w:sz w:val="28"/>
-                <w:szCs w:val="28"/>
-              </w:rPr>
-              <w:t>и</w:t>
-            </w:r>
-            <w:r>
-              <w:rPr>
-                <w:rStyle w:val="a8"/>
-                <w:rFonts w:ascii="Times New Roman" w:hAnsi="Times New Roman" w:cs="Times New Roman"/>
-                <w:noProof/>
-                <w:sz w:val="28"/>
-                <w:szCs w:val="28"/>
-              </w:rPr>
-              <w:t>рования баз данных</w:t>
+              <w:t>Основы проектирования баз данных</w:t>
             </w:r>
             <w:r>
               <w:rPr>
@@ -2563,7 +2581,7 @@
                 <w:sz w:val="28"/>
                 <w:szCs w:val="28"/>
               </w:rPr>
-              <w:instrText xml:space="preserve"> PAGEREF _Toc227614306 \h </w:instrText>
+              <w:instrText xml:space="preserve"> PAGEREF _Toc227947228 \h </w:instrText>
             </w:r>
             <w:r>
               <w:rPr>
@@ -2613,7 +2631,7 @@
               <w:tab w:val="left" w:pos="880"/>
               <w:tab w:val="right" w:leader="dot" w:pos="10195"/>
             </w:tabs>
-            <w:spacing w:after="0" w:line="360" w:lineRule="auto"/>
+            <w:spacing w:after="0"/>
             <w:ind w:left="0"/>
             <w:jc w:val="both"/>
             <w:rPr>
@@ -2623,7 +2641,7 @@
               <w:szCs w:val="28"/>
             </w:rPr>
           </w:pPr>
-          <w:hyperlink w:anchor="_Toc227614307" w:history="1">
+          <w:hyperlink w:anchor="_Toc227947229" w:history="1">
             <w:r>
               <w:rPr>
                 <w:rStyle w:val="a8"/>
@@ -2681,7 +2699,7 @@
                 <w:sz w:val="28"/>
                 <w:szCs w:val="28"/>
               </w:rPr>
-              <w:instrText xml:space="preserve"> PAGEREF _Toc227614307 \h </w:instrText>
+              <w:instrText xml:space="preserve"> PAGEREF _Toc227947229 \h </w:instrText>
             </w:r>
             <w:r>
               <w:rPr>
@@ -2731,7 +2749,7 @@
               <w:tab w:val="left" w:pos="880"/>
               <w:tab w:val="right" w:leader="dot" w:pos="10195"/>
             </w:tabs>
-            <w:spacing w:after="0" w:line="360" w:lineRule="auto"/>
+            <w:spacing w:after="0"/>
             <w:ind w:left="0"/>
             <w:jc w:val="both"/>
             <w:rPr>
@@ -2741,7 +2759,7 @@
               <w:szCs w:val="28"/>
             </w:rPr>
           </w:pPr>
-          <w:hyperlink w:anchor="_Toc227614308" w:history="1">
+          <w:hyperlink w:anchor="_Toc227947230" w:history="1">
             <w:r>
               <w:rPr>
                 <w:rStyle w:val="a8"/>
@@ -2799,7 +2817,7 @@
                 <w:sz w:val="28"/>
                 <w:szCs w:val="28"/>
               </w:rPr>
-              <w:instrText xml:space="preserve"> PAGEREF _Toc227614308 \h </w:instrText>
+              <w:instrText xml:space="preserve"> PAGEREF _Toc227947230 \h </w:instrText>
             </w:r>
             <w:r>
               <w:rPr>
@@ -2849,7 +2867,7 @@
               <w:tab w:val="left" w:pos="880"/>
               <w:tab w:val="right" w:leader="dot" w:pos="10195"/>
             </w:tabs>
-            <w:spacing w:after="0" w:line="360" w:lineRule="auto"/>
+            <w:spacing w:after="0"/>
             <w:ind w:left="0"/>
             <w:jc w:val="both"/>
             <w:rPr>
@@ -2859,7 +2877,7 @@
               <w:szCs w:val="28"/>
             </w:rPr>
           </w:pPr>
-          <w:hyperlink w:anchor="_Toc227614309" w:history="1">
+          <w:hyperlink w:anchor="_Toc227947231" w:history="1">
             <w:r>
               <w:rPr>
                 <w:rStyle w:val="a8"/>
@@ -2887,27 +2905,7 @@
                 <w:sz w:val="28"/>
                 <w:szCs w:val="28"/>
               </w:rPr>
-              <w:t>Анализ сущ</w:t>
-            </w:r>
-            <w:r>
-              <w:rPr>
-                <w:rStyle w:val="a8"/>
-                <w:rFonts w:ascii="Times New Roman" w:hAnsi="Times New Roman" w:cs="Times New Roman"/>
-                <w:noProof/>
-                <w:sz w:val="28"/>
-                <w:szCs w:val="28"/>
-              </w:rPr>
-              <w:t>е</w:t>
-            </w:r>
-            <w:r>
-              <w:rPr>
-                <w:rStyle w:val="a8"/>
-                <w:rFonts w:ascii="Times New Roman" w:hAnsi="Times New Roman" w:cs="Times New Roman"/>
-                <w:noProof/>
-                <w:sz w:val="28"/>
-                <w:szCs w:val="28"/>
-              </w:rPr>
-              <w:t>ствующих решений</w:t>
+              <w:t>Анализ существующих решений</w:t>
             </w:r>
             <w:r>
               <w:rPr>
@@ -2937,7 +2935,7 @@
                 <w:sz w:val="28"/>
                 <w:szCs w:val="28"/>
               </w:rPr>
-              <w:instrText xml:space="preserve"> PAGEREF _Toc227614309 \h </w:instrText>
+              <w:instrText xml:space="preserve"> PAGEREF _Toc227947231 \h </w:instrText>
             </w:r>
             <w:r>
               <w:rPr>
@@ -2983,12 +2981,7 @@
         <w:p>
           <w:pPr>
             <w:pStyle w:val="11"/>
-            <w:tabs>
-              <w:tab w:val="left" w:pos="660"/>
-              <w:tab w:val="right" w:leader="dot" w:pos="10195"/>
-            </w:tabs>
-            <w:spacing w:after="0" w:line="360" w:lineRule="auto"/>
-            <w:jc w:val="both"/>
+            <w:spacing w:after="0"/>
             <w:rPr>
               <w:rFonts w:ascii="Times New Roman" w:hAnsi="Times New Roman" w:cs="Times New Roman"/>
               <w:noProof/>
@@ -2996,7 +2989,7 @@
               <w:szCs w:val="28"/>
             </w:rPr>
           </w:pPr>
-          <w:hyperlink w:anchor="_Toc227614310" w:history="1">
+          <w:hyperlink w:anchor="_Toc227947232" w:history="1">
             <w:r>
               <w:rPr>
                 <w:rStyle w:val="a8"/>
@@ -3024,7 +3017,17 @@
                 <w:sz w:val="28"/>
                 <w:szCs w:val="28"/>
               </w:rPr>
-              <w:t>Практическая часть. Создание сайта</w:t>
+              <w:t xml:space="preserve">Практическая </w:t>
+            </w:r>
+            <w:r>
+              <w:rPr>
+                <w:rStyle w:val="a8"/>
+                <w:rFonts w:ascii="Times New Roman" w:hAnsi="Times New Roman" w:cs="Times New Roman"/>
+                <w:noProof/>
+                <w:sz w:val="28"/>
+                <w:szCs w:val="28"/>
+              </w:rPr>
+              <w:t>часть. Создание сайта</w:t>
             </w:r>
             <w:r>
               <w:rPr>
@@ -3054,7 +3057,7 @@
                 <w:sz w:val="28"/>
                 <w:szCs w:val="28"/>
               </w:rPr>
-              <w:instrText xml:space="preserve"> PAGEREF _Toc227614310 \h </w:instrText>
+              <w:instrText xml:space="preserve"> PAGEREF _Toc227947232 \h </w:instrText>
             </w:r>
             <w:r>
               <w:rPr>
@@ -3104,7 +3107,7 @@
               <w:tab w:val="left" w:pos="880"/>
               <w:tab w:val="right" w:leader="dot" w:pos="10195"/>
             </w:tabs>
-            <w:spacing w:after="0" w:line="360" w:lineRule="auto"/>
+            <w:spacing w:after="0"/>
             <w:ind w:left="0"/>
             <w:jc w:val="both"/>
             <w:rPr>
@@ -3114,7 +3117,7 @@
               <w:szCs w:val="28"/>
             </w:rPr>
           </w:pPr>
-          <w:hyperlink w:anchor="_Toc227614311" w:history="1">
+          <w:hyperlink w:anchor="_Toc227947233" w:history="1">
             <w:r>
               <w:rPr>
                 <w:rStyle w:val="a8"/>
@@ -3172,7 +3175,7 @@
                 <w:sz w:val="28"/>
                 <w:szCs w:val="28"/>
               </w:rPr>
-              <w:instrText xml:space="preserve"> PAGEREF _Toc227614311 \h </w:instrText>
+              <w:instrText xml:space="preserve"> PAGEREF _Toc227947233 \h </w:instrText>
             </w:r>
             <w:r>
               <w:rPr>
@@ -3222,7 +3225,7 @@
               <w:tab w:val="left" w:pos="880"/>
               <w:tab w:val="right" w:leader="dot" w:pos="10195"/>
             </w:tabs>
-            <w:spacing w:after="0" w:line="360" w:lineRule="auto"/>
+            <w:spacing w:after="0"/>
             <w:ind w:left="0"/>
             <w:jc w:val="both"/>
             <w:rPr>
@@ -3232,7 +3235,7 @@
               <w:szCs w:val="28"/>
             </w:rPr>
           </w:pPr>
-          <w:hyperlink w:anchor="_Toc227614312" w:history="1">
+          <w:hyperlink w:anchor="_Toc227947234" w:history="1">
             <w:r>
               <w:rPr>
                 <w:rStyle w:val="a8"/>
@@ -3290,7 +3293,7 @@
                 <w:sz w:val="28"/>
                 <w:szCs w:val="28"/>
               </w:rPr>
-              <w:instrText xml:space="preserve"> PAGEREF _Toc227614312 \h </w:instrText>
+              <w:instrText xml:space="preserve"> PAGEREF _Toc227947234 \h </w:instrText>
             </w:r>
             <w:r>
               <w:rPr>
@@ -3340,7 +3343,7 @@
               <w:tab w:val="left" w:pos="880"/>
               <w:tab w:val="right" w:leader="dot" w:pos="10195"/>
             </w:tabs>
-            <w:spacing w:after="0" w:line="360" w:lineRule="auto"/>
+            <w:spacing w:after="0"/>
             <w:ind w:left="0"/>
             <w:jc w:val="both"/>
             <w:rPr>
@@ -3350,7 +3353,7 @@
               <w:szCs w:val="28"/>
             </w:rPr>
           </w:pPr>
-          <w:hyperlink w:anchor="_Toc227614313" w:history="1">
+          <w:hyperlink w:anchor="_Toc227947235" w:history="1">
             <w:r>
               <w:rPr>
                 <w:rStyle w:val="a8"/>
@@ -3408,7 +3411,7 @@
                 <w:sz w:val="28"/>
                 <w:szCs w:val="28"/>
               </w:rPr>
-              <w:instrText xml:space="preserve"> PAGEREF _Toc227614313 \h </w:instrText>
+              <w:instrText xml:space="preserve"> PAGEREF _Toc227947235 \h </w:instrText>
             </w:r>
             <w:r>
               <w:rPr>
@@ -3461,7 +3464,7 @@
               <w:szCs w:val="28"/>
             </w:rPr>
           </w:pPr>
-          <w:hyperlink w:anchor="_Toc227614314" w:history="1">
+          <w:hyperlink w:anchor="_Toc227947236" w:history="1">
             <w:r>
               <w:rPr>
                 <w:rStyle w:val="a8"/>
@@ -3519,7 +3522,7 @@
                 <w:sz w:val="28"/>
                 <w:szCs w:val="28"/>
               </w:rPr>
-              <w:instrText xml:space="preserve"> PAGEREF _Toc227614314 \h </w:instrText>
+              <w:instrText xml:space="preserve"> PAGEREF _Toc227947236 \h </w:instrText>
             </w:r>
             <w:r>
               <w:rPr>
@@ -3572,7 +3575,7 @@
               <w:szCs w:val="28"/>
             </w:rPr>
           </w:pPr>
-          <w:hyperlink w:anchor="_Toc227614315" w:history="1">
+          <w:hyperlink w:anchor="_Toc227947237" w:history="1">
             <w:r>
               <w:rPr>
                 <w:rStyle w:val="a8"/>
@@ -3600,27 +3603,7 @@
                 <w:sz w:val="28"/>
                 <w:szCs w:val="28"/>
               </w:rPr>
-              <w:t>Поля</w:t>
-            </w:r>
-            <w:r>
-              <w:rPr>
-                <w:rStyle w:val="a8"/>
-                <w:rFonts w:ascii="Times New Roman" w:hAnsi="Times New Roman" w:cs="Times New Roman"/>
-                <w:noProof/>
-                <w:sz w:val="28"/>
-                <w:szCs w:val="28"/>
-              </w:rPr>
-              <w:t xml:space="preserve"> </w:t>
-            </w:r>
-            <w:r>
-              <w:rPr>
-                <w:rStyle w:val="a8"/>
-                <w:rFonts w:ascii="Times New Roman" w:hAnsi="Times New Roman" w:cs="Times New Roman"/>
-                <w:noProof/>
-                <w:sz w:val="28"/>
-                <w:szCs w:val="28"/>
-              </w:rPr>
-              <w:t>моделей, связи</w:t>
+              <w:t>Поля моделей, связи</w:t>
             </w:r>
             <w:r>
               <w:rPr>
@@ -3650,7 +3633,7 @@
                 <w:sz w:val="28"/>
                 <w:szCs w:val="28"/>
               </w:rPr>
-              <w:instrText xml:space="preserve"> PAGEREF _Toc227614315 \h </w:instrText>
+              <w:instrText xml:space="preserve"> PAGEREF _Toc227947237 \h </w:instrText>
             </w:r>
             <w:r>
               <w:rPr>
@@ -3703,7 +3686,7 @@
               <w:szCs w:val="28"/>
             </w:rPr>
           </w:pPr>
-          <w:hyperlink w:anchor="_Toc227614316" w:history="1">
+          <w:hyperlink w:anchor="_Toc227947238" w:history="1">
             <w:r>
               <w:rPr>
                 <w:rStyle w:val="a8"/>
@@ -3761,7 +3744,7 @@
                 <w:sz w:val="28"/>
                 <w:szCs w:val="28"/>
               </w:rPr>
-              <w:instrText xml:space="preserve"> PAGEREF _Toc227614316 \h </w:instrText>
+              <w:instrText xml:space="preserve"> PAGEREF _Toc227947238 \h </w:instrText>
             </w:r>
             <w:r>
               <w:rPr>
@@ -3811,7 +3794,7 @@
               <w:tab w:val="left" w:pos="880"/>
               <w:tab w:val="right" w:leader="dot" w:pos="10195"/>
             </w:tabs>
-            <w:spacing w:after="0" w:line="360" w:lineRule="auto"/>
+            <w:spacing w:after="0"/>
             <w:ind w:left="0"/>
             <w:jc w:val="both"/>
             <w:rPr>
@@ -3821,7 +3804,7 @@
               <w:szCs w:val="28"/>
             </w:rPr>
           </w:pPr>
-          <w:hyperlink w:anchor="_Toc227614317" w:history="1">
+          <w:hyperlink w:anchor="_Toc227947239" w:history="1">
             <w:r>
               <w:rPr>
                 <w:rStyle w:val="a8"/>
@@ -3879,7 +3862,7 @@
                 <w:sz w:val="28"/>
                 <w:szCs w:val="28"/>
               </w:rPr>
-              <w:instrText xml:space="preserve"> PAGEREF _Toc227614317 \h </w:instrText>
+              <w:instrText xml:space="preserve"> PAGEREF _Toc227947239 \h </w:instrText>
             </w:r>
             <w:r>
               <w:rPr>
@@ -3932,7 +3915,7 @@
               <w:szCs w:val="28"/>
             </w:rPr>
           </w:pPr>
-          <w:hyperlink w:anchor="_Toc227614318" w:history="1">
+          <w:hyperlink w:anchor="_Toc227947240" w:history="1">
             <w:r>
               <w:rPr>
                 <w:rStyle w:val="a8"/>
@@ -3990,7 +3973,7 @@
                 <w:sz w:val="28"/>
                 <w:szCs w:val="28"/>
               </w:rPr>
-              <w:instrText xml:space="preserve"> PAGEREF _Toc227614318 \h </w:instrText>
+              <w:instrText xml:space="preserve"> PAGEREF _Toc227947240 \h </w:instrText>
             </w:r>
             <w:r>
               <w:rPr>
@@ -4043,7 +4026,7 @@
               <w:szCs w:val="28"/>
             </w:rPr>
           </w:pPr>
-          <w:hyperlink w:anchor="_Toc227614319" w:history="1">
+          <w:hyperlink w:anchor="_Toc227947241" w:history="1">
             <w:r>
               <w:rPr>
                 <w:rStyle w:val="a8"/>
@@ -4103,7 +4086,7 @@
                 <w:sz w:val="28"/>
                 <w:szCs w:val="28"/>
               </w:rPr>
-              <w:instrText xml:space="preserve"> PAGEREF _Toc227614319 \h </w:instrText>
+              <w:instrText xml:space="preserve"> PAGEREF _Toc227947241 \h </w:instrText>
             </w:r>
             <w:r>
               <w:rPr>
@@ -4153,7 +4136,7 @@
               <w:tab w:val="left" w:pos="880"/>
               <w:tab w:val="right" w:leader="dot" w:pos="10195"/>
             </w:tabs>
-            <w:spacing w:after="0" w:line="360" w:lineRule="auto"/>
+            <w:spacing w:after="0"/>
             <w:ind w:left="0"/>
             <w:jc w:val="both"/>
             <w:rPr>
@@ -4163,7 +4146,7 @@
               <w:szCs w:val="28"/>
             </w:rPr>
           </w:pPr>
-          <w:hyperlink w:anchor="_Toc227614320" w:history="1">
+          <w:hyperlink w:anchor="_Toc227947242" w:history="1">
             <w:r>
               <w:rPr>
                 <w:rStyle w:val="a8"/>
@@ -4221,7 +4204,7 @@
                 <w:sz w:val="28"/>
                 <w:szCs w:val="28"/>
               </w:rPr>
-              <w:instrText xml:space="preserve"> PAGEREF _Toc227614320 \h </w:instrText>
+              <w:instrText xml:space="preserve"> PAGEREF _Toc227947242 \h </w:instrText>
             </w:r>
             <w:r>
               <w:rPr>
@@ -4267,12 +4250,7 @@
         <w:p>
           <w:pPr>
             <w:pStyle w:val="11"/>
-            <w:tabs>
-              <w:tab w:val="left" w:pos="660"/>
-              <w:tab w:val="right" w:leader="dot" w:pos="10195"/>
-            </w:tabs>
-            <w:spacing w:after="0" w:line="360" w:lineRule="auto"/>
-            <w:jc w:val="both"/>
+            <w:spacing w:after="0"/>
             <w:rPr>
               <w:rFonts w:ascii="Times New Roman" w:hAnsi="Times New Roman" w:cs="Times New Roman"/>
               <w:noProof/>
@@ -4280,26 +4258,7 @@
               <w:szCs w:val="28"/>
             </w:rPr>
           </w:pPr>
-          <w:hyperlink w:anchor="_Toc227614321" w:history="1">
-            <w:r>
-              <w:rPr>
-                <w:rStyle w:val="a8"/>
-                <w:rFonts w:ascii="Times New Roman" w:hAnsi="Times New Roman" w:cs="Times New Roman"/>
-                <w:noProof/>
-                <w:sz w:val="28"/>
-                <w:szCs w:val="28"/>
-              </w:rPr>
-              <w:t>3.</w:t>
-            </w:r>
-            <w:r>
-              <w:rPr>
-                <w:rFonts w:ascii="Times New Roman" w:hAnsi="Times New Roman" w:cs="Times New Roman"/>
-                <w:noProof/>
-                <w:sz w:val="28"/>
-                <w:szCs w:val="28"/>
-              </w:rPr>
-              <w:tab/>
-            </w:r>
+          <w:hyperlink w:anchor="_Toc227947243" w:history="1">
             <w:r>
               <w:rPr>
                 <w:rStyle w:val="a8"/>
@@ -4338,7 +4297,7 @@
                 <w:sz w:val="28"/>
                 <w:szCs w:val="28"/>
               </w:rPr>
-              <w:instrText xml:space="preserve"> PAGEREF _Toc227614321 \h </w:instrText>
+              <w:instrText xml:space="preserve"> PAGEREF _Toc227947243 \h </w:instrText>
             </w:r>
             <w:r>
               <w:rPr>
@@ -4383,6 +4342,192 @@
         </w:p>
         <w:p>
           <w:pPr>
+            <w:pStyle w:val="11"/>
+            <w:spacing w:after="0"/>
+            <w:rPr>
+              <w:rFonts w:ascii="Times New Roman" w:hAnsi="Times New Roman" w:cs="Times New Roman"/>
+              <w:noProof/>
+              <w:sz w:val="28"/>
+              <w:szCs w:val="28"/>
+            </w:rPr>
+          </w:pPr>
+          <w:hyperlink w:anchor="_Toc227947244" w:history="1">
+            <w:r>
+              <w:rPr>
+                <w:rStyle w:val="a8"/>
+                <w:rFonts w:ascii="Times New Roman" w:hAnsi="Times New Roman" w:cs="Times New Roman"/>
+                <w:noProof/>
+                <w:sz w:val="28"/>
+                <w:szCs w:val="28"/>
+              </w:rPr>
+              <w:t>Список использованных источников</w:t>
+            </w:r>
+            <w:r>
+              <w:rPr>
+                <w:rFonts w:ascii="Times New Roman" w:hAnsi="Times New Roman" w:cs="Times New Roman"/>
+                <w:noProof/>
+                <w:webHidden/>
+                <w:sz w:val="28"/>
+                <w:szCs w:val="28"/>
+              </w:rPr>
+              <w:tab/>
+            </w:r>
+            <w:r>
+              <w:rPr>
+                <w:rFonts w:ascii="Times New Roman" w:hAnsi="Times New Roman" w:cs="Times New Roman"/>
+                <w:noProof/>
+                <w:webHidden/>
+                <w:sz w:val="28"/>
+                <w:szCs w:val="28"/>
+              </w:rPr>
+              <w:fldChar w:fldCharType="begin"/>
+            </w:r>
+            <w:r>
+              <w:rPr>
+                <w:rFonts w:ascii="Times New Roman" w:hAnsi="Times New Roman" w:cs="Times New Roman"/>
+                <w:noProof/>
+                <w:webHidden/>
+                <w:sz w:val="28"/>
+                <w:szCs w:val="28"/>
+              </w:rPr>
+              <w:instrText xml:space="preserve"> PAGEREF _Toc227947244 \h </w:instrText>
+            </w:r>
+            <w:r>
+              <w:rPr>
+                <w:rFonts w:ascii="Times New Roman" w:hAnsi="Times New Roman" w:cs="Times New Roman"/>
+                <w:noProof/>
+                <w:webHidden/>
+                <w:sz w:val="28"/>
+                <w:szCs w:val="28"/>
+              </w:rPr>
+            </w:r>
+            <w:r>
+              <w:rPr>
+                <w:rFonts w:ascii="Times New Roman" w:hAnsi="Times New Roman" w:cs="Times New Roman"/>
+                <w:noProof/>
+                <w:webHidden/>
+                <w:sz w:val="28"/>
+                <w:szCs w:val="28"/>
+              </w:rPr>
+              <w:fldChar w:fldCharType="separate"/>
+            </w:r>
+            <w:r>
+              <w:rPr>
+                <w:rFonts w:ascii="Times New Roman" w:hAnsi="Times New Roman" w:cs="Times New Roman"/>
+                <w:noProof/>
+                <w:webHidden/>
+                <w:sz w:val="28"/>
+                <w:szCs w:val="28"/>
+              </w:rPr>
+              <w:t>31</w:t>
+            </w:r>
+            <w:r>
+              <w:rPr>
+                <w:rFonts w:ascii="Times New Roman" w:hAnsi="Times New Roman" w:cs="Times New Roman"/>
+                <w:noProof/>
+                <w:webHidden/>
+                <w:sz w:val="28"/>
+                <w:szCs w:val="28"/>
+              </w:rPr>
+              <w:fldChar w:fldCharType="end"/>
+            </w:r>
+          </w:hyperlink>
+        </w:p>
+        <w:p>
+          <w:pPr>
+            <w:pStyle w:val="11"/>
+            <w:spacing w:after="0"/>
+            <w:rPr>
+              <w:rFonts w:ascii="Times New Roman" w:hAnsi="Times New Roman" w:cs="Times New Roman"/>
+              <w:noProof/>
+              <w:sz w:val="28"/>
+              <w:szCs w:val="28"/>
+            </w:rPr>
+          </w:pPr>
+          <w:hyperlink w:anchor="_Toc227947245" w:history="1">
+            <w:r>
+              <w:rPr>
+                <w:rStyle w:val="a8"/>
+                <w:rFonts w:ascii="Times New Roman" w:hAnsi="Times New Roman" w:cs="Times New Roman"/>
+                <w:noProof/>
+                <w:sz w:val="28"/>
+                <w:szCs w:val="28"/>
+              </w:rPr>
+              <w:t>Приложения</w:t>
+            </w:r>
+            <w:r>
+              <w:rPr>
+                <w:rFonts w:ascii="Times New Roman" w:hAnsi="Times New Roman" w:cs="Times New Roman"/>
+                <w:noProof/>
+                <w:webHidden/>
+                <w:sz w:val="28"/>
+                <w:szCs w:val="28"/>
+              </w:rPr>
+              <w:tab/>
+            </w:r>
+            <w:r>
+              <w:rPr>
+                <w:rFonts w:ascii="Times New Roman" w:hAnsi="Times New Roman" w:cs="Times New Roman"/>
+                <w:noProof/>
+                <w:webHidden/>
+                <w:sz w:val="28"/>
+                <w:szCs w:val="28"/>
+              </w:rPr>
+              <w:fldChar w:fldCharType="begin"/>
+            </w:r>
+            <w:r>
+              <w:rPr>
+                <w:rFonts w:ascii="Times New Roman" w:hAnsi="Times New Roman" w:cs="Times New Roman"/>
+                <w:noProof/>
+                <w:webHidden/>
+                <w:sz w:val="28"/>
+                <w:szCs w:val="28"/>
+              </w:rPr>
+              <w:instrText xml:space="preserve"> PAGEREF _Toc227947245 \h </w:instrText>
+            </w:r>
+            <w:r>
+              <w:rPr>
+                <w:rFonts w:ascii="Times New Roman" w:hAnsi="Times New Roman" w:cs="Times New Roman"/>
+                <w:noProof/>
+                <w:webHidden/>
+                <w:sz w:val="28"/>
+                <w:szCs w:val="28"/>
+              </w:rPr>
+            </w:r>
+            <w:r>
+              <w:rPr>
+                <w:rFonts w:ascii="Times New Roman" w:hAnsi="Times New Roman" w:cs="Times New Roman"/>
+                <w:noProof/>
+                <w:webHidden/>
+                <w:sz w:val="28"/>
+                <w:szCs w:val="28"/>
+              </w:rPr>
+              <w:fldChar w:fldCharType="separate"/>
+            </w:r>
+            <w:r>
+              <w:rPr>
+                <w:rFonts w:ascii="Times New Roman" w:hAnsi="Times New Roman" w:cs="Times New Roman"/>
+                <w:noProof/>
+                <w:webHidden/>
+                <w:sz w:val="28"/>
+                <w:szCs w:val="28"/>
+              </w:rPr>
+              <w:t>32</w:t>
+            </w:r>
+            <w:r>
+              <w:rPr>
+                <w:rFonts w:ascii="Times New Roman" w:hAnsi="Times New Roman" w:cs="Times New Roman"/>
+                <w:noProof/>
+                <w:webHidden/>
+                <w:sz w:val="28"/>
+                <w:szCs w:val="28"/>
+              </w:rPr>
+              <w:fldChar w:fldCharType="end"/>
+            </w:r>
+          </w:hyperlink>
+        </w:p>
+        <w:p>
+          <w:pPr>
             <w:spacing w:after="0" w:line="360" w:lineRule="auto"/>
             <w:jc w:val="both"/>
             <w:rPr>
@@ -4425,7 +4570,7 @@
           <w:color w:val="auto"/>
         </w:rPr>
       </w:pPr>
-      <w:bookmarkStart w:id="0" w:name="_Toc227614301"/>
+      <w:bookmarkStart w:id="0" w:name="_Toc227947223"/>
       <w:r>
         <w:rPr>
           <w:rFonts w:ascii="Times New Roman" w:hAnsi="Times New Roman" w:cs="Times New Roman"/>
@@ -4628,6 +4773,7 @@
         </w:rPr>
         <w:t xml:space="preserve"> работы является разработка веб-приложения на основе фреймворка </w:t>
       </w:r>
+      <w:proofErr w:type="spellStart"/>
       <w:r>
         <w:rPr>
           <w:rFonts w:ascii="Times New Roman" w:hAnsi="Times New Roman" w:cs="Times New Roman"/>
@@ -4637,6 +4783,7 @@
         </w:rPr>
         <w:t>Laravel</w:t>
       </w:r>
+      <w:proofErr w:type="spellEnd"/>
       <w:r>
         <w:rPr>
           <w:rFonts w:ascii="Times New Roman" w:hAnsi="Times New Roman" w:cs="Times New Roman"/>
@@ -4851,6 +4998,7 @@
         </w:rPr>
         <w:t xml:space="preserve">Разработать веб-приложение на </w:t>
       </w:r>
+      <w:proofErr w:type="spellStart"/>
       <w:r>
         <w:rPr>
           <w:rFonts w:ascii="Times New Roman" w:hAnsi="Times New Roman" w:cs="Times New Roman"/>
@@ -4860,6 +5008,7 @@
         </w:rPr>
         <w:t>Laravel</w:t>
       </w:r>
+      <w:proofErr w:type="spellEnd"/>
       <w:r>
         <w:rPr>
           <w:rFonts w:ascii="Times New Roman" w:hAnsi="Times New Roman" w:cs="Times New Roman"/>
@@ -5173,7 +5322,7 @@
           <w:color w:val="auto"/>
         </w:rPr>
       </w:pPr>
-      <w:bookmarkStart w:id="1" w:name="_Toc227614302"/>
+      <w:bookmarkStart w:id="1" w:name="_Toc227947224"/>
       <w:r>
         <w:rPr>
           <w:rFonts w:ascii="Times New Roman" w:hAnsi="Times New Roman" w:cs="Times New Roman"/>
@@ -5202,7 +5351,7 @@
         </w:numPr>
         <w:ind w:left="0" w:firstLine="0"/>
       </w:pPr>
-      <w:bookmarkStart w:id="2" w:name="_Toc227614303"/>
+      <w:bookmarkStart w:id="2" w:name="_Toc227947225"/>
       <w:r>
         <w:t>Понятие веб-приложений и их архитектура</w:t>
       </w:r>
@@ -5703,7 +5852,7 @@
           <w:szCs w:val="32"/>
         </w:rPr>
       </w:pPr>
-      <w:bookmarkStart w:id="3" w:name="_Toc227614304"/>
+      <w:bookmarkStart w:id="3" w:name="_Toc227947226"/>
       <w:r>
         <w:rPr>
           <w:rFonts w:ascii="Times New Roman" w:hAnsi="Times New Roman" w:cs="Times New Roman"/>
@@ -5952,6 +6101,7 @@
         </w:rPr>
         <w:t xml:space="preserve"> это концепция, которую можно реализовать в разных фреймфорках и средах, включая </w:t>
       </w:r>
+      <w:proofErr w:type="spellStart"/>
       <w:r>
         <w:rPr>
           <w:rFonts w:ascii="Times New Roman" w:hAnsi="Times New Roman" w:cs="Times New Roman"/>
@@ -5961,6 +6111,7 @@
         </w:rPr>
         <w:t>Laravel</w:t>
       </w:r>
+      <w:proofErr w:type="spellEnd"/>
       <w:r>
         <w:rPr>
           <w:rFonts w:ascii="Times New Roman" w:hAnsi="Times New Roman" w:cs="Times New Roman"/>
@@ -6157,16 +6308,14 @@
         </w:rPr>
         <w:t xml:space="preserve">Такое разделение позволяет избежать смешивания логики, интерфейса и данных в одном месте. </w:t>
       </w:r>
-      <w:proofErr w:type="gramStart"/>
-      <w:r>
-        <w:rPr>
-          <w:rFonts w:ascii="Times New Roman" w:hAnsi="Times New Roman" w:cs="Times New Roman"/>
-          <w:sz w:val="28"/>
-          <w:szCs w:val="28"/>
-        </w:rPr>
-        <w:t>Например</w:t>
-      </w:r>
-      <w:proofErr w:type="gramEnd"/>
+      <w:r>
+        <w:rPr>
+          <w:rFonts w:ascii="Times New Roman" w:hAnsi="Times New Roman" w:cs="Times New Roman"/>
+          <w:sz w:val="28"/>
+          <w:szCs w:val="28"/>
+        </w:rPr>
+        <w:t>Например,</w:t>
+      </w:r>
       <w:r>
         <w:rPr>
           <w:rFonts w:ascii="Times New Roman" w:hAnsi="Times New Roman" w:cs="Times New Roman"/>
@@ -6241,6 +6390,7 @@
         </w:rPr>
         <w:t xml:space="preserve">Фреймворк </w:t>
       </w:r>
+      <w:proofErr w:type="spellStart"/>
       <w:r>
         <w:rPr>
           <w:rFonts w:ascii="Times New Roman" w:hAnsi="Times New Roman" w:cs="Times New Roman"/>
@@ -6250,6 +6400,7 @@
         </w:rPr>
         <w:t>Laravel</w:t>
       </w:r>
+      <w:proofErr w:type="spellEnd"/>
       <w:r>
         <w:rPr>
           <w:rFonts w:ascii="Times New Roman" w:hAnsi="Times New Roman" w:cs="Times New Roman"/>
@@ -6275,6 +6426,7 @@
         </w:rPr>
         <w:t xml:space="preserve"> как основную архитектурную модель. В нем четко разделены директории для моделей, контроллеров и представлений, что помогает разработчику сразу понимать структуру приложения. Контроллеры в </w:t>
       </w:r>
+      <w:proofErr w:type="spellStart"/>
       <w:r>
         <w:rPr>
           <w:rFonts w:ascii="Times New Roman" w:hAnsi="Times New Roman" w:cs="Times New Roman"/>
@@ -6284,6 +6436,7 @@
         </w:rPr>
         <w:t>laravel</w:t>
       </w:r>
+      <w:proofErr w:type="spellEnd"/>
       <w:r>
         <w:rPr>
           <w:rFonts w:ascii="Times New Roman" w:hAnsi="Times New Roman" w:cs="Times New Roman"/>
@@ -6511,7 +6664,7 @@
           <w:szCs w:val="32"/>
         </w:rPr>
       </w:pPr>
-      <w:bookmarkStart w:id="4" w:name="_Toc227614305"/>
+      <w:bookmarkStart w:id="4" w:name="_Toc227947227"/>
       <w:r>
         <w:rPr>
           <w:rFonts w:ascii="Times New Roman" w:hAnsi="Times New Roman" w:cs="Times New Roman"/>
@@ -6558,6 +6711,7 @@
           <w:szCs w:val="28"/>
         </w:rPr>
       </w:pPr>
+      <w:proofErr w:type="spellStart"/>
       <w:r>
         <w:rPr>
           <w:rFonts w:ascii="Times New Roman" w:hAnsi="Times New Roman" w:cs="Times New Roman"/>
@@ -6567,6 +6721,7 @@
         </w:rPr>
         <w:t>Laravel</w:t>
       </w:r>
+      <w:proofErr w:type="spellEnd"/>
       <w:r>
         <w:rPr>
           <w:rFonts w:ascii="Times New Roman" w:hAnsi="Times New Roman" w:cs="Times New Roman"/>
@@ -6581,7 +6736,25 @@
           <w:sz w:val="28"/>
           <w:szCs w:val="28"/>
         </w:rPr>
-        <w:t xml:space="preserve">является одним из популярных и широко используемых фреймворков для разработки веб-приложений на языке </w:t>
+        <w:t xml:space="preserve">является одним из популярных и широко используемых </w:t>
+      </w:r>
+      <w:proofErr w:type="spellStart"/>
+      <w:r>
+        <w:rPr>
+          <w:rFonts w:ascii="Times New Roman" w:hAnsi="Times New Roman" w:cs="Times New Roman"/>
+          <w:sz w:val="28"/>
+          <w:szCs w:val="28"/>
+        </w:rPr>
+        <w:t>фреймворков</w:t>
+      </w:r>
+      <w:proofErr w:type="spellEnd"/>
+      <w:r>
+        <w:rPr>
+          <w:rFonts w:ascii="Times New Roman" w:hAnsi="Times New Roman" w:cs="Times New Roman"/>
+          <w:sz w:val="28"/>
+          <w:szCs w:val="28"/>
+        </w:rPr>
+        <w:t xml:space="preserve"> для разработки веб-приложений на языке </w:t>
       </w:r>
       <w:r>
         <w:rPr>
@@ -6626,6 +6799,7 @@
         <w:lastRenderedPageBreak/>
         <w:t xml:space="preserve">встроенных инструментов, которые упрощают процесс создание современных веб-приложений. </w:t>
       </w:r>
+      <w:proofErr w:type="spellStart"/>
       <w:r>
         <w:rPr>
           <w:rFonts w:ascii="Times New Roman" w:hAnsi="Times New Roman" w:cs="Times New Roman"/>
@@ -6635,6 +6809,7 @@
         </w:rPr>
         <w:t>Laravel</w:t>
       </w:r>
+      <w:proofErr w:type="spellEnd"/>
       <w:r>
         <w:rPr>
           <w:rFonts w:ascii="Times New Roman" w:hAnsi="Times New Roman" w:cs="Times New Roman"/>
@@ -6663,6 +6838,7 @@
         </w:rPr>
         <w:t xml:space="preserve">Одной из ключевых особенностей </w:t>
       </w:r>
+      <w:proofErr w:type="spellStart"/>
       <w:r>
         <w:rPr>
           <w:rFonts w:ascii="Times New Roman" w:hAnsi="Times New Roman" w:cs="Times New Roman"/>
@@ -6672,6 +6848,7 @@
         </w:rPr>
         <w:t>Laravel</w:t>
       </w:r>
+      <w:proofErr w:type="spellEnd"/>
       <w:r>
         <w:rPr>
           <w:rFonts w:ascii="Times New Roman" w:hAnsi="Times New Roman" w:cs="Times New Roman"/>
@@ -6713,6 +6890,7 @@
         </w:rPr>
         <w:t xml:space="preserve">. В </w:t>
       </w:r>
+      <w:proofErr w:type="spellStart"/>
       <w:r>
         <w:rPr>
           <w:rFonts w:ascii="Times New Roman" w:hAnsi="Times New Roman" w:cs="Times New Roman"/>
@@ -6722,6 +6900,7 @@
         </w:rPr>
         <w:t>Laravel</w:t>
       </w:r>
+      <w:proofErr w:type="spellEnd"/>
       <w:r>
         <w:rPr>
           <w:rFonts w:ascii="Times New Roman" w:hAnsi="Times New Roman" w:cs="Times New Roman"/>
@@ -6774,6 +6953,7 @@
           <w:szCs w:val="28"/>
         </w:rPr>
       </w:pPr>
+      <w:proofErr w:type="spellStart"/>
       <w:r>
         <w:rPr>
           <w:rFonts w:ascii="Times New Roman" w:hAnsi="Times New Roman" w:cs="Times New Roman"/>
@@ -6783,6 +6963,7 @@
         </w:rPr>
         <w:t>Laravel</w:t>
       </w:r>
+      <w:proofErr w:type="spellEnd"/>
       <w:r>
         <w:rPr>
           <w:rFonts w:ascii="Times New Roman" w:hAnsi="Times New Roman" w:cs="Times New Roman"/>
@@ -6862,6 +7043,7 @@
         </w:rPr>
         <w:t xml:space="preserve">Кроме того, </w:t>
       </w:r>
+      <w:proofErr w:type="spellStart"/>
       <w:r>
         <w:rPr>
           <w:rFonts w:ascii="Times New Roman" w:hAnsi="Times New Roman" w:cs="Times New Roman"/>
@@ -6871,6 +7053,7 @@
         </w:rPr>
         <w:t>Laravel</w:t>
       </w:r>
+      <w:proofErr w:type="spellEnd"/>
       <w:r>
         <w:rPr>
           <w:rFonts w:ascii="Times New Roman" w:hAnsi="Times New Roman" w:cs="Times New Roman"/>
@@ -6907,6 +7090,7 @@
         </w:rPr>
         <w:t xml:space="preserve">В </w:t>
       </w:r>
+      <w:proofErr w:type="spellStart"/>
       <w:r>
         <w:rPr>
           <w:rFonts w:ascii="Times New Roman" w:hAnsi="Times New Roman" w:cs="Times New Roman"/>
@@ -6916,6 +7100,7 @@
         </w:rPr>
         <w:t>Laravel</w:t>
       </w:r>
+      <w:proofErr w:type="spellEnd"/>
       <w:r>
         <w:rPr>
           <w:rFonts w:ascii="Times New Roman" w:hAnsi="Times New Roman" w:cs="Times New Roman"/>
@@ -6995,6 +7180,7 @@
           <w:szCs w:val="28"/>
         </w:rPr>
       </w:pPr>
+      <w:proofErr w:type="spellStart"/>
       <w:r>
         <w:rPr>
           <w:rFonts w:ascii="Times New Roman" w:hAnsi="Times New Roman" w:cs="Times New Roman"/>
@@ -7004,6 +7190,7 @@
         </w:rPr>
         <w:t>Laravel</w:t>
       </w:r>
+      <w:proofErr w:type="spellEnd"/>
       <w:r>
         <w:rPr>
           <w:rFonts w:ascii="Times New Roman" w:hAnsi="Times New Roman" w:cs="Times New Roman"/>
@@ -7099,6 +7286,7 @@
         </w:rPr>
         <w:t xml:space="preserve">Для разработки веб-приложения, связанного с генерацией турнирных сеток, </w:t>
       </w:r>
+      <w:proofErr w:type="spellStart"/>
       <w:r>
         <w:rPr>
           <w:rFonts w:ascii="Times New Roman" w:hAnsi="Times New Roman" w:cs="Times New Roman"/>
@@ -7108,6 +7296,7 @@
         </w:rPr>
         <w:t>Laravel</w:t>
       </w:r>
+      <w:proofErr w:type="spellEnd"/>
       <w:r>
         <w:rPr>
           <w:rFonts w:ascii="Times New Roman" w:hAnsi="Times New Roman" w:cs="Times New Roman"/>
@@ -7136,6 +7325,7 @@
         </w:rPr>
         <w:t xml:space="preserve">Таким образом, </w:t>
       </w:r>
+      <w:proofErr w:type="spellStart"/>
       <w:r>
         <w:rPr>
           <w:rFonts w:ascii="Times New Roman" w:hAnsi="Times New Roman" w:cs="Times New Roman"/>
@@ -7145,6 +7335,7 @@
         </w:rPr>
         <w:t>Laravel</w:t>
       </w:r>
+      <w:proofErr w:type="spellEnd"/>
       <w:r>
         <w:rPr>
           <w:rFonts w:ascii="Times New Roman" w:hAnsi="Times New Roman" w:cs="Times New Roman"/>
@@ -7192,7 +7383,7 @@
           <w:szCs w:val="32"/>
         </w:rPr>
       </w:pPr>
-      <w:bookmarkStart w:id="5" w:name="_Toc227614306"/>
+      <w:bookmarkStart w:id="5" w:name="_Toc227947228"/>
       <w:r>
         <w:rPr>
           <w:rFonts w:ascii="Times New Roman" w:hAnsi="Times New Roman" w:cs="Times New Roman"/>
@@ -7435,7 +7626,7 @@
           <w:szCs w:val="32"/>
         </w:rPr>
       </w:pPr>
-      <w:bookmarkStart w:id="6" w:name="_Toc227614307"/>
+      <w:bookmarkStart w:id="6" w:name="_Toc227947229"/>
       <w:r>
         <w:rPr>
           <w:rFonts w:ascii="Times New Roman" w:hAnsi="Times New Roman" w:cs="Times New Roman"/>
@@ -7515,6 +7706,7 @@
         </w:rPr>
         <w:t xml:space="preserve">Оптимизация веб-приложений направлена на повышение скорости работы и снижение нагрузки на сервер. Одним из ключевых направлений является эффективная работа с базой данных. Для этого используются индексы, оптимизированные запросы и кэширование часто используемых данных. Кэширование позволяет уменьшить количество обращений к базе данных и ускорить загрузку страниц. В </w:t>
       </w:r>
+      <w:proofErr w:type="spellStart"/>
       <w:r>
         <w:rPr>
           <w:rFonts w:ascii="Times New Roman" w:hAnsi="Times New Roman" w:cs="Times New Roman"/>
@@ -7524,6 +7716,7 @@
         </w:rPr>
         <w:t>Laravel</w:t>
       </w:r>
+      <w:proofErr w:type="spellEnd"/>
       <w:r>
         <w:rPr>
           <w:rFonts w:ascii="Times New Roman" w:hAnsi="Times New Roman" w:cs="Times New Roman"/>
@@ -7532,6 +7725,7 @@
         </w:rPr>
         <w:t xml:space="preserve"> для этих целей предусмотрены встроенные инструменты кэширования, поддерживающие различные драйверы, от файлового хранилища до </w:t>
       </w:r>
+      <w:proofErr w:type="spellStart"/>
       <w:r>
         <w:rPr>
           <w:rFonts w:ascii="Times New Roman" w:hAnsi="Times New Roman" w:cs="Times New Roman"/>
@@ -7541,6 +7735,7 @@
         </w:rPr>
         <w:t>Redis</w:t>
       </w:r>
+      <w:proofErr w:type="spellEnd"/>
       <w:r>
         <w:rPr>
           <w:rFonts w:ascii="Times New Roman" w:hAnsi="Times New Roman" w:cs="Times New Roman"/>
@@ -7557,6 +7752,7 @@
         </w:rPr>
         <w:t xml:space="preserve">и </w:t>
       </w:r>
+      <w:proofErr w:type="spellStart"/>
       <w:r>
         <w:rPr>
           <w:rFonts w:ascii="Times New Roman" w:hAnsi="Times New Roman" w:cs="Times New Roman"/>
@@ -7566,6 +7762,7 @@
         </w:rPr>
         <w:t>Memcached</w:t>
       </w:r>
+      <w:proofErr w:type="spellEnd"/>
       <w:r>
         <w:rPr>
           <w:rFonts w:ascii="Times New Roman" w:hAnsi="Times New Roman" w:cs="Times New Roman"/>
@@ -7647,6 +7844,7 @@
         </w:rPr>
         <w:t xml:space="preserve">инъекция, которая возникает при неправильной обработке пользовательского ввода. </w:t>
       </w:r>
+      <w:proofErr w:type="spellStart"/>
       <w:r>
         <w:rPr>
           <w:rFonts w:ascii="Times New Roman" w:hAnsi="Times New Roman" w:cs="Times New Roman"/>
@@ -7656,6 +7854,7 @@
         </w:rPr>
         <w:t>Laravel</w:t>
       </w:r>
+      <w:proofErr w:type="spellEnd"/>
       <w:r>
         <w:rPr>
           <w:rFonts w:ascii="Times New Roman" w:hAnsi="Times New Roman" w:cs="Times New Roman"/>
@@ -7790,6 +7989,7 @@
         </w:rPr>
         <w:t xml:space="preserve"> </w:t>
       </w:r>
+      <w:proofErr w:type="spellStart"/>
       <w:r>
         <w:rPr>
           <w:rFonts w:ascii="Times New Roman" w:hAnsi="Times New Roman" w:cs="Times New Roman"/>
@@ -7799,6 +7999,7 @@
         </w:rPr>
         <w:t>Laravel</w:t>
       </w:r>
+      <w:proofErr w:type="spellEnd"/>
       <w:r>
         <w:rPr>
           <w:rFonts w:ascii="Times New Roman" w:hAnsi="Times New Roman" w:cs="Times New Roman"/>
@@ -7885,6 +8086,7 @@
         </w:rPr>
         <w:t xml:space="preserve">-атак, направленных на выполнение нежелательных действий от имени пользователя. </w:t>
       </w:r>
+      <w:proofErr w:type="spellStart"/>
       <w:r>
         <w:rPr>
           <w:rFonts w:ascii="Times New Roman" w:hAnsi="Times New Roman" w:cs="Times New Roman"/>
@@ -7894,6 +8096,7 @@
         </w:rPr>
         <w:t>Laravel</w:t>
       </w:r>
+      <w:proofErr w:type="spellEnd"/>
       <w:r>
         <w:rPr>
           <w:rFonts w:ascii="Times New Roman" w:hAnsi="Times New Roman" w:cs="Times New Roman"/>
@@ -7925,7 +8128,25 @@
           <w:sz w:val="28"/>
           <w:szCs w:val="28"/>
         </w:rPr>
-        <w:t xml:space="preserve">-токенов, который проверяет подлинность каждого запроса, </w:t>
+        <w:t>-</w:t>
+      </w:r>
+      <w:proofErr w:type="spellStart"/>
+      <w:r>
+        <w:rPr>
+          <w:rFonts w:ascii="Times New Roman" w:hAnsi="Times New Roman" w:cs="Times New Roman"/>
+          <w:sz w:val="28"/>
+          <w:szCs w:val="28"/>
+        </w:rPr>
+        <w:t>токенов</w:t>
+      </w:r>
+      <w:proofErr w:type="spellEnd"/>
+      <w:r>
+        <w:rPr>
+          <w:rFonts w:ascii="Times New Roman" w:hAnsi="Times New Roman" w:cs="Times New Roman"/>
+          <w:sz w:val="28"/>
+          <w:szCs w:val="28"/>
+        </w:rPr>
+        <w:t xml:space="preserve">, который проверяет подлинность каждого запроса, </w:t>
       </w:r>
       <w:r>
         <w:rPr>
@@ -8031,7 +8252,7 @@
           <w:szCs w:val="32"/>
         </w:rPr>
       </w:pPr>
-      <w:bookmarkStart w:id="7" w:name="_Toc227614308"/>
+      <w:bookmarkStart w:id="7" w:name="_Toc227947230"/>
       <w:r>
         <w:rPr>
           <w:rFonts w:ascii="Times New Roman" w:hAnsi="Times New Roman" w:cs="Times New Roman"/>
@@ -8589,7 +8810,7 @@
           <w:szCs w:val="32"/>
         </w:rPr>
       </w:pPr>
-      <w:bookmarkStart w:id="8" w:name="_Toc227614309"/>
+      <w:bookmarkStart w:id="8" w:name="_Toc227947231"/>
       <w:r>
         <w:rPr>
           <w:rFonts w:ascii="Times New Roman" w:hAnsi="Times New Roman" w:cs="Times New Roman"/>
@@ -8631,7 +8852,25 @@
           <w:sz w:val="28"/>
           <w:szCs w:val="28"/>
         </w:rPr>
-        <w:t>На сегодняшний существует множество онлайн-сервисов и программных инструментов, предназначенных для проведения турниров и формирования турнирных сеток. Большинство из них ориентированы на массовые соревнования, киберспорт или спортивные мероприятия, где требуется автоматизация процессов и удобная визуализация результатов. Однако, несмотря на широкий выбор, многие решения имеют ограничения, которые делают их использование неудобным в учебных или небольших любительских проектах.</w:t>
+        <w:t xml:space="preserve">На сегодняшний существует множество онлайн-сервисов и программных инструментов, предназначенных для проведения турниров и формирования турнирных сеток. Большинство из них ориентированы на массовые соревнования, </w:t>
+      </w:r>
+      <w:proofErr w:type="spellStart"/>
+      <w:r>
+        <w:rPr>
+          <w:rFonts w:ascii="Times New Roman" w:hAnsi="Times New Roman" w:cs="Times New Roman"/>
+          <w:sz w:val="28"/>
+          <w:szCs w:val="28"/>
+        </w:rPr>
+        <w:t>киберспорт</w:t>
+      </w:r>
+      <w:proofErr w:type="spellEnd"/>
+      <w:r>
+        <w:rPr>
+          <w:rFonts w:ascii="Times New Roman" w:hAnsi="Times New Roman" w:cs="Times New Roman"/>
+          <w:sz w:val="28"/>
+          <w:szCs w:val="28"/>
+        </w:rPr>
+        <w:t xml:space="preserve"> или спортивные мероприятия, где требуется автоматизация процессов и удобная визуализация результатов. Однако, несмотря на широкий выбор, многие решения имеют ограничения, которые делают их использование неудобным в учебных или небольших любительских проектах.</w:t>
       </w:r>
     </w:p>
     <w:p>
@@ -9147,7 +9386,7 @@
           <w:szCs w:val="32"/>
         </w:rPr>
       </w:pPr>
-      <w:bookmarkStart w:id="9" w:name="_Toc227614310"/>
+      <w:bookmarkStart w:id="9" w:name="_Toc227947232"/>
       <w:r>
         <w:rPr>
           <w:rFonts w:ascii="Times New Roman" w:hAnsi="Times New Roman" w:cs="Times New Roman"/>
@@ -9178,7 +9417,7 @@
           <w:szCs w:val="32"/>
         </w:rPr>
       </w:pPr>
-      <w:bookmarkStart w:id="10" w:name="_Toc227614311"/>
+      <w:bookmarkStart w:id="10" w:name="_Toc227947233"/>
       <w:r>
         <w:rPr>
           <w:rFonts w:ascii="Times New Roman" w:hAnsi="Times New Roman" w:cs="Times New Roman"/>
@@ -9768,6 +10007,7 @@
         </w:rPr>
         <w:t xml:space="preserve">, поскольку она не требует установки серверного окружения, легко интегрируется с </w:t>
       </w:r>
+      <w:proofErr w:type="spellStart"/>
       <w:r>
         <w:rPr>
           <w:rFonts w:ascii="Times New Roman" w:hAnsi="Times New Roman" w:cs="Times New Roman"/>
@@ -9777,6 +10017,7 @@
         </w:rPr>
         <w:t>Laravel</w:t>
       </w:r>
+      <w:proofErr w:type="spellEnd"/>
       <w:r>
         <w:rPr>
           <w:rFonts w:ascii="Times New Roman" w:hAnsi="Times New Roman" w:cs="Times New Roman"/>
@@ -9814,6 +10055,7 @@
         </w:rPr>
         <w:t xml:space="preserve">В качестве серверной части используется фреймворк </w:t>
       </w:r>
+      <w:proofErr w:type="spellStart"/>
       <w:r>
         <w:rPr>
           <w:rFonts w:ascii="Times New Roman" w:hAnsi="Times New Roman" w:cs="Times New Roman"/>
@@ -9823,6 +10065,7 @@
         </w:rPr>
         <w:t>Laravel</w:t>
       </w:r>
+      <w:proofErr w:type="spellEnd"/>
       <w:r>
         <w:rPr>
           <w:rFonts w:ascii="Times New Roman" w:hAnsi="Times New Roman" w:cs="Times New Roman"/>
@@ -9899,7 +10142,7 @@
           <w:szCs w:val="32"/>
         </w:rPr>
       </w:pPr>
-      <w:bookmarkStart w:id="11" w:name="_Toc227614312"/>
+      <w:bookmarkStart w:id="11" w:name="_Toc227947234"/>
       <w:r>
         <w:rPr>
           <w:rFonts w:ascii="Times New Roman" w:hAnsi="Times New Roman" w:cs="Times New Roman"/>
@@ -10490,7 +10733,7 @@
           <w:szCs w:val="32"/>
         </w:rPr>
       </w:pPr>
-      <w:bookmarkStart w:id="12" w:name="_Toc227614313"/>
+      <w:bookmarkStart w:id="12" w:name="_Toc227947235"/>
       <w:r>
         <w:rPr>
           <w:rFonts w:ascii="Times New Roman" w:hAnsi="Times New Roman" w:cs="Times New Roman"/>
@@ -10548,8 +10791,27 @@
           <w:sz w:val="28"/>
           <w:szCs w:val="28"/>
         </w:rPr>
-        <w:t xml:space="preserve">, однако в практической части рассматривается не теоретическая модель, а ее конкретная реализация в рамках проекта. Приложение на фреймворке </w:t>
-      </w:r>
+        <w:t xml:space="preserve">, однако в практической части рассматривается не теоретическая модель, а ее конкретная реализация в рамках проекта. Приложение на </w:t>
+      </w:r>
+      <w:proofErr w:type="spellStart"/>
+      <w:r>
+        <w:rPr>
+          <w:rFonts w:ascii="Times New Roman" w:hAnsi="Times New Roman" w:cs="Times New Roman"/>
+          <w:sz w:val="28"/>
+          <w:szCs w:val="28"/>
+        </w:rPr>
+        <w:t>фреймворке</w:t>
+      </w:r>
+      <w:proofErr w:type="spellEnd"/>
+      <w:r>
+        <w:rPr>
+          <w:rFonts w:ascii="Times New Roman" w:hAnsi="Times New Roman" w:cs="Times New Roman"/>
+          <w:sz w:val="28"/>
+          <w:szCs w:val="28"/>
+        </w:rPr>
+        <w:t xml:space="preserve"> </w:t>
+      </w:r>
+      <w:proofErr w:type="spellStart"/>
       <w:r>
         <w:rPr>
           <w:rFonts w:ascii="Times New Roman" w:hAnsi="Times New Roman" w:cs="Times New Roman"/>
@@ -10559,6 +10821,7 @@
         </w:rPr>
         <w:t>Laravel</w:t>
       </w:r>
+      <w:proofErr w:type="spellEnd"/>
       <w:r>
         <w:rPr>
           <w:rFonts w:ascii="Times New Roman" w:hAnsi="Times New Roman" w:cs="Times New Roman"/>
@@ -10764,6 +11027,7 @@
         </w:rPr>
         <w:t>.</w:t>
       </w:r>
+      <w:proofErr w:type="spellStart"/>
       <w:r>
         <w:rPr>
           <w:rFonts w:ascii="Times New Roman" w:hAnsi="Times New Roman" w:cs="Times New Roman"/>
@@ -10773,6 +11037,7 @@
         </w:rPr>
         <w:t>php</w:t>
       </w:r>
+      <w:proofErr w:type="spellEnd"/>
       <w:r>
         <w:rPr>
           <w:rFonts w:ascii="Times New Roman" w:hAnsi="Times New Roman" w:cs="Times New Roman"/>
@@ -10872,7 +11137,7 @@
         </w:rPr>
         <w:t xml:space="preserve"> </w:t>
       </w:r>
-      <w:bookmarkStart w:id="13" w:name="_Toc227614314"/>
+      <w:bookmarkStart w:id="13" w:name="_Toc227947236"/>
       <w:r>
         <w:rPr>
           <w:rFonts w:ascii="Times New Roman" w:hAnsi="Times New Roman" w:cs="Times New Roman"/>
@@ -10923,6 +11188,7 @@
         </w:rPr>
         <w:t xml:space="preserve">Поскольку архитектуры </w:t>
       </w:r>
+      <w:proofErr w:type="spellStart"/>
       <w:r>
         <w:rPr>
           <w:rFonts w:ascii="Times New Roman" w:hAnsi="Times New Roman" w:cs="Times New Roman"/>
@@ -10932,6 +11198,7 @@
         </w:rPr>
         <w:t>Laravel</w:t>
       </w:r>
+      <w:proofErr w:type="spellEnd"/>
       <w:r>
         <w:rPr>
           <w:rFonts w:ascii="Times New Roman" w:hAnsi="Times New Roman" w:cs="Times New Roman"/>
@@ -11955,7 +12222,7 @@
           <w:szCs w:val="32"/>
         </w:rPr>
       </w:pPr>
-      <w:bookmarkStart w:id="14" w:name="_Toc227614315"/>
+      <w:bookmarkStart w:id="14" w:name="_Toc227947237"/>
       <w:r>
         <w:rPr>
           <w:rFonts w:ascii="Times New Roman" w:hAnsi="Times New Roman" w:cs="Times New Roman"/>
@@ -12104,7 +12371,25 @@
           <w:szCs w:val="28"/>
           <w:lang w:val="en-US"/>
         </w:rPr>
-        <w:t>$fillable: name, email, password, role.</w:t>
+        <w:t>$f</w:t>
+      </w:r>
+      <w:r>
+        <w:rPr>
+          <w:rFonts w:ascii="Times New Roman" w:hAnsi="Times New Roman" w:cs="Times New Roman"/>
+          <w:sz w:val="28"/>
+          <w:szCs w:val="28"/>
+          <w:lang w:val="en-US"/>
+        </w:rPr>
+        <w:t>illable: name, email, password, role</w:t>
+      </w:r>
+      <w:r>
+        <w:rPr>
+          <w:rFonts w:ascii="Times New Roman" w:hAnsi="Times New Roman" w:cs="Times New Roman"/>
+          <w:sz w:val="28"/>
+          <w:szCs w:val="28"/>
+          <w:lang w:val="en-US"/>
+        </w:rPr>
+        <w:t>.</w:t>
       </w:r>
     </w:p>
     <w:p>
@@ -14720,7 +15005,7 @@
           <w:szCs w:val="32"/>
         </w:rPr>
       </w:pPr>
-      <w:bookmarkStart w:id="15" w:name="_Toc227614316"/>
+      <w:bookmarkStart w:id="15" w:name="_Toc227947238"/>
       <w:r>
         <w:rPr>
           <w:rFonts w:ascii="Times New Roman" w:hAnsi="Times New Roman" w:cs="Times New Roman"/>
@@ -14847,7 +15132,6 @@
           <w:szCs w:val="28"/>
         </w:rPr>
       </w:pPr>
-      <w:proofErr w:type="gramStart"/>
       <w:r>
         <w:rPr>
           <w:rFonts w:ascii="Times New Roman" w:hAnsi="Times New Roman" w:cs="Times New Roman"/>
@@ -14863,16 +15147,7 @@
           <w:sz w:val="28"/>
           <w:szCs w:val="28"/>
         </w:rPr>
-        <w:t>(</w:t>
-      </w:r>
-      <w:proofErr w:type="gramEnd"/>
-      <w:r>
-        <w:rPr>
-          <w:rFonts w:ascii="Times New Roman" w:hAnsi="Times New Roman" w:cs="Times New Roman"/>
-          <w:sz w:val="28"/>
-          <w:szCs w:val="28"/>
-        </w:rPr>
-        <w:t xml:space="preserve">) </w:t>
+        <w:t xml:space="preserve">() </w:t>
       </w:r>
       <w:r>
         <w:rPr>
@@ -14907,7 +15182,6 @@
           <w:szCs w:val="28"/>
         </w:rPr>
       </w:pPr>
-      <w:proofErr w:type="gramStart"/>
       <w:r>
         <w:rPr>
           <w:rFonts w:ascii="Times New Roman" w:hAnsi="Times New Roman" w:cs="Times New Roman"/>
@@ -14923,16 +15197,7 @@
           <w:sz w:val="28"/>
           <w:szCs w:val="28"/>
         </w:rPr>
-        <w:t>(</w:t>
-      </w:r>
-      <w:proofErr w:type="gramEnd"/>
-      <w:r>
-        <w:rPr>
-          <w:rFonts w:ascii="Times New Roman" w:hAnsi="Times New Roman" w:cs="Times New Roman"/>
-          <w:sz w:val="28"/>
-          <w:szCs w:val="28"/>
-        </w:rPr>
-        <w:t xml:space="preserve">) </w:t>
+        <w:t xml:space="preserve">() </w:t>
       </w:r>
       <w:r>
         <w:rPr>
@@ -14967,7 +15232,6 @@
           <w:szCs w:val="28"/>
         </w:rPr>
       </w:pPr>
-      <w:proofErr w:type="gramStart"/>
       <w:r>
         <w:rPr>
           <w:rFonts w:ascii="Times New Roman" w:hAnsi="Times New Roman" w:cs="Times New Roman"/>
@@ -14983,16 +15247,7 @@
           <w:sz w:val="28"/>
           <w:szCs w:val="28"/>
         </w:rPr>
-        <w:t>(</w:t>
-      </w:r>
-      <w:proofErr w:type="gramEnd"/>
-      <w:r>
-        <w:rPr>
-          <w:rFonts w:ascii="Times New Roman" w:hAnsi="Times New Roman" w:cs="Times New Roman"/>
-          <w:sz w:val="28"/>
-          <w:szCs w:val="28"/>
-        </w:rPr>
-        <w:t xml:space="preserve">) </w:t>
+        <w:t xml:space="preserve">() </w:t>
       </w:r>
       <w:r>
         <w:rPr>
@@ -15027,7 +15282,6 @@
           <w:szCs w:val="28"/>
         </w:rPr>
       </w:pPr>
-      <w:proofErr w:type="gramStart"/>
       <w:r>
         <w:rPr>
           <w:rFonts w:ascii="Times New Roman" w:hAnsi="Times New Roman" w:cs="Times New Roman"/>
@@ -15043,16 +15297,7 @@
           <w:sz w:val="28"/>
           <w:szCs w:val="28"/>
         </w:rPr>
-        <w:t>(</w:t>
-      </w:r>
-      <w:proofErr w:type="gramEnd"/>
-      <w:r>
-        <w:rPr>
-          <w:rFonts w:ascii="Times New Roman" w:hAnsi="Times New Roman" w:cs="Times New Roman"/>
-          <w:sz w:val="28"/>
-          <w:szCs w:val="28"/>
-        </w:rPr>
-        <w:t>$</w:t>
+        <w:t>($</w:t>
       </w:r>
       <w:r>
         <w:rPr>
@@ -15104,7 +15349,6 @@
           <w:szCs w:val="28"/>
         </w:rPr>
       </w:pPr>
-      <w:proofErr w:type="gramStart"/>
       <w:r>
         <w:rPr>
           <w:rFonts w:ascii="Times New Roman" w:hAnsi="Times New Roman" w:cs="Times New Roman"/>
@@ -15120,16 +15364,7 @@
           <w:sz w:val="28"/>
           <w:szCs w:val="28"/>
         </w:rPr>
-        <w:t>(</w:t>
-      </w:r>
-      <w:proofErr w:type="gramEnd"/>
-      <w:r>
-        <w:rPr>
-          <w:rFonts w:ascii="Times New Roman" w:hAnsi="Times New Roman" w:cs="Times New Roman"/>
-          <w:sz w:val="28"/>
-          <w:szCs w:val="28"/>
-        </w:rPr>
-        <w:t>$</w:t>
+        <w:t>($</w:t>
       </w:r>
       <w:r>
         <w:rPr>
@@ -15181,25 +15416,14 @@
           <w:szCs w:val="28"/>
         </w:rPr>
       </w:pPr>
-      <w:proofErr w:type="gramStart"/>
-      <w:r>
-        <w:rPr>
-          <w:rFonts w:ascii="Times New Roman" w:hAnsi="Times New Roman" w:cs="Times New Roman"/>
-          <w:sz w:val="28"/>
-          <w:szCs w:val="28"/>
-          <w:lang w:val="en-US"/>
-        </w:rPr>
-        <w:t>Destroy(</w:t>
-      </w:r>
-      <w:proofErr w:type="gramEnd"/>
-      <w:r>
-        <w:rPr>
-          <w:rFonts w:ascii="Times New Roman" w:hAnsi="Times New Roman" w:cs="Times New Roman"/>
-          <w:sz w:val="28"/>
-          <w:szCs w:val="28"/>
-          <w:lang w:val="en-US"/>
-        </w:rPr>
-        <w:t xml:space="preserve">$id) </w:t>
+      <w:r>
+        <w:rPr>
+          <w:rFonts w:ascii="Times New Roman" w:hAnsi="Times New Roman" w:cs="Times New Roman"/>
+          <w:sz w:val="28"/>
+          <w:szCs w:val="28"/>
+          <w:lang w:val="en-US"/>
+        </w:rPr>
+        <w:t xml:space="preserve">Destroy($id) </w:t>
       </w:r>
       <w:r>
         <w:rPr>
@@ -15323,7 +15547,6 @@
           <w:szCs w:val="28"/>
         </w:rPr>
       </w:pPr>
-      <w:proofErr w:type="gramStart"/>
       <w:r>
         <w:rPr>
           <w:rFonts w:ascii="Times New Roman" w:hAnsi="Times New Roman" w:cs="Times New Roman"/>
@@ -15339,16 +15562,7 @@
           <w:sz w:val="28"/>
           <w:szCs w:val="28"/>
         </w:rPr>
-        <w:t>(</w:t>
-      </w:r>
-      <w:proofErr w:type="gramEnd"/>
-      <w:r>
-        <w:rPr>
-          <w:rFonts w:ascii="Times New Roman" w:hAnsi="Times New Roman" w:cs="Times New Roman"/>
-          <w:sz w:val="28"/>
-          <w:szCs w:val="28"/>
-        </w:rPr>
-        <w:t>$</w:t>
+        <w:t>($</w:t>
       </w:r>
       <w:r>
         <w:rPr>
@@ -15424,25 +15638,14 @@
           <w:szCs w:val="28"/>
         </w:rPr>
       </w:pPr>
-      <w:proofErr w:type="gramStart"/>
-      <w:r>
-        <w:rPr>
-          <w:rFonts w:ascii="Times New Roman" w:hAnsi="Times New Roman" w:cs="Times New Roman"/>
-          <w:sz w:val="28"/>
-          <w:szCs w:val="28"/>
-          <w:lang w:val="en-US"/>
-        </w:rPr>
-        <w:t>Index(</w:t>
-      </w:r>
-      <w:proofErr w:type="gramEnd"/>
-      <w:r>
-        <w:rPr>
-          <w:rFonts w:ascii="Times New Roman" w:hAnsi="Times New Roman" w:cs="Times New Roman"/>
-          <w:sz w:val="28"/>
-          <w:szCs w:val="28"/>
-          <w:lang w:val="en-US"/>
-        </w:rPr>
-        <w:t xml:space="preserve">) </w:t>
+      <w:r>
+        <w:rPr>
+          <w:rFonts w:ascii="Times New Roman" w:hAnsi="Times New Roman" w:cs="Times New Roman"/>
+          <w:sz w:val="28"/>
+          <w:szCs w:val="28"/>
+          <w:lang w:val="en-US"/>
+        </w:rPr>
+        <w:t xml:space="preserve">Index() </w:t>
       </w:r>
       <w:r>
         <w:rPr>
@@ -15487,7 +15690,6 @@
           <w:szCs w:val="28"/>
         </w:rPr>
       </w:pPr>
-      <w:proofErr w:type="gramStart"/>
       <w:r>
         <w:rPr>
           <w:rFonts w:ascii="Times New Roman" w:hAnsi="Times New Roman" w:cs="Times New Roman"/>
@@ -15503,16 +15705,7 @@
           <w:sz w:val="28"/>
           <w:szCs w:val="28"/>
         </w:rPr>
-        <w:t>(</w:t>
-      </w:r>
-      <w:proofErr w:type="gramEnd"/>
-      <w:r>
-        <w:rPr>
-          <w:rFonts w:ascii="Times New Roman" w:hAnsi="Times New Roman" w:cs="Times New Roman"/>
-          <w:sz w:val="28"/>
-          <w:szCs w:val="28"/>
-        </w:rPr>
-        <w:t xml:space="preserve">) </w:t>
+        <w:t xml:space="preserve">() </w:t>
       </w:r>
       <w:r>
         <w:rPr>
@@ -15643,25 +15836,14 @@
           <w:szCs w:val="28"/>
         </w:rPr>
       </w:pPr>
-      <w:proofErr w:type="gramStart"/>
-      <w:r>
-        <w:rPr>
-          <w:rFonts w:ascii="Times New Roman" w:hAnsi="Times New Roman" w:cs="Times New Roman"/>
-          <w:sz w:val="28"/>
-          <w:szCs w:val="28"/>
-          <w:lang w:val="en-US"/>
-        </w:rPr>
-        <w:t>Update(</w:t>
-      </w:r>
-      <w:proofErr w:type="gramEnd"/>
-      <w:r>
-        <w:rPr>
-          <w:rFonts w:ascii="Times New Roman" w:hAnsi="Times New Roman" w:cs="Times New Roman"/>
-          <w:sz w:val="28"/>
-          <w:szCs w:val="28"/>
-          <w:lang w:val="en-US"/>
-        </w:rPr>
-        <w:t xml:space="preserve">) </w:t>
+      <w:r>
+        <w:rPr>
+          <w:rFonts w:ascii="Times New Roman" w:hAnsi="Times New Roman" w:cs="Times New Roman"/>
+          <w:sz w:val="28"/>
+          <w:szCs w:val="28"/>
+          <w:lang w:val="en-US"/>
+        </w:rPr>
+        <w:t xml:space="preserve">Update() </w:t>
       </w:r>
       <w:r>
         <w:rPr>
@@ -15706,7 +15888,6 @@
           <w:szCs w:val="28"/>
         </w:rPr>
       </w:pPr>
-      <w:proofErr w:type="gramStart"/>
       <w:r>
         <w:rPr>
           <w:rFonts w:ascii="Times New Roman" w:hAnsi="Times New Roman" w:cs="Times New Roman"/>
@@ -15715,17 +15896,7 @@
           <w:lang w:val="en-US"/>
         </w:rPr>
         <w:lastRenderedPageBreak/>
-        <w:t>Destroy(</w:t>
-      </w:r>
-      <w:proofErr w:type="gramEnd"/>
-      <w:r>
-        <w:rPr>
-          <w:rFonts w:ascii="Times New Roman" w:hAnsi="Times New Roman" w:cs="Times New Roman"/>
-          <w:sz w:val="28"/>
-          <w:szCs w:val="28"/>
-          <w:lang w:val="en-US"/>
-        </w:rPr>
-        <w:t xml:space="preserve">) </w:t>
+        <w:t xml:space="preserve">Destroy() </w:t>
       </w:r>
       <w:r>
         <w:rPr>
@@ -15776,25 +15947,14 @@
           <w:szCs w:val="28"/>
         </w:rPr>
       </w:pPr>
-      <w:proofErr w:type="gramStart"/>
-      <w:r>
-        <w:rPr>
-          <w:rFonts w:ascii="Times New Roman" w:hAnsi="Times New Roman" w:cs="Times New Roman"/>
-          <w:sz w:val="28"/>
-          <w:szCs w:val="28"/>
-          <w:lang w:val="en-US"/>
-        </w:rPr>
-        <w:t>Store(</w:t>
-      </w:r>
-      <w:proofErr w:type="gramEnd"/>
-      <w:r>
-        <w:rPr>
-          <w:rFonts w:ascii="Times New Roman" w:hAnsi="Times New Roman" w:cs="Times New Roman"/>
-          <w:sz w:val="28"/>
-          <w:szCs w:val="28"/>
-          <w:lang w:val="en-US"/>
-        </w:rPr>
-        <w:t xml:space="preserve">) </w:t>
+      <w:r>
+        <w:rPr>
+          <w:rFonts w:ascii="Times New Roman" w:hAnsi="Times New Roman" w:cs="Times New Roman"/>
+          <w:sz w:val="28"/>
+          <w:szCs w:val="28"/>
+          <w:lang w:val="en-US"/>
+        </w:rPr>
+        <w:t xml:space="preserve">Store() </w:t>
       </w:r>
       <w:r>
         <w:rPr>
@@ -15963,7 +16123,6 @@
           <w:szCs w:val="28"/>
         </w:rPr>
       </w:pPr>
-      <w:proofErr w:type="gramStart"/>
       <w:r>
         <w:rPr>
           <w:rFonts w:ascii="Times New Roman" w:hAnsi="Times New Roman" w:cs="Times New Roman"/>
@@ -15979,16 +16138,7 @@
           <w:sz w:val="28"/>
           <w:szCs w:val="28"/>
         </w:rPr>
-        <w:t>(</w:t>
-      </w:r>
-      <w:proofErr w:type="gramEnd"/>
-      <w:r>
-        <w:rPr>
-          <w:rFonts w:ascii="Times New Roman" w:hAnsi="Times New Roman" w:cs="Times New Roman"/>
-          <w:sz w:val="28"/>
-          <w:szCs w:val="28"/>
-        </w:rPr>
-        <w:t>$</w:t>
+        <w:t>($</w:t>
       </w:r>
       <w:proofErr w:type="spellStart"/>
       <w:r>
@@ -16147,7 +16297,6 @@
           <w:szCs w:val="28"/>
         </w:rPr>
       </w:pPr>
-      <w:proofErr w:type="gramStart"/>
       <w:r>
         <w:rPr>
           <w:rFonts w:ascii="Times New Roman" w:hAnsi="Times New Roman" w:cs="Times New Roman"/>
@@ -16163,16 +16312,7 @@
           <w:sz w:val="28"/>
           <w:szCs w:val="28"/>
         </w:rPr>
-        <w:t>(</w:t>
-      </w:r>
-      <w:proofErr w:type="gramEnd"/>
-      <w:r>
-        <w:rPr>
-          <w:rFonts w:ascii="Times New Roman" w:hAnsi="Times New Roman" w:cs="Times New Roman"/>
-          <w:sz w:val="28"/>
-          <w:szCs w:val="28"/>
-        </w:rPr>
-        <w:t>$</w:t>
+        <w:t>($</w:t>
       </w:r>
       <w:proofErr w:type="spellStart"/>
       <w:r>
@@ -16226,7 +16366,6 @@
           <w:szCs w:val="28"/>
         </w:rPr>
       </w:pPr>
-      <w:proofErr w:type="gramStart"/>
       <w:r>
         <w:rPr>
           <w:rFonts w:ascii="Times New Roman" w:hAnsi="Times New Roman" w:cs="Times New Roman"/>
@@ -16242,16 +16381,7 @@
           <w:sz w:val="28"/>
           <w:szCs w:val="28"/>
         </w:rPr>
-        <w:t>(</w:t>
-      </w:r>
-      <w:proofErr w:type="gramEnd"/>
-      <w:r>
-        <w:rPr>
-          <w:rFonts w:ascii="Times New Roman" w:hAnsi="Times New Roman" w:cs="Times New Roman"/>
-          <w:sz w:val="28"/>
-          <w:szCs w:val="28"/>
-        </w:rPr>
-        <w:t>$</w:t>
+        <w:t>($</w:t>
       </w:r>
       <w:proofErr w:type="spellStart"/>
       <w:r>
@@ -16410,7 +16540,6 @@
           <w:szCs w:val="28"/>
         </w:rPr>
       </w:pPr>
-      <w:proofErr w:type="gramStart"/>
       <w:r>
         <w:rPr>
           <w:rFonts w:ascii="Times New Roman" w:hAnsi="Times New Roman" w:cs="Times New Roman"/>
@@ -16426,16 +16555,7 @@
           <w:sz w:val="28"/>
           <w:szCs w:val="28"/>
         </w:rPr>
-        <w:t>(</w:t>
-      </w:r>
-      <w:proofErr w:type="gramEnd"/>
-      <w:r>
-        <w:rPr>
-          <w:rFonts w:ascii="Times New Roman" w:hAnsi="Times New Roman" w:cs="Times New Roman"/>
-          <w:sz w:val="28"/>
-          <w:szCs w:val="28"/>
-        </w:rPr>
-        <w:t>$</w:t>
+        <w:t>($</w:t>
       </w:r>
       <w:proofErr w:type="spellStart"/>
       <w:r>
@@ -16651,7 +16771,6 @@
           <w:szCs w:val="28"/>
         </w:rPr>
       </w:pPr>
-      <w:proofErr w:type="gramStart"/>
       <w:r>
         <w:rPr>
           <w:rFonts w:ascii="Times New Roman" w:hAnsi="Times New Roman" w:cs="Times New Roman"/>
@@ -16667,16 +16786,7 @@
           <w:sz w:val="28"/>
           <w:szCs w:val="28"/>
         </w:rPr>
-        <w:t>(</w:t>
-      </w:r>
-      <w:proofErr w:type="gramEnd"/>
-      <w:r>
-        <w:rPr>
-          <w:rFonts w:ascii="Times New Roman" w:hAnsi="Times New Roman" w:cs="Times New Roman"/>
-          <w:sz w:val="28"/>
-          <w:szCs w:val="28"/>
-        </w:rPr>
-        <w:t xml:space="preserve">) </w:t>
+        <w:t xml:space="preserve">() </w:t>
       </w:r>
       <w:r>
         <w:rPr>
@@ -16725,7 +16835,7 @@
           <w:szCs w:val="32"/>
         </w:rPr>
       </w:pPr>
-      <w:bookmarkStart w:id="16" w:name="_Toc227614317"/>
+      <w:bookmarkStart w:id="16" w:name="_Toc227947239"/>
       <w:r>
         <w:rPr>
           <w:rFonts w:ascii="Times New Roman" w:hAnsi="Times New Roman" w:cs="Times New Roman"/>
@@ -16832,7 +16942,7 @@
           <w:szCs w:val="32"/>
         </w:rPr>
       </w:pPr>
-      <w:bookmarkStart w:id="17" w:name="_Toc227614318"/>
+      <w:bookmarkStart w:id="17" w:name="_Toc227947240"/>
       <w:r>
         <w:rPr>
           <w:rFonts w:ascii="Times New Roman" w:hAnsi="Times New Roman" w:cs="Times New Roman"/>
@@ -16909,6 +17019,7 @@
         </w:rPr>
         <w:t>.</w:t>
       </w:r>
+      <w:proofErr w:type="spellStart"/>
       <w:r>
         <w:rPr>
           <w:rFonts w:ascii="Times New Roman" w:hAnsi="Times New Roman" w:cs="Times New Roman"/>
@@ -16918,6 +17029,7 @@
         </w:rPr>
         <w:t>php</w:t>
       </w:r>
+      <w:proofErr w:type="spellEnd"/>
       <w:r>
         <w:rPr>
           <w:rFonts w:ascii="Times New Roman" w:hAnsi="Times New Roman" w:cs="Times New Roman"/>
@@ -18353,37 +18465,66 @@
           <w:rFonts w:ascii="Times New Roman" w:hAnsi="Times New Roman" w:cs="Times New Roman"/>
           <w:sz w:val="28"/>
           <w:szCs w:val="28"/>
-          <w:lang w:val="en-US"/>
-        </w:rPr>
-      </w:pPr>
-      <w:r>
-        <w:rPr>
-          <w:rFonts w:ascii="Times New Roman" w:hAnsi="Times New Roman" w:cs="Times New Roman"/>
-          <w:sz w:val="28"/>
-          <w:szCs w:val="28"/>
-          <w:lang w:val="en-US"/>
-        </w:rPr>
-        <w:t>• /tournaments</w:t>
-      </w:r>
-      <w:proofErr w:type="gramStart"/>
-      <w:r>
-        <w:rPr>
-          <w:rFonts w:ascii="Times New Roman" w:hAnsi="Times New Roman" w:cs="Times New Roman"/>
-          <w:sz w:val="28"/>
-          <w:szCs w:val="28"/>
-          <w:lang w:val="en-US"/>
+        </w:rPr>
+      </w:pPr>
+      <w:r>
+        <w:rPr>
+          <w:rFonts w:ascii="Times New Roman" w:hAnsi="Times New Roman" w:cs="Times New Roman"/>
+          <w:sz w:val="28"/>
+          <w:szCs w:val="28"/>
+        </w:rPr>
+        <w:t>• /</w:t>
+      </w:r>
+      <w:r>
+        <w:rPr>
+          <w:rFonts w:ascii="Times New Roman" w:hAnsi="Times New Roman" w:cs="Times New Roman"/>
+          <w:sz w:val="28"/>
+          <w:szCs w:val="28"/>
+          <w:lang w:val="en-US"/>
+        </w:rPr>
+        <w:t>tournaments</w:t>
+      </w:r>
+      <w:r>
+        <w:rPr>
+          <w:rFonts w:ascii="Times New Roman" w:hAnsi="Times New Roman" w:cs="Times New Roman"/>
+          <w:sz w:val="28"/>
+          <w:szCs w:val="28"/>
         </w:rPr>
         <w:t>/{</w:t>
       </w:r>
-      <w:proofErr w:type="gramEnd"/>
-      <w:r>
-        <w:rPr>
-          <w:rFonts w:ascii="Times New Roman" w:hAnsi="Times New Roman" w:cs="Times New Roman"/>
-          <w:sz w:val="28"/>
-          <w:szCs w:val="28"/>
-          <w:lang w:val="en-US"/>
-        </w:rPr>
-        <w:t xml:space="preserve">id}/matches - </w:t>
+      <w:r>
+        <w:rPr>
+          <w:rFonts w:ascii="Times New Roman" w:hAnsi="Times New Roman" w:cs="Times New Roman"/>
+          <w:sz w:val="28"/>
+          <w:szCs w:val="28"/>
+          <w:lang w:val="en-US"/>
+        </w:rPr>
+        <w:t>id</w:t>
+      </w:r>
+      <w:r>
+        <w:rPr>
+          <w:rFonts w:ascii="Times New Roman" w:hAnsi="Times New Roman" w:cs="Times New Roman"/>
+          <w:sz w:val="28"/>
+          <w:szCs w:val="28"/>
+        </w:rPr>
+        <w:t>}/</w:t>
+      </w:r>
+      <w:r>
+        <w:rPr>
+          <w:rFonts w:ascii="Times New Roman" w:hAnsi="Times New Roman" w:cs="Times New Roman"/>
+          <w:sz w:val="28"/>
+          <w:szCs w:val="28"/>
+          <w:lang w:val="en-US"/>
+        </w:rPr>
+        <w:t>matches</w:t>
+      </w:r>
+      <w:r>
+        <w:rPr>
+          <w:rFonts w:ascii="Times New Roman" w:hAnsi="Times New Roman" w:cs="Times New Roman"/>
+          <w:sz w:val="28"/>
+          <w:szCs w:val="28"/>
+        </w:rPr>
+        <w:t xml:space="preserve"> - </w:t>
       </w:r>
       <w:r>
         <w:rPr>
@@ -18398,7 +18539,6 @@
           <w:rFonts w:ascii="Times New Roman" w:hAnsi="Times New Roman" w:cs="Times New Roman"/>
           <w:sz w:val="28"/>
           <w:szCs w:val="28"/>
-          <w:lang w:val="en-US"/>
         </w:rPr>
         <w:t xml:space="preserve"> </w:t>
       </w:r>
@@ -18415,7 +18555,6 @@
           <w:rFonts w:ascii="Times New Roman" w:hAnsi="Times New Roman" w:cs="Times New Roman"/>
           <w:sz w:val="28"/>
           <w:szCs w:val="28"/>
-          <w:lang w:val="en-US"/>
         </w:rPr>
         <w:t xml:space="preserve"> </w:t>
       </w:r>
@@ -18437,37 +18576,49 @@
           <w:rFonts w:ascii="Times New Roman" w:hAnsi="Times New Roman" w:cs="Times New Roman"/>
           <w:sz w:val="28"/>
           <w:szCs w:val="28"/>
-          <w:lang w:val="en-US"/>
-        </w:rPr>
-      </w:pPr>
-      <w:r>
-        <w:rPr>
-          <w:rFonts w:ascii="Times New Roman" w:hAnsi="Times New Roman" w:cs="Times New Roman"/>
-          <w:sz w:val="28"/>
-          <w:szCs w:val="28"/>
-          <w:lang w:val="en-US"/>
-        </w:rPr>
-        <w:t>• /matches</w:t>
-      </w:r>
-      <w:proofErr w:type="gramStart"/>
-      <w:r>
-        <w:rPr>
-          <w:rFonts w:ascii="Times New Roman" w:hAnsi="Times New Roman" w:cs="Times New Roman"/>
-          <w:sz w:val="28"/>
-          <w:szCs w:val="28"/>
-          <w:lang w:val="en-US"/>
+        </w:rPr>
+      </w:pPr>
+      <w:r>
+        <w:rPr>
+          <w:rFonts w:ascii="Times New Roman" w:hAnsi="Times New Roman" w:cs="Times New Roman"/>
+          <w:sz w:val="28"/>
+          <w:szCs w:val="28"/>
+        </w:rPr>
+        <w:t>• /</w:t>
+      </w:r>
+      <w:r>
+        <w:rPr>
+          <w:rFonts w:ascii="Times New Roman" w:hAnsi="Times New Roman" w:cs="Times New Roman"/>
+          <w:sz w:val="28"/>
+          <w:szCs w:val="28"/>
+          <w:lang w:val="en-US"/>
+        </w:rPr>
+        <w:t>matches</w:t>
+      </w:r>
+      <w:r>
+        <w:rPr>
+          <w:rFonts w:ascii="Times New Roman" w:hAnsi="Times New Roman" w:cs="Times New Roman"/>
+          <w:sz w:val="28"/>
+          <w:szCs w:val="28"/>
         </w:rPr>
         <w:t>/{</w:t>
       </w:r>
-      <w:proofErr w:type="gramEnd"/>
-      <w:r>
-        <w:rPr>
-          <w:rFonts w:ascii="Times New Roman" w:hAnsi="Times New Roman" w:cs="Times New Roman"/>
-          <w:sz w:val="28"/>
-          <w:szCs w:val="28"/>
-          <w:lang w:val="en-US"/>
-        </w:rPr>
-        <w:t xml:space="preserve">id} - </w:t>
+      <w:r>
+        <w:rPr>
+          <w:rFonts w:ascii="Times New Roman" w:hAnsi="Times New Roman" w:cs="Times New Roman"/>
+          <w:sz w:val="28"/>
+          <w:szCs w:val="28"/>
+          <w:lang w:val="en-US"/>
+        </w:rPr>
+        <w:t>id</w:t>
+      </w:r>
+      <w:r>
+        <w:rPr>
+          <w:rFonts w:ascii="Times New Roman" w:hAnsi="Times New Roman" w:cs="Times New Roman"/>
+          <w:sz w:val="28"/>
+          <w:szCs w:val="28"/>
+        </w:rPr>
+        <w:t xml:space="preserve">} - </w:t>
       </w:r>
       <w:r>
         <w:rPr>
@@ -18482,7 +18633,6 @@
           <w:rFonts w:ascii="Times New Roman" w:hAnsi="Times New Roman" w:cs="Times New Roman"/>
           <w:sz w:val="28"/>
           <w:szCs w:val="28"/>
-          <w:lang w:val="en-US"/>
         </w:rPr>
         <w:t xml:space="preserve"> </w:t>
       </w:r>
@@ -18504,37 +18654,66 @@
           <w:rFonts w:ascii="Times New Roman" w:hAnsi="Times New Roman" w:cs="Times New Roman"/>
           <w:sz w:val="28"/>
           <w:szCs w:val="28"/>
-          <w:lang w:val="en-US"/>
-        </w:rPr>
-      </w:pPr>
-      <w:r>
-        <w:rPr>
-          <w:rFonts w:ascii="Times New Roman" w:hAnsi="Times New Roman" w:cs="Times New Roman"/>
-          <w:sz w:val="28"/>
-          <w:szCs w:val="28"/>
-          <w:lang w:val="en-US"/>
-        </w:rPr>
-        <w:t>• /matches</w:t>
-      </w:r>
-      <w:proofErr w:type="gramStart"/>
-      <w:r>
-        <w:rPr>
-          <w:rFonts w:ascii="Times New Roman" w:hAnsi="Times New Roman" w:cs="Times New Roman"/>
-          <w:sz w:val="28"/>
-          <w:szCs w:val="28"/>
-          <w:lang w:val="en-US"/>
+        </w:rPr>
+      </w:pPr>
+      <w:r>
+        <w:rPr>
+          <w:rFonts w:ascii="Times New Roman" w:hAnsi="Times New Roman" w:cs="Times New Roman"/>
+          <w:sz w:val="28"/>
+          <w:szCs w:val="28"/>
+        </w:rPr>
+        <w:t>• /</w:t>
+      </w:r>
+      <w:r>
+        <w:rPr>
+          <w:rFonts w:ascii="Times New Roman" w:hAnsi="Times New Roman" w:cs="Times New Roman"/>
+          <w:sz w:val="28"/>
+          <w:szCs w:val="28"/>
+          <w:lang w:val="en-US"/>
+        </w:rPr>
+        <w:t>matches</w:t>
+      </w:r>
+      <w:r>
+        <w:rPr>
+          <w:rFonts w:ascii="Times New Roman" w:hAnsi="Times New Roman" w:cs="Times New Roman"/>
+          <w:sz w:val="28"/>
+          <w:szCs w:val="28"/>
         </w:rPr>
         <w:t>/{</w:t>
       </w:r>
-      <w:proofErr w:type="gramEnd"/>
-      <w:r>
-        <w:rPr>
-          <w:rFonts w:ascii="Times New Roman" w:hAnsi="Times New Roman" w:cs="Times New Roman"/>
-          <w:sz w:val="28"/>
-          <w:szCs w:val="28"/>
-          <w:lang w:val="en-US"/>
-        </w:rPr>
-        <w:t xml:space="preserve">id}/result - </w:t>
+      <w:r>
+        <w:rPr>
+          <w:rFonts w:ascii="Times New Roman" w:hAnsi="Times New Roman" w:cs="Times New Roman"/>
+          <w:sz w:val="28"/>
+          <w:szCs w:val="28"/>
+          <w:lang w:val="en-US"/>
+        </w:rPr>
+        <w:t>id</w:t>
+      </w:r>
+      <w:r>
+        <w:rPr>
+          <w:rFonts w:ascii="Times New Roman" w:hAnsi="Times New Roman" w:cs="Times New Roman"/>
+          <w:sz w:val="28"/>
+          <w:szCs w:val="28"/>
+        </w:rPr>
+        <w:t>}/</w:t>
+      </w:r>
+      <w:r>
+        <w:rPr>
+          <w:rFonts w:ascii="Times New Roman" w:hAnsi="Times New Roman" w:cs="Times New Roman"/>
+          <w:sz w:val="28"/>
+          <w:szCs w:val="28"/>
+          <w:lang w:val="en-US"/>
+        </w:rPr>
+        <w:t>result</w:t>
+      </w:r>
+      <w:r>
+        <w:rPr>
+          <w:rFonts w:ascii="Times New Roman" w:hAnsi="Times New Roman" w:cs="Times New Roman"/>
+          <w:sz w:val="28"/>
+          <w:szCs w:val="28"/>
+        </w:rPr>
+        <w:t xml:space="preserve"> - </w:t>
       </w:r>
       <w:r>
         <w:rPr>
@@ -18549,7 +18728,6 @@
           <w:rFonts w:ascii="Times New Roman" w:hAnsi="Times New Roman" w:cs="Times New Roman"/>
           <w:sz w:val="28"/>
           <w:szCs w:val="28"/>
-          <w:lang w:val="en-US"/>
         </w:rPr>
         <w:t xml:space="preserve"> </w:t>
       </w:r>
@@ -18566,7 +18744,6 @@
           <w:rFonts w:ascii="Times New Roman" w:hAnsi="Times New Roman" w:cs="Times New Roman"/>
           <w:sz w:val="28"/>
           <w:szCs w:val="28"/>
-          <w:lang w:val="en-US"/>
         </w:rPr>
         <w:t xml:space="preserve"> </w:t>
       </w:r>
@@ -19097,7 +19274,7 @@
         </w:rPr>
         <w:t xml:space="preserve"> </w:t>
       </w:r>
-      <w:bookmarkStart w:id="18" w:name="_Toc227614319"/>
+      <w:bookmarkStart w:id="18" w:name="_Toc227947241"/>
       <w:proofErr w:type="spellStart"/>
       <w:r>
         <w:rPr>
@@ -19289,16 +19466,14 @@
         </w:rPr>
         <w:t xml:space="preserve">встреч и </w:t>
       </w:r>
-      <w:proofErr w:type="gramStart"/>
-      <w:r>
-        <w:rPr>
-          <w:rFonts w:ascii="Times New Roman" w:hAnsi="Times New Roman" w:cs="Times New Roman"/>
-          <w:sz w:val="28"/>
-          <w:szCs w:val="28"/>
-        </w:rPr>
-        <w:t>расписание(</w:t>
-      </w:r>
-      <w:proofErr w:type="gramEnd"/>
+      <w:r>
+        <w:rPr>
+          <w:rFonts w:ascii="Times New Roman" w:hAnsi="Times New Roman" w:cs="Times New Roman"/>
+          <w:sz w:val="28"/>
+          <w:szCs w:val="28"/>
+        </w:rPr>
+        <w:t>расписание (</w:t>
+      </w:r>
       <w:r>
         <w:rPr>
           <w:rFonts w:ascii="Times New Roman" w:hAnsi="Times New Roman" w:cs="Times New Roman"/>
@@ -19453,7 +19628,7 @@
           <w:szCs w:val="32"/>
         </w:rPr>
       </w:pPr>
-      <w:bookmarkStart w:id="19" w:name="_Toc227614320"/>
+      <w:bookmarkStart w:id="19" w:name="_Toc227947242"/>
       <w:r>
         <w:rPr>
           <w:rFonts w:ascii="Times New Roman" w:hAnsi="Times New Roman" w:cs="Times New Roman"/>
@@ -20108,16 +20283,32 @@
           <w:szCs w:val="28"/>
           <w:lang w:val="en-US"/>
         </w:rPr>
-        <w:t xml:space="preserve">Double Elimination </w:t>
-      </w:r>
-      <w:r>
-        <w:rPr>
-          <w:rFonts w:ascii="Times New Roman" w:hAnsi="Times New Roman" w:cs="Times New Roman"/>
-          <w:sz w:val="28"/>
-          <w:szCs w:val="28"/>
-          <w:lang w:val="en-US"/>
-        </w:rPr>
-        <w:t xml:space="preserve">– </w:t>
+        <w:t>Double</w:t>
+      </w:r>
+      <w:r>
+        <w:rPr>
+          <w:rFonts w:ascii="Times New Roman" w:hAnsi="Times New Roman" w:cs="Times New Roman"/>
+          <w:sz w:val="28"/>
+          <w:szCs w:val="28"/>
+        </w:rPr>
+        <w:t xml:space="preserve"> </w:t>
+      </w:r>
+      <w:r>
+        <w:rPr>
+          <w:rFonts w:ascii="Times New Roman" w:hAnsi="Times New Roman" w:cs="Times New Roman"/>
+          <w:sz w:val="28"/>
+          <w:szCs w:val="28"/>
+          <w:lang w:val="en-US"/>
+        </w:rPr>
+        <w:t>Elimination</w:t>
+      </w:r>
+      <w:r>
+        <w:rPr>
+          <w:rFonts w:ascii="Times New Roman" w:hAnsi="Times New Roman" w:cs="Times New Roman"/>
+          <w:sz w:val="28"/>
+          <w:szCs w:val="28"/>
+        </w:rPr>
+        <w:t xml:space="preserve"> – </w:t>
       </w:r>
       <w:r>
         <w:rPr>
@@ -20132,7 +20323,6 @@
           <w:rFonts w:ascii="Times New Roman" w:hAnsi="Times New Roman" w:cs="Times New Roman"/>
           <w:sz w:val="28"/>
           <w:szCs w:val="28"/>
-          <w:lang w:val="en-US"/>
         </w:rPr>
         <w:t xml:space="preserve"> </w:t>
       </w:r>
@@ -20149,7 +20339,6 @@
           <w:rFonts w:ascii="Times New Roman" w:hAnsi="Times New Roman" w:cs="Times New Roman"/>
           <w:sz w:val="28"/>
           <w:szCs w:val="28"/>
-          <w:lang w:val="en-US"/>
         </w:rPr>
         <w:t xml:space="preserve">. </w:t>
       </w:r>
@@ -20484,12 +20673,8 @@
     <w:p>
       <w:pPr>
         <w:pStyle w:val="af"/>
-        <w:numPr>
-          <w:ilvl w:val="0"/>
-          <w:numId w:val="19"/>
-        </w:numPr>
-        <w:spacing w:after="0" w:line="360" w:lineRule="auto"/>
-        <w:ind w:left="0" w:firstLine="0"/>
+        <w:spacing w:after="0" w:line="360" w:lineRule="auto"/>
+        <w:ind w:left="0"/>
         <w:jc w:val="center"/>
         <w:outlineLvl w:val="0"/>
         <w:rPr>
@@ -20499,7 +20684,7 @@
           <w:szCs w:val="32"/>
         </w:rPr>
       </w:pPr>
-      <w:bookmarkStart w:id="20" w:name="_Toc227614321"/>
+      <w:bookmarkStart w:id="20" w:name="_Toc227947243"/>
       <w:r>
         <w:rPr>
           <w:rFonts w:ascii="Times New Roman" w:hAnsi="Times New Roman" w:cs="Times New Roman"/>
@@ -20876,25 +21061,15 @@
     </w:p>
     <w:p>
       <w:pPr>
-        <w:spacing w:after="0" w:line="360" w:lineRule="auto"/>
-        <w:jc w:val="center"/>
-        <w:rPr>
-          <w:rFonts w:ascii="Times New Roman" w:hAnsi="Times New Roman" w:cs="Times New Roman"/>
-          <w:b/>
-          <w:sz w:val="32"/>
-          <w:szCs w:val="32"/>
-        </w:rPr>
-      </w:pPr>
-      <w:r>
-        <w:rPr>
-          <w:rFonts w:ascii="Times New Roman" w:hAnsi="Times New Roman" w:cs="Times New Roman"/>
-          <w:b/>
-          <w:sz w:val="32"/>
-          <w:szCs w:val="32"/>
-        </w:rPr>
+        <w:pStyle w:val="af2"/>
+        <w:outlineLvl w:val="0"/>
+      </w:pPr>
+      <w:bookmarkStart w:id="21" w:name="_Toc227947244"/>
+      <w:r>
         <w:lastRenderedPageBreak/>
         <w:t>Список использованных источников</w:t>
       </w:r>
+      <w:bookmarkEnd w:id="21"/>
     </w:p>
     <w:p>
       <w:pPr>
@@ -20921,48 +21096,105 @@
           <w:rFonts w:ascii="Times New Roman" w:hAnsi="Times New Roman" w:cs="Times New Roman"/>
           <w:sz w:val="28"/>
           <w:szCs w:val="28"/>
-        </w:rPr>
-      </w:pPr>
+          <w:lang w:val="en-US"/>
+        </w:rPr>
+      </w:pPr>
+      <w:proofErr w:type="spellStart"/>
+      <w:r>
+        <w:rPr>
+          <w:rFonts w:ascii="Times New Roman" w:hAnsi="Times New Roman" w:cs="Times New Roman"/>
+          <w:sz w:val="28"/>
+          <w:szCs w:val="28"/>
+          <w:lang w:val="en-US"/>
+        </w:rPr>
+        <w:t>Laravel</w:t>
+      </w:r>
+      <w:proofErr w:type="spellEnd"/>
+      <w:r>
+        <w:rPr>
+          <w:rFonts w:ascii="Times New Roman" w:hAnsi="Times New Roman" w:cs="Times New Roman"/>
+          <w:sz w:val="28"/>
+          <w:szCs w:val="28"/>
+          <w:lang w:val="en-US"/>
+        </w:rPr>
+        <w:t xml:space="preserve"> Documentation // </w:t>
+      </w:r>
+      <w:proofErr w:type="spellStart"/>
+      <w:r>
+        <w:rPr>
+          <w:rFonts w:ascii="Times New Roman" w:hAnsi="Times New Roman" w:cs="Times New Roman"/>
+          <w:sz w:val="28"/>
+          <w:szCs w:val="28"/>
+          <w:lang w:val="en-US"/>
+        </w:rPr>
+        <w:t>Laravel</w:t>
+      </w:r>
+      <w:proofErr w:type="spellEnd"/>
+      <w:r>
+        <w:rPr>
+          <w:rFonts w:ascii="Times New Roman" w:hAnsi="Times New Roman" w:cs="Times New Roman"/>
+          <w:sz w:val="28"/>
+          <w:szCs w:val="28"/>
+          <w:lang w:val="en-US"/>
+        </w:rPr>
+        <w:t xml:space="preserve"> URL: </w:t>
+      </w:r>
       <w:hyperlink r:id="rId10" w:history="1">
-        <w:proofErr w:type="spellStart"/>
         <w:r>
           <w:rPr>
             <w:rStyle w:val="a8"/>
             <w:rFonts w:ascii="Times New Roman" w:hAnsi="Times New Roman" w:cs="Times New Roman"/>
+            <w:color w:val="auto"/>
             <w:sz w:val="28"/>
             <w:szCs w:val="28"/>
+            <w:u w:val="none"/>
+            <w:lang w:val="en-US"/>
           </w:rPr>
-          <w:t>Laravel</w:t>
+          <w:t>https://laravel.com/docs/13.x/readme</w:t>
         </w:r>
-        <w:proofErr w:type="spellEnd"/>
-        <w:r>
-          <w:rPr>
-            <w:rStyle w:val="a8"/>
-            <w:rFonts w:ascii="Times New Roman" w:hAnsi="Times New Roman" w:cs="Times New Roman"/>
-            <w:sz w:val="28"/>
-            <w:szCs w:val="28"/>
-          </w:rPr>
-          <w:t xml:space="preserve"> </w:t>
-        </w:r>
-        <w:proofErr w:type="spellStart"/>
-        <w:r>
-          <w:rPr>
-            <w:rStyle w:val="a8"/>
-            <w:rFonts w:ascii="Times New Roman" w:hAnsi="Times New Roman" w:cs="Times New Roman"/>
-            <w:sz w:val="28"/>
-            <w:szCs w:val="28"/>
-          </w:rPr>
-          <w:t>Documentation</w:t>
-        </w:r>
-        <w:proofErr w:type="spellEnd"/>
       </w:hyperlink>
       <w:r>
         <w:rPr>
           <w:rFonts w:ascii="Times New Roman" w:hAnsi="Times New Roman" w:cs="Times New Roman"/>
           <w:sz w:val="28"/>
           <w:szCs w:val="28"/>
-        </w:rPr>
-        <w:t xml:space="preserve"> [Электронный ресурс]. — Режим доступа: (дата обращения: 20.04.2026).</w:t>
+          <w:lang w:val="en-US"/>
+        </w:rPr>
+        <w:t xml:space="preserve"> (</w:t>
+      </w:r>
+      <w:r>
+        <w:rPr>
+          <w:rFonts w:ascii="Times New Roman" w:hAnsi="Times New Roman" w:cs="Times New Roman"/>
+          <w:sz w:val="28"/>
+          <w:szCs w:val="28"/>
+        </w:rPr>
+        <w:t>дата</w:t>
+      </w:r>
+      <w:r>
+        <w:rPr>
+          <w:rFonts w:ascii="Times New Roman" w:hAnsi="Times New Roman" w:cs="Times New Roman"/>
+          <w:sz w:val="28"/>
+          <w:szCs w:val="28"/>
+          <w:lang w:val="en-US"/>
+        </w:rPr>
+        <w:t xml:space="preserve"> </w:t>
+      </w:r>
+      <w:r>
+        <w:rPr>
+          <w:rFonts w:ascii="Times New Roman" w:hAnsi="Times New Roman" w:cs="Times New Roman"/>
+          <w:sz w:val="28"/>
+          <w:szCs w:val="28"/>
+        </w:rPr>
+        <w:t>обращения</w:t>
+      </w:r>
+      <w:r>
+        <w:rPr>
+          <w:rFonts w:ascii="Times New Roman" w:hAnsi="Times New Roman" w:cs="Times New Roman"/>
+          <w:sz w:val="28"/>
+          <w:szCs w:val="28"/>
+          <w:lang w:val="en-US"/>
+        </w:rPr>
+        <w:t>: 23.04.2026).</w:t>
       </w:r>
     </w:p>
     <w:p>
@@ -20978,68 +21210,101 @@
           <w:rFonts w:ascii="Times New Roman" w:hAnsi="Times New Roman" w:cs="Times New Roman"/>
           <w:sz w:val="28"/>
           <w:szCs w:val="28"/>
-        </w:rPr>
-      </w:pPr>
+          <w:lang w:val="en-US"/>
+        </w:rPr>
+      </w:pPr>
+      <w:r>
+        <w:rPr>
+          <w:rFonts w:ascii="Times New Roman" w:hAnsi="Times New Roman" w:cs="Times New Roman"/>
+          <w:sz w:val="28"/>
+          <w:szCs w:val="28"/>
+          <w:lang w:val="en-US"/>
+        </w:rPr>
+        <w:t xml:space="preserve">MySQL Reference Manual </w:t>
+      </w:r>
+      <w:r>
+        <w:rPr>
+          <w:rFonts w:ascii="Times New Roman" w:hAnsi="Times New Roman" w:cs="Times New Roman"/>
+          <w:sz w:val="28"/>
+          <w:szCs w:val="28"/>
+          <w:lang w:val="en-US"/>
+        </w:rPr>
+        <w:t>URL:</w:t>
+      </w:r>
+      <w:r>
+        <w:rPr>
+          <w:rFonts w:ascii="Times New Roman" w:hAnsi="Times New Roman" w:cs="Times New Roman"/>
+          <w:sz w:val="28"/>
+          <w:szCs w:val="28"/>
+          <w:lang w:val="en-US"/>
+        </w:rPr>
+        <w:t xml:space="preserve"> </w:t>
+      </w:r>
       <w:hyperlink r:id="rId11" w:history="1">
-        <w:proofErr w:type="spellStart"/>
         <w:r>
           <w:rPr>
             <w:rStyle w:val="a8"/>
             <w:rFonts w:ascii="Times New Roman" w:hAnsi="Times New Roman" w:cs="Times New Roman"/>
+            <w:color w:val="auto"/>
             <w:sz w:val="28"/>
             <w:szCs w:val="28"/>
+            <w:u w:val="none"/>
+            <w:lang w:val="en-US"/>
           </w:rPr>
-          <w:t>MySQL</w:t>
+          <w:t>https://dev.mysql.com/doc</w:t>
         </w:r>
-        <w:proofErr w:type="spellEnd"/>
-        <w:r>
-          <w:rPr>
-            <w:rStyle w:val="a8"/>
-            <w:rFonts w:ascii="Times New Roman" w:hAnsi="Times New Roman" w:cs="Times New Roman"/>
-            <w:sz w:val="28"/>
-            <w:szCs w:val="28"/>
-          </w:rPr>
-          <w:t xml:space="preserve"> </w:t>
-        </w:r>
-        <w:proofErr w:type="spellStart"/>
-        <w:r>
-          <w:rPr>
-            <w:rStyle w:val="a8"/>
-            <w:rFonts w:ascii="Times New Roman" w:hAnsi="Times New Roman" w:cs="Times New Roman"/>
-            <w:sz w:val="28"/>
-            <w:szCs w:val="28"/>
-          </w:rPr>
-          <w:t>Reference</w:t>
-        </w:r>
-        <w:proofErr w:type="spellEnd"/>
-        <w:r>
-          <w:rPr>
-            <w:rStyle w:val="a8"/>
-            <w:rFonts w:ascii="Times New Roman" w:hAnsi="Times New Roman" w:cs="Times New Roman"/>
-            <w:sz w:val="28"/>
-            <w:szCs w:val="28"/>
-          </w:rPr>
-          <w:t xml:space="preserve"> </w:t>
-        </w:r>
-        <w:proofErr w:type="spellStart"/>
-        <w:r>
-          <w:rPr>
-            <w:rStyle w:val="a8"/>
-            <w:rFonts w:ascii="Times New Roman" w:hAnsi="Times New Roman" w:cs="Times New Roman"/>
-            <w:sz w:val="28"/>
-            <w:szCs w:val="28"/>
-          </w:rPr>
-          <w:t>Manual</w:t>
-        </w:r>
-        <w:proofErr w:type="spellEnd"/>
       </w:hyperlink>
       <w:r>
         <w:rPr>
           <w:rFonts w:ascii="Times New Roman" w:hAnsi="Times New Roman" w:cs="Times New Roman"/>
           <w:sz w:val="28"/>
           <w:szCs w:val="28"/>
-        </w:rPr>
-        <w:t xml:space="preserve"> [Электронный ресурс]. — Режим доступа: (дата обращения: 20.04.2026).</w:t>
+          <w:lang w:val="en-US"/>
+        </w:rPr>
+        <w:t xml:space="preserve"> </w:t>
+      </w:r>
+      <w:r>
+        <w:rPr>
+          <w:rFonts w:ascii="Times New Roman" w:hAnsi="Times New Roman" w:cs="Times New Roman"/>
+          <w:sz w:val="28"/>
+          <w:szCs w:val="28"/>
+          <w:lang w:val="en-US"/>
+        </w:rPr>
+        <w:t>(</w:t>
+      </w:r>
+      <w:r>
+        <w:rPr>
+          <w:rFonts w:ascii="Times New Roman" w:hAnsi="Times New Roman" w:cs="Times New Roman"/>
+          <w:sz w:val="28"/>
+          <w:szCs w:val="28"/>
+        </w:rPr>
+        <w:t>дата</w:t>
+      </w:r>
+      <w:r>
+        <w:rPr>
+          <w:rFonts w:ascii="Times New Roman" w:hAnsi="Times New Roman" w:cs="Times New Roman"/>
+          <w:sz w:val="28"/>
+          <w:szCs w:val="28"/>
+          <w:lang w:val="en-US"/>
+        </w:rPr>
+        <w:t xml:space="preserve"> </w:t>
+      </w:r>
+      <w:r>
+        <w:rPr>
+          <w:rFonts w:ascii="Times New Roman" w:hAnsi="Times New Roman" w:cs="Times New Roman"/>
+          <w:sz w:val="28"/>
+          <w:szCs w:val="28"/>
+        </w:rPr>
+        <w:t>обращения</w:t>
+      </w:r>
+      <w:r>
+        <w:rPr>
+          <w:rFonts w:ascii="Times New Roman" w:hAnsi="Times New Roman" w:cs="Times New Roman"/>
+          <w:sz w:val="28"/>
+          <w:szCs w:val="28"/>
+          <w:lang w:val="en-US"/>
+        </w:rPr>
+        <w:t>: 20.04.2026).</w:t>
       </w:r>
     </w:p>
     <w:p>
@@ -21055,75 +21320,110 @@
           <w:rFonts w:ascii="Times New Roman" w:hAnsi="Times New Roman" w:cs="Times New Roman"/>
           <w:sz w:val="28"/>
           <w:szCs w:val="28"/>
-        </w:rPr>
-      </w:pPr>
+          <w:lang w:val="en-US"/>
+        </w:rPr>
+      </w:pPr>
+      <w:r>
+        <w:rPr>
+          <w:rFonts w:ascii="Times New Roman" w:hAnsi="Times New Roman" w:cs="Times New Roman"/>
+          <w:sz w:val="28"/>
+          <w:szCs w:val="28"/>
+          <w:lang w:val="en-US"/>
+        </w:rPr>
+        <w:t>MDN Web Docs — HTML, CSS, Ja</w:t>
+      </w:r>
+      <w:r>
+        <w:rPr>
+          <w:rFonts w:ascii="Times New Roman" w:hAnsi="Times New Roman" w:cs="Times New Roman"/>
+          <w:sz w:val="28"/>
+          <w:szCs w:val="28"/>
+          <w:lang w:val="en-US"/>
+        </w:rPr>
+        <w:t xml:space="preserve">vaScript </w:t>
+      </w:r>
+      <w:r>
+        <w:rPr>
+          <w:rFonts w:ascii="Times New Roman" w:hAnsi="Times New Roman" w:cs="Times New Roman"/>
+          <w:sz w:val="28"/>
+          <w:szCs w:val="28"/>
+          <w:lang w:val="en-US"/>
+        </w:rPr>
+        <w:t>URL:</w:t>
+      </w:r>
+      <w:r>
+        <w:rPr>
+          <w:rFonts w:ascii="Times New Roman" w:hAnsi="Times New Roman" w:cs="Times New Roman"/>
+          <w:sz w:val="28"/>
+          <w:szCs w:val="28"/>
+          <w:lang w:val="en-US"/>
+        </w:rPr>
+        <w:t xml:space="preserve"> </w:t>
+      </w:r>
       <w:hyperlink r:id="rId12" w:history="1">
         <w:r>
           <w:rPr>
             <w:rStyle w:val="a8"/>
             <w:rFonts w:ascii="Times New Roman" w:hAnsi="Times New Roman" w:cs="Times New Roman"/>
+            <w:color w:val="auto"/>
             <w:sz w:val="28"/>
             <w:szCs w:val="28"/>
+            <w:u w:val="none"/>
+            <w:lang w:val="en-US"/>
           </w:rPr>
-          <w:t xml:space="preserve">MDN </w:t>
+          <w:t>https://developer.mozilla.org/</w:t>
         </w:r>
-        <w:proofErr w:type="spellStart"/>
-        <w:r>
-          <w:rPr>
-            <w:rStyle w:val="a8"/>
-            <w:rFonts w:ascii="Times New Roman" w:hAnsi="Times New Roman" w:cs="Times New Roman"/>
-            <w:sz w:val="28"/>
-            <w:szCs w:val="28"/>
-          </w:rPr>
-          <w:t>Web</w:t>
-        </w:r>
-        <w:proofErr w:type="spellEnd"/>
-        <w:r>
-          <w:rPr>
-            <w:rStyle w:val="a8"/>
-            <w:rFonts w:ascii="Times New Roman" w:hAnsi="Times New Roman" w:cs="Times New Roman"/>
-            <w:sz w:val="28"/>
-            <w:szCs w:val="28"/>
-          </w:rPr>
-          <w:t xml:space="preserve"> </w:t>
-        </w:r>
-        <w:proofErr w:type="spellStart"/>
-        <w:r>
-          <w:rPr>
-            <w:rStyle w:val="a8"/>
-            <w:rFonts w:ascii="Times New Roman" w:hAnsi="Times New Roman" w:cs="Times New Roman"/>
-            <w:sz w:val="28"/>
-            <w:szCs w:val="28"/>
-          </w:rPr>
-          <w:t>Docs</w:t>
-        </w:r>
-        <w:proofErr w:type="spellEnd"/>
       </w:hyperlink>
       <w:r>
         <w:rPr>
           <w:rFonts w:ascii="Times New Roman" w:hAnsi="Times New Roman" w:cs="Times New Roman"/>
           <w:sz w:val="28"/>
           <w:szCs w:val="28"/>
-        </w:rPr>
-        <w:t xml:space="preserve"> — HTML, CSS, </w:t>
-      </w:r>
-      <w:proofErr w:type="spellStart"/>
-      <w:r>
-        <w:rPr>
-          <w:rFonts w:ascii="Times New Roman" w:hAnsi="Times New Roman" w:cs="Times New Roman"/>
-          <w:sz w:val="28"/>
-          <w:szCs w:val="28"/>
-        </w:rPr>
-        <w:t>JavaScript</w:t>
-      </w:r>
-      <w:proofErr w:type="spellEnd"/>
-      <w:r>
-        <w:rPr>
-          <w:rFonts w:ascii="Times New Roman" w:hAnsi="Times New Roman" w:cs="Times New Roman"/>
-          <w:sz w:val="28"/>
-          <w:szCs w:val="28"/>
-        </w:rPr>
-        <w:t xml:space="preserve"> [Электронный ресурс]. — Режим доступа: (дата обращения: 20.04.2026).</w:t>
+          <w:lang w:val="en-US"/>
+        </w:rPr>
+        <w:t xml:space="preserve"> </w:t>
+      </w:r>
+      <w:r>
+        <w:rPr>
+          <w:rFonts w:ascii="Times New Roman" w:hAnsi="Times New Roman" w:cs="Times New Roman"/>
+          <w:sz w:val="28"/>
+          <w:szCs w:val="28"/>
+          <w:lang w:val="en-US"/>
+        </w:rPr>
+        <w:t>(</w:t>
+      </w:r>
+      <w:r>
+        <w:rPr>
+          <w:rFonts w:ascii="Times New Roman" w:hAnsi="Times New Roman" w:cs="Times New Roman"/>
+          <w:sz w:val="28"/>
+          <w:szCs w:val="28"/>
+        </w:rPr>
+        <w:t>дата</w:t>
+      </w:r>
+      <w:r>
+        <w:rPr>
+          <w:rFonts w:ascii="Times New Roman" w:hAnsi="Times New Roman" w:cs="Times New Roman"/>
+          <w:sz w:val="28"/>
+          <w:szCs w:val="28"/>
+          <w:lang w:val="en-US"/>
+        </w:rPr>
+        <w:t xml:space="preserve"> </w:t>
+      </w:r>
+      <w:r>
+        <w:rPr>
+          <w:rFonts w:ascii="Times New Roman" w:hAnsi="Times New Roman" w:cs="Times New Roman"/>
+          <w:sz w:val="28"/>
+          <w:szCs w:val="28"/>
+        </w:rPr>
+        <w:t>обращения</w:t>
+      </w:r>
+      <w:r>
+        <w:rPr>
+          <w:rFonts w:ascii="Times New Roman" w:hAnsi="Times New Roman" w:cs="Times New Roman"/>
+          <w:sz w:val="28"/>
+          <w:szCs w:val="28"/>
+          <w:lang w:val="en-US"/>
+        </w:rPr>
+        <w:t>: 20.04.2026).</w:t>
       </w:r>
     </w:p>
     <w:p>
@@ -21141,15 +21441,60 @@
           <w:szCs w:val="28"/>
         </w:rPr>
       </w:pPr>
+      <w:proofErr w:type="spellStart"/>
+      <w:r>
+        <w:rPr>
+          <w:rFonts w:ascii="Times New Roman" w:hAnsi="Times New Roman" w:cs="Times New Roman"/>
+          <w:sz w:val="28"/>
+          <w:szCs w:val="28"/>
+        </w:rPr>
+        <w:t>Challonge</w:t>
+      </w:r>
+      <w:proofErr w:type="spellEnd"/>
+      <w:r>
+        <w:rPr>
+          <w:rFonts w:ascii="Times New Roman" w:hAnsi="Times New Roman" w:cs="Times New Roman"/>
+          <w:sz w:val="28"/>
+          <w:szCs w:val="28"/>
+        </w:rPr>
+        <w:t xml:space="preserve"> — сервис генерации турнирных сеток </w:t>
+      </w:r>
+      <w:r>
+        <w:rPr>
+          <w:rFonts w:ascii="Times New Roman" w:hAnsi="Times New Roman" w:cs="Times New Roman"/>
+          <w:sz w:val="28"/>
+          <w:szCs w:val="28"/>
+          <w:lang w:val="en-US"/>
+        </w:rPr>
+        <w:t>URL</w:t>
+      </w:r>
+      <w:r>
+        <w:rPr>
+          <w:rFonts w:ascii="Times New Roman" w:hAnsi="Times New Roman" w:cs="Times New Roman"/>
+          <w:sz w:val="28"/>
+          <w:szCs w:val="28"/>
+        </w:rPr>
+        <w:t>:</w:t>
+      </w:r>
+      <w:r>
+        <w:rPr>
+          <w:rFonts w:ascii="Times New Roman" w:hAnsi="Times New Roman" w:cs="Times New Roman"/>
+          <w:sz w:val="28"/>
+          <w:szCs w:val="28"/>
+        </w:rPr>
+        <w:t xml:space="preserve"> </w:t>
+      </w:r>
       <w:hyperlink r:id="rId13" w:history="1">
         <w:r>
           <w:rPr>
             <w:rStyle w:val="a8"/>
             <w:rFonts w:ascii="Times New Roman" w:hAnsi="Times New Roman" w:cs="Times New Roman"/>
+            <w:color w:val="auto"/>
             <w:sz w:val="28"/>
             <w:szCs w:val="28"/>
+            <w:u w:val="none"/>
           </w:rPr>
-          <w:t>Challonge</w:t>
+          <w:t>https://challonge.com/ru</w:t>
         </w:r>
       </w:hyperlink>
       <w:r>
@@ -21158,7 +21503,15 @@
           <w:sz w:val="28"/>
           <w:szCs w:val="28"/>
         </w:rPr>
-        <w:t xml:space="preserve"> — сервис генерации турнирных сеток [Электронный ресурс]. — Режим доступа: (дата обращения: 20.04.2026).</w:t>
+        <w:t xml:space="preserve"> </w:t>
+      </w:r>
+      <w:r>
+        <w:rPr>
+          <w:rFonts w:ascii="Times New Roman" w:hAnsi="Times New Roman" w:cs="Times New Roman"/>
+          <w:sz w:val="28"/>
+          <w:szCs w:val="28"/>
+        </w:rPr>
+        <w:t>(дата обращения: 20.04.2026).</w:t>
       </w:r>
     </w:p>
     <w:p>
@@ -21176,18 +21529,61 @@
           <w:szCs w:val="28"/>
         </w:rPr>
       </w:pPr>
+      <w:proofErr w:type="spellStart"/>
+      <w:r>
+        <w:rPr>
+          <w:rFonts w:ascii="Times New Roman" w:hAnsi="Times New Roman" w:cs="Times New Roman"/>
+          <w:sz w:val="28"/>
+          <w:szCs w:val="28"/>
+        </w:rPr>
+        <w:t>Toornament</w:t>
+      </w:r>
+      <w:proofErr w:type="spellEnd"/>
+      <w:r>
+        <w:rPr>
+          <w:rFonts w:ascii="Times New Roman" w:hAnsi="Times New Roman" w:cs="Times New Roman"/>
+          <w:sz w:val="28"/>
+          <w:szCs w:val="28"/>
+        </w:rPr>
+        <w:t xml:space="preserve"> — система управления турнирами </w:t>
+      </w:r>
+      <w:r>
+        <w:rPr>
+          <w:rFonts w:ascii="Times New Roman" w:hAnsi="Times New Roman" w:cs="Times New Roman"/>
+          <w:sz w:val="28"/>
+          <w:szCs w:val="28"/>
+          <w:lang w:val="en-US"/>
+        </w:rPr>
+        <w:t>URL</w:t>
+      </w:r>
+      <w:r>
+        <w:rPr>
+          <w:rFonts w:ascii="Times New Roman" w:hAnsi="Times New Roman" w:cs="Times New Roman"/>
+          <w:sz w:val="28"/>
+          <w:szCs w:val="28"/>
+        </w:rPr>
+        <w:t>:</w:t>
+      </w:r>
+      <w:r>
+        <w:rPr>
+          <w:rFonts w:ascii="Times New Roman" w:hAnsi="Times New Roman" w:cs="Times New Roman"/>
+          <w:sz w:val="28"/>
+          <w:szCs w:val="28"/>
+        </w:rPr>
+        <w:t xml:space="preserve"> </w:t>
+      </w:r>
       <w:hyperlink r:id="rId14" w:history="1">
-        <w:proofErr w:type="spellStart"/>
         <w:r>
           <w:rPr>
             <w:rStyle w:val="a8"/>
             <w:rFonts w:ascii="Times New Roman" w:hAnsi="Times New Roman" w:cs="Times New Roman"/>
+            <w:color w:val="auto"/>
             <w:sz w:val="28"/>
             <w:szCs w:val="28"/>
+            <w:u w:val="none"/>
           </w:rPr>
-          <w:t>Toornament</w:t>
+          <w:t>https://the-tournament.net/en</w:t>
         </w:r>
-        <w:proofErr w:type="spellEnd"/>
       </w:hyperlink>
       <w:r>
         <w:rPr>
@@ -21195,7 +21591,15 @@
           <w:sz w:val="28"/>
           <w:szCs w:val="28"/>
         </w:rPr>
-        <w:t xml:space="preserve"> — система управления турнирами [Электронный ресурс]. — Режим доступа: (дата обращения: 20.04.2026).</w:t>
+        <w:t xml:space="preserve"> </w:t>
+      </w:r>
+      <w:r>
+        <w:rPr>
+          <w:rFonts w:ascii="Times New Roman" w:hAnsi="Times New Roman" w:cs="Times New Roman"/>
+          <w:sz w:val="28"/>
+          <w:szCs w:val="28"/>
+        </w:rPr>
+        <w:t>(дата обращения: 20.04.2026).</w:t>
       </w:r>
     </w:p>
     <w:p>
@@ -21213,15 +21617,197 @@
           <w:szCs w:val="28"/>
         </w:rPr>
       </w:pPr>
+      <w:proofErr w:type="spellStart"/>
+      <w:r>
+        <w:rPr>
+          <w:rFonts w:ascii="Times New Roman" w:hAnsi="Times New Roman" w:cs="Times New Roman"/>
+          <w:sz w:val="28"/>
+          <w:szCs w:val="28"/>
+        </w:rPr>
+        <w:t>Battlefy</w:t>
+      </w:r>
+      <w:proofErr w:type="spellEnd"/>
+      <w:r>
+        <w:rPr>
+          <w:rFonts w:ascii="Times New Roman" w:hAnsi="Times New Roman" w:cs="Times New Roman"/>
+          <w:sz w:val="28"/>
+          <w:szCs w:val="28"/>
+        </w:rPr>
+        <w:t xml:space="preserve"> — платформа для </w:t>
+      </w:r>
+      <w:proofErr w:type="spellStart"/>
+      <w:r>
+        <w:rPr>
+          <w:rFonts w:ascii="Times New Roman" w:hAnsi="Times New Roman" w:cs="Times New Roman"/>
+          <w:sz w:val="28"/>
+          <w:szCs w:val="28"/>
+        </w:rPr>
+        <w:t>киберспортивных</w:t>
+      </w:r>
+      <w:proofErr w:type="spellEnd"/>
+      <w:r>
+        <w:rPr>
+          <w:rFonts w:ascii="Times New Roman" w:hAnsi="Times New Roman" w:cs="Times New Roman"/>
+          <w:sz w:val="28"/>
+          <w:szCs w:val="28"/>
+        </w:rPr>
+        <w:t xml:space="preserve"> турниров </w:t>
+      </w:r>
+      <w:r>
+        <w:rPr>
+          <w:rFonts w:ascii="Times New Roman" w:hAnsi="Times New Roman" w:cs="Times New Roman"/>
+          <w:sz w:val="28"/>
+          <w:szCs w:val="28"/>
+          <w:lang w:val="en-US"/>
+        </w:rPr>
+        <w:t>URL</w:t>
+      </w:r>
+      <w:r>
+        <w:rPr>
+          <w:rFonts w:ascii="Times New Roman" w:hAnsi="Times New Roman" w:cs="Times New Roman"/>
+          <w:sz w:val="28"/>
+          <w:szCs w:val="28"/>
+        </w:rPr>
+        <w:t>:</w:t>
+      </w:r>
+      <w:r>
+        <w:rPr>
+          <w:rFonts w:ascii="Times New Roman" w:hAnsi="Times New Roman" w:cs="Times New Roman"/>
+          <w:sz w:val="28"/>
+          <w:szCs w:val="28"/>
+        </w:rPr>
+        <w:t xml:space="preserve"> </w:t>
+      </w:r>
+      <w:r>
+        <w:rPr>
+          <w:rFonts w:ascii="Times New Roman" w:hAnsi="Times New Roman" w:cs="Times New Roman"/>
+          <w:sz w:val="28"/>
+          <w:szCs w:val="28"/>
+        </w:rPr>
+        <w:fldChar w:fldCharType="begin"/>
+      </w:r>
+      <w:r>
+        <w:rPr>
+          <w:rFonts w:ascii="Times New Roman" w:hAnsi="Times New Roman" w:cs="Times New Roman"/>
+          <w:sz w:val="28"/>
+          <w:szCs w:val="28"/>
+        </w:rPr>
+        <w:instrText xml:space="preserve"> HYPERLINK "https://battlefy.com/" </w:instrText>
+      </w:r>
+      <w:r>
+        <w:rPr>
+          <w:rFonts w:ascii="Times New Roman" w:hAnsi="Times New Roman" w:cs="Times New Roman"/>
+          <w:sz w:val="28"/>
+          <w:szCs w:val="28"/>
+        </w:rPr>
+        <w:fldChar w:fldCharType="separate"/>
+      </w:r>
+      <w:r>
+        <w:rPr>
+          <w:rStyle w:val="a8"/>
+          <w:rFonts w:ascii="Times New Roman" w:hAnsi="Times New Roman" w:cs="Times New Roman"/>
+          <w:color w:val="auto"/>
+          <w:sz w:val="28"/>
+          <w:szCs w:val="28"/>
+          <w:u w:val="none"/>
+        </w:rPr>
+        <w:t>https://battlefy.com/</w:t>
+      </w:r>
+      <w:r>
+        <w:rPr>
+          <w:rFonts w:ascii="Times New Roman" w:hAnsi="Times New Roman" w:cs="Times New Roman"/>
+          <w:sz w:val="28"/>
+          <w:szCs w:val="28"/>
+        </w:rPr>
+        <w:fldChar w:fldCharType="end"/>
+      </w:r>
+      <w:r>
+        <w:rPr>
+          <w:rFonts w:ascii="Times New Roman" w:hAnsi="Times New Roman" w:cs="Times New Roman"/>
+          <w:sz w:val="28"/>
+          <w:szCs w:val="28"/>
+        </w:rPr>
+        <w:t xml:space="preserve"> </w:t>
+      </w:r>
+      <w:r>
+        <w:rPr>
+          <w:rFonts w:ascii="Times New Roman" w:hAnsi="Times New Roman" w:cs="Times New Roman"/>
+          <w:sz w:val="28"/>
+          <w:szCs w:val="28"/>
+        </w:rPr>
+        <w:t>(дата обращения: 20.04.2026).</w:t>
+      </w:r>
+    </w:p>
+    <w:p>
+      <w:pPr>
+        <w:pStyle w:val="af"/>
+        <w:numPr>
+          <w:ilvl w:val="0"/>
+          <w:numId w:val="21"/>
+        </w:numPr>
+        <w:spacing w:after="0" w:line="360" w:lineRule="auto"/>
+        <w:jc w:val="both"/>
+        <w:rPr>
+          <w:rFonts w:ascii="Times New Roman" w:hAnsi="Times New Roman" w:cs="Times New Roman"/>
+          <w:sz w:val="28"/>
+          <w:szCs w:val="28"/>
+        </w:rPr>
+      </w:pPr>
+      <w:proofErr w:type="spellStart"/>
+      <w:r>
+        <w:rPr>
+          <w:rFonts w:ascii="Times New Roman" w:hAnsi="Times New Roman" w:cs="Times New Roman"/>
+          <w:sz w:val="28"/>
+          <w:szCs w:val="28"/>
+        </w:rPr>
+        <w:t>Bootstrap</w:t>
+      </w:r>
+      <w:proofErr w:type="spellEnd"/>
+      <w:r>
+        <w:rPr>
+          <w:rFonts w:ascii="Times New Roman" w:hAnsi="Times New Roman" w:cs="Times New Roman"/>
+          <w:sz w:val="28"/>
+          <w:szCs w:val="28"/>
+        </w:rPr>
+        <w:t xml:space="preserve"> </w:t>
+      </w:r>
+      <w:proofErr w:type="spellStart"/>
+      <w:r>
+        <w:rPr>
+          <w:rFonts w:ascii="Times New Roman" w:hAnsi="Times New Roman" w:cs="Times New Roman"/>
+          <w:sz w:val="28"/>
+          <w:szCs w:val="28"/>
+        </w:rPr>
+        <w:t>Documentation</w:t>
+      </w:r>
+      <w:proofErr w:type="spellEnd"/>
+      <w:r>
+        <w:rPr>
+          <w:rFonts w:ascii="Times New Roman" w:hAnsi="Times New Roman" w:cs="Times New Roman"/>
+          <w:sz w:val="28"/>
+          <w:szCs w:val="28"/>
+        </w:rPr>
+        <w:t xml:space="preserve"> [Электр</w:t>
+      </w:r>
+      <w:r>
+        <w:rPr>
+          <w:rFonts w:ascii="Times New Roman" w:hAnsi="Times New Roman" w:cs="Times New Roman"/>
+          <w:sz w:val="28"/>
+          <w:szCs w:val="28"/>
+        </w:rPr>
+        <w:t xml:space="preserve">онный ресурс]. </w:t>
+      </w:r>
       <w:hyperlink r:id="rId15" w:history="1">
         <w:r>
           <w:rPr>
             <w:rStyle w:val="a8"/>
             <w:rFonts w:ascii="Times New Roman" w:hAnsi="Times New Roman" w:cs="Times New Roman"/>
+            <w:color w:val="auto"/>
             <w:sz w:val="28"/>
             <w:szCs w:val="28"/>
+            <w:u w:val="none"/>
           </w:rPr>
-          <w:t>Battlefy</w:t>
+          <w:t>https://getbootstrap.com/</w:t>
         </w:r>
       </w:hyperlink>
       <w:r>
@@ -21229,26 +21815,17 @@
           <w:rFonts w:ascii="Times New Roman" w:hAnsi="Times New Roman" w:cs="Times New Roman"/>
           <w:sz w:val="28"/>
           <w:szCs w:val="28"/>
-        </w:rPr>
-        <w:t xml:space="preserve"> — платформа для </w:t>
-      </w:r>
-      <w:proofErr w:type="spellStart"/>
-      <w:r>
-        <w:rPr>
-          <w:rFonts w:ascii="Times New Roman" w:hAnsi="Times New Roman" w:cs="Times New Roman"/>
-          <w:sz w:val="28"/>
-          <w:szCs w:val="28"/>
-        </w:rPr>
-        <w:t>киберспортивных</w:t>
-      </w:r>
-      <w:proofErr w:type="spellEnd"/>
-      <w:r>
-        <w:rPr>
-          <w:rFonts w:ascii="Times New Roman" w:hAnsi="Times New Roman" w:cs="Times New Roman"/>
-          <w:sz w:val="28"/>
-          <w:szCs w:val="28"/>
-        </w:rPr>
-        <w:t xml:space="preserve"> турниров [Электронный ресурс]. — Режим доступа: (дата обращения: 20.04.2026).</w:t>
+          <w:lang w:val="en-US"/>
+        </w:rPr>
+        <w:t xml:space="preserve"> </w:t>
+      </w:r>
+      <w:r>
+        <w:rPr>
+          <w:rFonts w:ascii="Times New Roman" w:hAnsi="Times New Roman" w:cs="Times New Roman"/>
+          <w:sz w:val="28"/>
+          <w:szCs w:val="28"/>
+        </w:rPr>
+        <w:t>(дата обращения: 20.04.2026).</w:t>
       </w:r>
     </w:p>
     <w:p>
@@ -21266,15 +21843,115 @@
           <w:szCs w:val="28"/>
         </w:rPr>
       </w:pPr>
+      <w:proofErr w:type="spellStart"/>
+      <w:r>
+        <w:rPr>
+          <w:rFonts w:ascii="Times New Roman" w:hAnsi="Times New Roman" w:cs="Times New Roman"/>
+          <w:sz w:val="28"/>
+          <w:szCs w:val="28"/>
+        </w:rPr>
+        <w:t>Blade</w:t>
+      </w:r>
+      <w:proofErr w:type="spellEnd"/>
+      <w:r>
+        <w:rPr>
+          <w:rFonts w:ascii="Times New Roman" w:hAnsi="Times New Roman" w:cs="Times New Roman"/>
+          <w:sz w:val="28"/>
+          <w:szCs w:val="28"/>
+        </w:rPr>
+        <w:t xml:space="preserve"> </w:t>
+      </w:r>
+      <w:proofErr w:type="spellStart"/>
+      <w:r>
+        <w:rPr>
+          <w:rFonts w:ascii="Times New Roman" w:hAnsi="Times New Roman" w:cs="Times New Roman"/>
+          <w:sz w:val="28"/>
+          <w:szCs w:val="28"/>
+        </w:rPr>
+        <w:t>Templates</w:t>
+      </w:r>
+      <w:proofErr w:type="spellEnd"/>
+      <w:r>
+        <w:rPr>
+          <w:rFonts w:ascii="Times New Roman" w:hAnsi="Times New Roman" w:cs="Times New Roman"/>
+          <w:sz w:val="28"/>
+          <w:szCs w:val="28"/>
+        </w:rPr>
+        <w:t xml:space="preserve"> — </w:t>
+      </w:r>
+      <w:proofErr w:type="spellStart"/>
+      <w:r>
+        <w:rPr>
+          <w:rFonts w:ascii="Times New Roman" w:hAnsi="Times New Roman" w:cs="Times New Roman"/>
+          <w:sz w:val="28"/>
+          <w:szCs w:val="28"/>
+        </w:rPr>
+        <w:t>Laravel</w:t>
+      </w:r>
+      <w:proofErr w:type="spellEnd"/>
+      <w:r>
+        <w:rPr>
+          <w:rFonts w:ascii="Times New Roman" w:hAnsi="Times New Roman" w:cs="Times New Roman"/>
+          <w:sz w:val="28"/>
+          <w:szCs w:val="28"/>
+        </w:rPr>
+        <w:t xml:space="preserve"> </w:t>
+      </w:r>
+      <w:proofErr w:type="spellStart"/>
+      <w:r>
+        <w:rPr>
+          <w:rFonts w:ascii="Times New Roman" w:hAnsi="Times New Roman" w:cs="Times New Roman"/>
+          <w:sz w:val="28"/>
+          <w:szCs w:val="28"/>
+        </w:rPr>
+        <w:t>View</w:t>
+      </w:r>
+      <w:proofErr w:type="spellEnd"/>
+      <w:r>
+        <w:rPr>
+          <w:rFonts w:ascii="Times New Roman" w:hAnsi="Times New Roman" w:cs="Times New Roman"/>
+          <w:sz w:val="28"/>
+          <w:szCs w:val="28"/>
+        </w:rPr>
+        <w:t xml:space="preserve"> </w:t>
+      </w:r>
+      <w:proofErr w:type="spellStart"/>
+      <w:r>
+        <w:rPr>
+          <w:rFonts w:ascii="Times New Roman" w:hAnsi="Times New Roman" w:cs="Times New Roman"/>
+          <w:sz w:val="28"/>
+          <w:szCs w:val="28"/>
+        </w:rPr>
+        <w:t>Engine</w:t>
+      </w:r>
+      <w:proofErr w:type="spellEnd"/>
+      <w:r>
+        <w:rPr>
+          <w:rFonts w:ascii="Times New Roman" w:hAnsi="Times New Roman" w:cs="Times New Roman"/>
+          <w:sz w:val="28"/>
+          <w:szCs w:val="28"/>
+        </w:rPr>
+        <w:t xml:space="preserve"> [Электр</w:t>
+      </w:r>
+      <w:r>
+        <w:rPr>
+          <w:rFonts w:ascii="Times New Roman" w:hAnsi="Times New Roman" w:cs="Times New Roman"/>
+          <w:sz w:val="28"/>
+          <w:szCs w:val="28"/>
+        </w:rPr>
+        <w:t xml:space="preserve">онный ресурс]. </w:t>
+      </w:r>
       <w:hyperlink r:id="rId16" w:history="1">
         <w:r>
           <w:rPr>
             <w:rStyle w:val="a8"/>
             <w:rFonts w:ascii="Times New Roman" w:hAnsi="Times New Roman" w:cs="Times New Roman"/>
+            <w:color w:val="auto"/>
             <w:sz w:val="28"/>
             <w:szCs w:val="28"/>
+            <w:u w:val="none"/>
           </w:rPr>
-          <w:t>Bootstrap Documentation</w:t>
+          <w:t>https://laravel.com/docs/13.x/blade</w:t>
         </w:r>
       </w:hyperlink>
       <w:r>
@@ -21282,16 +21959,9 @@
           <w:rFonts w:ascii="Times New Roman" w:hAnsi="Times New Roman" w:cs="Times New Roman"/>
           <w:sz w:val="28"/>
           <w:szCs w:val="28"/>
-        </w:rPr>
-        <w:t xml:space="preserve"> [Электр</w:t>
-      </w:r>
-      <w:r>
-        <w:rPr>
-          <w:rFonts w:ascii="Times New Roman" w:hAnsi="Times New Roman" w:cs="Times New Roman"/>
-          <w:sz w:val="28"/>
-          <w:szCs w:val="28"/>
-        </w:rPr>
-        <w:t>онный ресурс]. — Режим доступа:</w:t>
+          <w:lang w:val="en-US"/>
+        </w:rPr>
+        <w:t xml:space="preserve"> </w:t>
       </w:r>
       <w:r>
         <w:rPr>
@@ -21317,15 +21987,53 @@
           <w:szCs w:val="28"/>
         </w:rPr>
       </w:pPr>
+      <w:proofErr w:type="spellStart"/>
+      <w:r>
+        <w:rPr>
+          <w:rFonts w:ascii="Times New Roman" w:hAnsi="Times New Roman" w:cs="Times New Roman"/>
+          <w:sz w:val="28"/>
+          <w:szCs w:val="28"/>
+        </w:rPr>
+        <w:t>GitHub</w:t>
+      </w:r>
+      <w:proofErr w:type="spellEnd"/>
+      <w:r>
+        <w:rPr>
+          <w:rFonts w:ascii="Times New Roman" w:hAnsi="Times New Roman" w:cs="Times New Roman"/>
+          <w:sz w:val="28"/>
+          <w:szCs w:val="28"/>
+        </w:rPr>
+        <w:t xml:space="preserve"> — примеры проектов на </w:t>
+      </w:r>
+      <w:proofErr w:type="spellStart"/>
+      <w:r>
+        <w:rPr>
+          <w:rFonts w:ascii="Times New Roman" w:hAnsi="Times New Roman" w:cs="Times New Roman"/>
+          <w:sz w:val="28"/>
+          <w:szCs w:val="28"/>
+        </w:rPr>
+        <w:t>Laravel</w:t>
+      </w:r>
+      <w:proofErr w:type="spellEnd"/>
+      <w:r>
+        <w:rPr>
+          <w:rFonts w:ascii="Times New Roman" w:hAnsi="Times New Roman" w:cs="Times New Roman"/>
+          <w:sz w:val="28"/>
+          <w:szCs w:val="28"/>
+        </w:rPr>
+        <w:t xml:space="preserve"> [Электронный ресурс]. </w:t>
+      </w:r>
       <w:hyperlink r:id="rId17" w:history="1">
         <w:r>
           <w:rPr>
             <w:rStyle w:val="a8"/>
             <w:rFonts w:ascii="Times New Roman" w:hAnsi="Times New Roman" w:cs="Times New Roman"/>
+            <w:color w:val="auto"/>
             <w:sz w:val="28"/>
             <w:szCs w:val="28"/>
+            <w:u w:val="none"/>
           </w:rPr>
-          <w:t>Blade Templates — Laravel View Engine</w:t>
+          <w:t>https://github.com/</w:t>
         </w:r>
       </w:hyperlink>
       <w:r>
@@ -21333,16 +22041,9 @@
           <w:rFonts w:ascii="Times New Roman" w:hAnsi="Times New Roman" w:cs="Times New Roman"/>
           <w:sz w:val="28"/>
           <w:szCs w:val="28"/>
-        </w:rPr>
-        <w:t xml:space="preserve"> [Электр</w:t>
-      </w:r>
-      <w:r>
-        <w:rPr>
-          <w:rFonts w:ascii="Times New Roman" w:hAnsi="Times New Roman" w:cs="Times New Roman"/>
-          <w:sz w:val="28"/>
-          <w:szCs w:val="28"/>
-        </w:rPr>
-        <w:t>онный ресурс]. — Режим доступа:</w:t>
+          <w:lang w:val="en-US"/>
+        </w:rPr>
+        <w:t xml:space="preserve"> </w:t>
       </w:r>
       <w:r>
         <w:rPr>
@@ -21351,61 +22052,6 @@
           <w:szCs w:val="28"/>
         </w:rPr>
         <w:t>(дата обращения: 20.04.2026).</w:t>
-      </w:r>
-    </w:p>
-    <w:p>
-      <w:pPr>
-        <w:pStyle w:val="af"/>
-        <w:numPr>
-          <w:ilvl w:val="0"/>
-          <w:numId w:val="21"/>
-        </w:numPr>
-        <w:spacing w:after="0" w:line="360" w:lineRule="auto"/>
-        <w:jc w:val="both"/>
-        <w:rPr>
-          <w:rFonts w:ascii="Times New Roman" w:hAnsi="Times New Roman" w:cs="Times New Roman"/>
-          <w:sz w:val="28"/>
-          <w:szCs w:val="28"/>
-        </w:rPr>
-      </w:pPr>
-      <w:hyperlink r:id="rId18" w:history="1">
-        <w:proofErr w:type="spellStart"/>
-        <w:r>
-          <w:rPr>
-            <w:rStyle w:val="a8"/>
-            <w:rFonts w:ascii="Times New Roman" w:hAnsi="Times New Roman" w:cs="Times New Roman"/>
-            <w:sz w:val="28"/>
-            <w:szCs w:val="28"/>
-          </w:rPr>
-          <w:t>GitHub</w:t>
-        </w:r>
-        <w:proofErr w:type="spellEnd"/>
-      </w:hyperlink>
-      <w:r>
-        <w:rPr>
-          <w:rFonts w:ascii="Times New Roman" w:hAnsi="Times New Roman" w:cs="Times New Roman"/>
-          <w:sz w:val="28"/>
-          <w:szCs w:val="28"/>
-        </w:rPr>
-        <w:t xml:space="preserve"> — примеры проектов на </w:t>
-      </w:r>
-      <w:proofErr w:type="spellStart"/>
-      <w:r>
-        <w:rPr>
-          <w:rFonts w:ascii="Times New Roman" w:hAnsi="Times New Roman" w:cs="Times New Roman"/>
-          <w:sz w:val="28"/>
-          <w:szCs w:val="28"/>
-        </w:rPr>
-        <w:t>Laravel</w:t>
-      </w:r>
-      <w:proofErr w:type="spellEnd"/>
-      <w:r>
-        <w:rPr>
-          <w:rFonts w:ascii="Times New Roman" w:hAnsi="Times New Roman" w:cs="Times New Roman"/>
-          <w:sz w:val="28"/>
-          <w:szCs w:val="28"/>
-        </w:rPr>
-        <w:t xml:space="preserve"> [Электронный ресурс]. — Режим доступа: (дата обращения: 20.04.2026).</w:t>
       </w:r>
     </w:p>
     <w:p>
@@ -21427,8 +22073,20 @@
           <w:docGrid w:linePitch="360" w:charSpace="4096"/>
         </w:sectPr>
       </w:pPr>
-      <w:bookmarkStart w:id="21" w:name="_GoBack"/>
-      <w:bookmarkEnd w:id="21"/>
+    </w:p>
+    <w:p>
+      <w:pPr>
+        <w:pStyle w:val="af2"/>
+        <w:outlineLvl w:val="0"/>
+      </w:pPr>
+      <w:bookmarkStart w:id="22" w:name="_Toc227947245"/>
+      <w:r>
+        <w:lastRenderedPageBreak/>
+        <w:t>Приложения</w:t>
+      </w:r>
+      <w:bookmarkStart w:id="23" w:name="_GoBack"/>
+      <w:bookmarkEnd w:id="22"/>
+      <w:bookmarkEnd w:id="23"/>
     </w:p>
     <w:p>
       <w:pPr>
@@ -21448,7 +22106,6 @@
           <w:sz w:val="28"/>
           <w:szCs w:val="28"/>
         </w:rPr>
-        <w:lastRenderedPageBreak/>
         <w:t>Приложение 1</w:t>
       </w:r>
     </w:p>
@@ -21499,6 +22156,156 @@
             <wp:extent cx="6480175" cy="5686425"/>
             <wp:effectExtent l="0" t="0" r="0" b="9525"/>
             <wp:docPr id="1" name="Рисунок 1"/>
+            <wp:cNvGraphicFramePr>
+              <a:graphicFrameLocks xmlns:a="http://schemas.openxmlformats.org/drawingml/2006/main" noChangeAspect="1"/>
+            </wp:cNvGraphicFramePr>
+            <a:graphic xmlns:a="http://schemas.openxmlformats.org/drawingml/2006/main">
+              <a:graphicData uri="http://schemas.openxmlformats.org/drawingml/2006/picture">
+                <pic:pic xmlns:pic="http://schemas.openxmlformats.org/drawingml/2006/picture">
+                  <pic:nvPicPr>
+                    <pic:cNvPr id="1" name=""/>
+                    <pic:cNvPicPr/>
+                  </pic:nvPicPr>
+                  <pic:blipFill>
+                    <a:blip r:embed="rId18"/>
+                    <a:stretch>
+                      <a:fillRect/>
+                    </a:stretch>
+                  </pic:blipFill>
+                  <pic:spPr>
+                    <a:xfrm>
+                      <a:off x="0" y="0"/>
+                      <a:ext cx="6480175" cy="5686425"/>
+                    </a:xfrm>
+                    <a:prstGeom prst="rect">
+                      <a:avLst/>
+                    </a:prstGeom>
+                  </pic:spPr>
+                </pic:pic>
+              </a:graphicData>
+            </a:graphic>
+          </wp:inline>
+        </w:drawing>
+      </w:r>
+    </w:p>
+    <w:p>
+      <w:pPr>
+        <w:pStyle w:val="af"/>
+        <w:spacing w:after="0" w:line="360" w:lineRule="auto"/>
+        <w:ind w:left="0"/>
+        <w:jc w:val="both"/>
+        <w:rPr>
+          <w:rFonts w:ascii="Times New Roman" w:hAnsi="Times New Roman" w:cs="Times New Roman"/>
+          <w:sz w:val="28"/>
+          <w:szCs w:val="28"/>
+        </w:rPr>
+        <w:sectPr>
+          <w:pgSz w:w="11906" w:h="16838"/>
+          <w:pgMar w:top="1134" w:right="567" w:bottom="1134" w:left="1134" w:header="0" w:footer="709" w:gutter="0"/>
+          <w:cols w:space="720"/>
+          <w:formProt w:val="0"/>
+          <w:docGrid w:linePitch="360" w:charSpace="4096"/>
+        </w:sectPr>
+      </w:pPr>
+    </w:p>
+    <w:p>
+      <w:pPr>
+        <w:pStyle w:val="af"/>
+        <w:spacing w:after="0" w:line="360" w:lineRule="auto"/>
+        <w:ind w:left="0"/>
+        <w:jc w:val="right"/>
+        <w:rPr>
+          <w:rFonts w:ascii="Times New Roman" w:hAnsi="Times New Roman" w:cs="Times New Roman"/>
+          <w:sz w:val="28"/>
+          <w:szCs w:val="28"/>
+        </w:rPr>
+      </w:pPr>
+      <w:r>
+        <w:rPr>
+          <w:rFonts w:ascii="Times New Roman" w:hAnsi="Times New Roman" w:cs="Times New Roman"/>
+          <w:sz w:val="28"/>
+          <w:szCs w:val="28"/>
+        </w:rPr>
+        <w:lastRenderedPageBreak/>
+        <w:t xml:space="preserve">Приложение </w:t>
+      </w:r>
+      <w:r>
+        <w:rPr>
+          <w:rFonts w:ascii="Times New Roman" w:hAnsi="Times New Roman" w:cs="Times New Roman"/>
+          <w:sz w:val="28"/>
+          <w:szCs w:val="28"/>
+        </w:rPr>
+        <w:t>2</w:t>
+      </w:r>
+    </w:p>
+    <w:p>
+      <w:pPr>
+        <w:pStyle w:val="af"/>
+        <w:spacing w:after="0" w:line="360" w:lineRule="auto"/>
+        <w:ind w:left="0"/>
+        <w:jc w:val="center"/>
+        <w:rPr>
+          <w:rFonts w:ascii="Times New Roman" w:hAnsi="Times New Roman" w:cs="Times New Roman"/>
+          <w:b/>
+          <w:sz w:val="32"/>
+          <w:szCs w:val="32"/>
+        </w:rPr>
+      </w:pPr>
+      <w:r>
+        <w:rPr>
+          <w:rFonts w:ascii="Times New Roman" w:hAnsi="Times New Roman" w:cs="Times New Roman"/>
+          <w:b/>
+          <w:sz w:val="32"/>
+          <w:szCs w:val="32"/>
+        </w:rPr>
+        <w:t xml:space="preserve">Пример сервиса </w:t>
+      </w:r>
+      <w:proofErr w:type="spellStart"/>
+      <w:r>
+        <w:rPr>
+          <w:rFonts w:ascii="Times New Roman" w:hAnsi="Times New Roman" w:cs="Times New Roman"/>
+          <w:b/>
+          <w:sz w:val="32"/>
+          <w:szCs w:val="32"/>
+          <w:lang w:val="en-US"/>
+        </w:rPr>
+        <w:t>Challonge</w:t>
+      </w:r>
+      <w:proofErr w:type="spellEnd"/>
+      <w:r>
+        <w:rPr>
+          <w:rFonts w:ascii="Times New Roman" w:hAnsi="Times New Roman" w:cs="Times New Roman"/>
+          <w:b/>
+          <w:sz w:val="32"/>
+          <w:szCs w:val="32"/>
+        </w:rPr>
+        <w:t xml:space="preserve"> (из раздела анализа существующих решений)</w:t>
+      </w:r>
+    </w:p>
+    <w:p>
+      <w:pPr>
+        <w:pStyle w:val="af"/>
+        <w:spacing w:after="0" w:line="360" w:lineRule="auto"/>
+        <w:ind w:left="0"/>
+        <w:jc w:val="center"/>
+        <w:rPr>
+          <w:rFonts w:ascii="Times New Roman" w:hAnsi="Times New Roman" w:cs="Times New Roman"/>
+          <w:sz w:val="28"/>
+          <w:szCs w:val="28"/>
+        </w:rPr>
+      </w:pPr>
+      <w:r>
+        <w:rPr>
+          <w:rFonts w:ascii="Times New Roman" w:hAnsi="Times New Roman" w:cs="Times New Roman"/>
+          <w:noProof/>
+          <w:sz w:val="28"/>
+          <w:szCs w:val="28"/>
+        </w:rPr>
+        <w:drawing>
+          <wp:inline distT="0" distB="0" distL="0" distR="0" wp14:anchorId="375074DD" wp14:editId="41AC1399">
+            <wp:extent cx="8540024" cy="5555412"/>
+            <wp:effectExtent l="0" t="0" r="0" b="7620"/>
+            <wp:docPr id="4" name="Рисунок 4"/>
             <wp:cNvGraphicFramePr>
               <a:graphicFrameLocks xmlns:a="http://schemas.openxmlformats.org/drawingml/2006/main" noChangeAspect="1"/>
             </wp:cNvGraphicFramePr>
@@ -21518,7 +22325,7 @@
                   <pic:spPr>
                     <a:xfrm>
                       <a:off x="0" y="0"/>
-                      <a:ext cx="6480175" cy="5686425"/>
+                      <a:ext cx="8561157" cy="5569159"/>
                     </a:xfrm>
                     <a:prstGeom prst="rect">
                       <a:avLst/>
@@ -21536,26 +22343,6 @@
         <w:pStyle w:val="af"/>
         <w:spacing w:after="0" w:line="360" w:lineRule="auto"/>
         <w:ind w:left="0"/>
-        <w:jc w:val="both"/>
-        <w:rPr>
-          <w:rFonts w:ascii="Times New Roman" w:hAnsi="Times New Roman" w:cs="Times New Roman"/>
-          <w:sz w:val="28"/>
-          <w:szCs w:val="28"/>
-        </w:rPr>
-        <w:sectPr>
-          <w:pgSz w:w="11906" w:h="16838"/>
-          <w:pgMar w:top="1134" w:right="567" w:bottom="1134" w:left="1134" w:header="0" w:footer="709" w:gutter="0"/>
-          <w:cols w:space="720"/>
-          <w:formProt w:val="0"/>
-          <w:docGrid w:linePitch="360" w:charSpace="4096"/>
-        </w:sectPr>
-      </w:pPr>
-    </w:p>
-    <w:p>
-      <w:pPr>
-        <w:pStyle w:val="af"/>
-        <w:spacing w:after="0" w:line="360" w:lineRule="auto"/>
-        <w:ind w:left="0"/>
         <w:jc w:val="right"/>
         <w:rPr>
           <w:rFonts w:ascii="Times New Roman" w:hAnsi="Times New Roman" w:cs="Times New Roman"/>
@@ -21578,7 +22365,7 @@
           <w:sz w:val="28"/>
           <w:szCs w:val="28"/>
         </w:rPr>
-        <w:t>2</w:t>
+        <w:t>3</w:t>
       </w:r>
     </w:p>
     <w:p>
@@ -21603,7 +22390,6 @@
         </w:rPr>
         <w:t xml:space="preserve">Пример сервиса </w:t>
       </w:r>
-      <w:proofErr w:type="spellStart"/>
       <w:r>
         <w:rPr>
           <w:rFonts w:ascii="Times New Roman" w:hAnsi="Times New Roman" w:cs="Times New Roman"/>
@@ -21612,9 +22398,8 @@
           <w:szCs w:val="32"/>
           <w:lang w:val="en-US"/>
         </w:rPr>
-        <w:t>Challonge</w:t>
-      </w:r>
-      <w:proofErr w:type="spellEnd"/>
+        <w:t>Tournament</w:t>
+      </w:r>
       <w:r>
         <w:rPr>
           <w:rFonts w:ascii="Times New Roman" w:hAnsi="Times New Roman" w:cs="Times New Roman"/>
@@ -21640,14 +22425,15 @@
       <w:r>
         <w:rPr>
           <w:rFonts w:ascii="Times New Roman" w:hAnsi="Times New Roman" w:cs="Times New Roman"/>
+          <w:noProof/>
           <w:sz w:val="28"/>
           <w:szCs w:val="28"/>
         </w:rPr>
         <w:drawing>
-          <wp:inline distT="0" distB="0" distL="0" distR="0" wp14:anchorId="375074DD" wp14:editId="41AC1399">
-            <wp:extent cx="8540024" cy="5555412"/>
-            <wp:effectExtent l="0" t="0" r="0" b="7620"/>
-            <wp:docPr id="4" name="Рисунок 4"/>
+          <wp:inline distT="0" distB="0" distL="0" distR="0" wp14:anchorId="7F215BD6" wp14:editId="53CA6C06">
+            <wp:extent cx="9251950" cy="5323840"/>
+            <wp:effectExtent l="0" t="0" r="6350" b="0"/>
+            <wp:docPr id="5" name="Рисунок 5"/>
             <wp:cNvGraphicFramePr>
               <a:graphicFrameLocks xmlns:a="http://schemas.openxmlformats.org/drawingml/2006/main" noChangeAspect="1"/>
             </wp:cNvGraphicFramePr>
@@ -21667,7 +22453,7 @@
                   <pic:spPr>
                     <a:xfrm>
                       <a:off x="0" y="0"/>
-                      <a:ext cx="8561157" cy="5569159"/>
+                      <a:ext cx="9251950" cy="5323840"/>
                     </a:xfrm>
                     <a:prstGeom prst="rect">
                       <a:avLst/>
@@ -21685,12 +22471,31 @@
         <w:pStyle w:val="af"/>
         <w:spacing w:after="0" w:line="360" w:lineRule="auto"/>
         <w:ind w:left="0"/>
+        <w:jc w:val="center"/>
+        <w:rPr>
+          <w:rFonts w:ascii="Times New Roman" w:hAnsi="Times New Roman" w:cs="Times New Roman"/>
+          <w:sz w:val="28"/>
+          <w:szCs w:val="28"/>
+        </w:rPr>
+        <w:sectPr>
+          <w:pgSz w:w="16838" w:h="11906" w:orient="landscape"/>
+          <w:pgMar w:top="567" w:right="1134" w:bottom="1134" w:left="1134" w:header="0" w:footer="709" w:gutter="0"/>
+          <w:cols w:space="720"/>
+          <w:formProt w:val="0"/>
+          <w:docGrid w:linePitch="360" w:charSpace="4096"/>
+        </w:sectPr>
+      </w:pPr>
+    </w:p>
+    <w:p>
+      <w:pPr>
+        <w:pStyle w:val="af"/>
+        <w:spacing w:after="0" w:line="360" w:lineRule="auto"/>
+        <w:ind w:left="0"/>
         <w:jc w:val="right"/>
         <w:rPr>
           <w:rFonts w:ascii="Times New Roman" w:hAnsi="Times New Roman" w:cs="Times New Roman"/>
           <w:sz w:val="28"/>
           <w:szCs w:val="28"/>
-          <w:lang w:val="en-US"/>
         </w:rPr>
       </w:pPr>
       <w:r>
@@ -21707,9 +22512,8 @@
           <w:rFonts w:ascii="Times New Roman" w:hAnsi="Times New Roman" w:cs="Times New Roman"/>
           <w:sz w:val="28"/>
           <w:szCs w:val="28"/>
-          <w:lang w:val="en-US"/>
-        </w:rPr>
-        <w:t>3</w:t>
+        </w:rPr>
+        <w:t>4</w:t>
       </w:r>
     </w:p>
     <w:p>
@@ -21734,6 +22538,7 @@
         </w:rPr>
         <w:t xml:space="preserve">Пример сервиса </w:t>
       </w:r>
+      <w:proofErr w:type="spellStart"/>
       <w:r>
         <w:rPr>
           <w:rFonts w:ascii="Times New Roman" w:hAnsi="Times New Roman" w:cs="Times New Roman"/>
@@ -21742,8 +22547,9 @@
           <w:szCs w:val="32"/>
           <w:lang w:val="en-US"/>
         </w:rPr>
-        <w:t>Tournament</w:t>
-      </w:r>
+        <w:t>Battlefy</w:t>
+      </w:r>
+      <w:proofErr w:type="spellEnd"/>
       <w:r>
         <w:rPr>
           <w:rFonts w:ascii="Times New Roman" w:hAnsi="Times New Roman" w:cs="Times New Roman"/>
@@ -21765,18 +22571,26 @@
           <w:sz w:val="28"/>
           <w:szCs w:val="28"/>
         </w:rPr>
-      </w:pPr>
-      <w:r>
-        <w:rPr>
-          <w:rFonts w:ascii="Times New Roman" w:hAnsi="Times New Roman" w:cs="Times New Roman"/>
+        <w:sectPr>
+          <w:pgSz w:w="16838" w:h="11906" w:orient="landscape"/>
+          <w:pgMar w:top="567" w:right="1134" w:bottom="1134" w:left="1134" w:header="0" w:footer="709" w:gutter="0"/>
+          <w:cols w:space="720"/>
+          <w:formProt w:val="0"/>
+          <w:docGrid w:linePitch="360" w:charSpace="4096"/>
+        </w:sectPr>
+      </w:pPr>
+      <w:r>
+        <w:rPr>
+          <w:rFonts w:ascii="Times New Roman" w:hAnsi="Times New Roman" w:cs="Times New Roman"/>
+          <w:noProof/>
           <w:sz w:val="28"/>
           <w:szCs w:val="28"/>
         </w:rPr>
         <w:drawing>
-          <wp:inline distT="0" distB="0" distL="0" distR="0" wp14:anchorId="7F215BD6" wp14:editId="53CA6C06">
-            <wp:extent cx="9251950" cy="5323840"/>
-            <wp:effectExtent l="0" t="0" r="6350" b="0"/>
-            <wp:docPr id="5" name="Рисунок 5"/>
+          <wp:inline distT="0" distB="0" distL="0" distR="0" wp14:anchorId="5151F3BE" wp14:editId="4D4D6BAA">
+            <wp:extent cx="9500635" cy="3648974"/>
+            <wp:effectExtent l="0" t="0" r="5715" b="8890"/>
+            <wp:docPr id="6" name="Рисунок 6"/>
             <wp:cNvGraphicFramePr>
               <a:graphicFrameLocks xmlns:a="http://schemas.openxmlformats.org/drawingml/2006/main" noChangeAspect="1"/>
             </wp:cNvGraphicFramePr>
@@ -21796,7 +22610,7 @@
                   <pic:spPr>
                     <a:xfrm>
                       <a:off x="0" y="0"/>
-                      <a:ext cx="9251950" cy="5323840"/>
+                      <a:ext cx="9522052" cy="3657200"/>
                     </a:xfrm>
                     <a:prstGeom prst="rect">
                       <a:avLst/>
@@ -21814,26 +22628,6 @@
         <w:pStyle w:val="af"/>
         <w:spacing w:after="0" w:line="360" w:lineRule="auto"/>
         <w:ind w:left="0"/>
-        <w:jc w:val="center"/>
-        <w:rPr>
-          <w:rFonts w:ascii="Times New Roman" w:hAnsi="Times New Roman" w:cs="Times New Roman"/>
-          <w:sz w:val="28"/>
-          <w:szCs w:val="28"/>
-        </w:rPr>
-        <w:sectPr>
-          <w:pgSz w:w="16838" w:h="11906" w:orient="landscape"/>
-          <w:pgMar w:top="567" w:right="1134" w:bottom="1134" w:left="1134" w:header="0" w:footer="709" w:gutter="0"/>
-          <w:cols w:space="720"/>
-          <w:formProt w:val="0"/>
-          <w:docGrid w:linePitch="360" w:charSpace="4096"/>
-        </w:sectPr>
-      </w:pPr>
-    </w:p>
-    <w:p>
-      <w:pPr>
-        <w:pStyle w:val="af"/>
-        <w:spacing w:after="0" w:line="360" w:lineRule="auto"/>
-        <w:ind w:left="0"/>
         <w:jc w:val="right"/>
         <w:rPr>
           <w:rFonts w:ascii="Times New Roman" w:hAnsi="Times New Roman" w:cs="Times New Roman"/>
@@ -21856,7 +22650,7 @@
           <w:sz w:val="28"/>
           <w:szCs w:val="28"/>
         </w:rPr>
-        <w:t>4</w:t>
+        <w:t>5</w:t>
       </w:r>
     </w:p>
     <w:p>
@@ -21879,20 +22673,17 @@
           <w:sz w:val="32"/>
           <w:szCs w:val="32"/>
         </w:rPr>
-        <w:t xml:space="preserve">Пример сервиса </w:t>
-      </w:r>
-      <w:proofErr w:type="spellStart"/>
+        <w:t>Главная страница</w:t>
+      </w:r>
       <w:r>
         <w:rPr>
           <w:rFonts w:ascii="Times New Roman" w:hAnsi="Times New Roman" w:cs="Times New Roman"/>
           <w:b/>
           <w:sz w:val="32"/>
           <w:szCs w:val="32"/>
-          <w:lang w:val="en-US"/>
-        </w:rPr>
-        <w:t>Battlefy</w:t>
-      </w:r>
-      <w:proofErr w:type="spellEnd"/>
+        </w:rPr>
+        <w:t xml:space="preserve"> -</w:t>
+      </w:r>
       <w:r>
         <w:rPr>
           <w:rFonts w:ascii="Times New Roman" w:hAnsi="Times New Roman" w:cs="Times New Roman"/>
@@ -21900,7 +22691,36 @@
           <w:sz w:val="32"/>
           <w:szCs w:val="32"/>
         </w:rPr>
-        <w:t xml:space="preserve"> (из раздела анализа существующих решений)</w:t>
+        <w:t xml:space="preserve"> </w:t>
+      </w:r>
+      <w:r>
+        <w:rPr>
+          <w:rFonts w:ascii="Times New Roman" w:hAnsi="Times New Roman" w:cs="Times New Roman"/>
+          <w:b/>
+          <w:sz w:val="32"/>
+          <w:szCs w:val="32"/>
+          <w:lang w:val="en-US"/>
+        </w:rPr>
+        <w:t>Tournament</w:t>
+      </w:r>
+      <w:r>
+        <w:rPr>
+          <w:rFonts w:ascii="Times New Roman" w:hAnsi="Times New Roman" w:cs="Times New Roman"/>
+          <w:b/>
+          <w:sz w:val="32"/>
+          <w:szCs w:val="32"/>
+        </w:rPr>
+        <w:t>.</w:t>
+      </w:r>
+      <w:r>
+        <w:rPr>
+          <w:rFonts w:ascii="Times New Roman" w:hAnsi="Times New Roman" w:cs="Times New Roman"/>
+          <w:b/>
+          <w:sz w:val="32"/>
+          <w:szCs w:val="32"/>
+          <w:lang w:val="en-US"/>
+        </w:rPr>
+        <w:t>GG</w:t>
       </w:r>
     </w:p>
     <w:p>
@@ -21913,26 +22733,21 @@
           <w:rFonts w:ascii="Times New Roman" w:hAnsi="Times New Roman" w:cs="Times New Roman"/>
           <w:sz w:val="28"/>
           <w:szCs w:val="28"/>
-        </w:rPr>
-        <w:sectPr>
-          <w:pgSz w:w="16838" w:h="11906" w:orient="landscape"/>
-          <w:pgMar w:top="567" w:right="1134" w:bottom="1134" w:left="1134" w:header="0" w:footer="709" w:gutter="0"/>
-          <w:cols w:space="720"/>
-          <w:formProt w:val="0"/>
-          <w:docGrid w:linePitch="360" w:charSpace="4096"/>
-        </w:sectPr>
-      </w:pPr>
-      <w:r>
-        <w:rPr>
-          <w:rFonts w:ascii="Times New Roman" w:hAnsi="Times New Roman" w:cs="Times New Roman"/>
+          <w:lang w:val="en-US"/>
+        </w:rPr>
+      </w:pPr>
+      <w:r>
+        <w:rPr>
+          <w:rFonts w:ascii="Times New Roman" w:hAnsi="Times New Roman" w:cs="Times New Roman"/>
+          <w:noProof/>
           <w:sz w:val="28"/>
           <w:szCs w:val="28"/>
         </w:rPr>
         <w:drawing>
-          <wp:inline distT="0" distB="0" distL="0" distR="0" wp14:anchorId="5151F3BE" wp14:editId="4D4D6BAA">
-            <wp:extent cx="9500635" cy="3648974"/>
-            <wp:effectExtent l="0" t="0" r="5715" b="8890"/>
-            <wp:docPr id="6" name="Рисунок 6"/>
+          <wp:inline distT="0" distB="0" distL="0" distR="0" wp14:anchorId="57DB6FBF" wp14:editId="2666DEAC">
+            <wp:extent cx="6480175" cy="3338195"/>
+            <wp:effectExtent l="0" t="0" r="0" b="0"/>
+            <wp:docPr id="7" name="Рисунок 7"/>
             <wp:cNvGraphicFramePr>
               <a:graphicFrameLocks xmlns:a="http://schemas.openxmlformats.org/drawingml/2006/main" noChangeAspect="1"/>
             </wp:cNvGraphicFramePr>
@@ -21952,7 +22767,7 @@
                   <pic:spPr>
                     <a:xfrm>
                       <a:off x="0" y="0"/>
-                      <a:ext cx="9522052" cy="3657200"/>
+                      <a:ext cx="6480175" cy="3338195"/>
                     </a:xfrm>
                     <a:prstGeom prst="rect">
                       <a:avLst/>
@@ -21970,126 +22785,26 @@
         <w:pStyle w:val="af"/>
         <w:spacing w:after="0" w:line="360" w:lineRule="auto"/>
         <w:ind w:left="0"/>
-        <w:jc w:val="right"/>
-        <w:rPr>
-          <w:rFonts w:ascii="Times New Roman" w:hAnsi="Times New Roman" w:cs="Times New Roman"/>
-          <w:sz w:val="28"/>
-          <w:szCs w:val="28"/>
-        </w:rPr>
-      </w:pPr>
-      <w:r>
-        <w:rPr>
-          <w:rFonts w:ascii="Times New Roman" w:hAnsi="Times New Roman" w:cs="Times New Roman"/>
-          <w:sz w:val="28"/>
-          <w:szCs w:val="28"/>
-        </w:rPr>
-        <w:lastRenderedPageBreak/>
-        <w:t xml:space="preserve">Приложение </w:t>
-      </w:r>
-      <w:r>
-        <w:rPr>
-          <w:rFonts w:ascii="Times New Roman" w:hAnsi="Times New Roman" w:cs="Times New Roman"/>
-          <w:sz w:val="28"/>
-          <w:szCs w:val="28"/>
-        </w:rPr>
-        <w:t>5</w:t>
-      </w:r>
-    </w:p>
-    <w:p>
-      <w:pPr>
-        <w:pStyle w:val="af"/>
-        <w:spacing w:after="0" w:line="360" w:lineRule="auto"/>
-        <w:ind w:left="0"/>
         <w:jc w:val="center"/>
         <w:rPr>
           <w:rFonts w:ascii="Times New Roman" w:hAnsi="Times New Roman" w:cs="Times New Roman"/>
-          <w:b/>
-          <w:sz w:val="32"/>
-          <w:szCs w:val="32"/>
-        </w:rPr>
-      </w:pPr>
-      <w:r>
-        <w:rPr>
-          <w:rFonts w:ascii="Times New Roman" w:hAnsi="Times New Roman" w:cs="Times New Roman"/>
-          <w:b/>
-          <w:sz w:val="32"/>
-          <w:szCs w:val="32"/>
-        </w:rPr>
-        <w:t>Главная страница</w:t>
-      </w:r>
-      <w:r>
-        <w:rPr>
-          <w:rFonts w:ascii="Times New Roman" w:hAnsi="Times New Roman" w:cs="Times New Roman"/>
-          <w:b/>
-          <w:sz w:val="32"/>
-          <w:szCs w:val="32"/>
-        </w:rPr>
-        <w:t xml:space="preserve"> -</w:t>
-      </w:r>
-      <w:r>
-        <w:rPr>
-          <w:rFonts w:ascii="Times New Roman" w:hAnsi="Times New Roman" w:cs="Times New Roman"/>
-          <w:b/>
-          <w:sz w:val="32"/>
-          <w:szCs w:val="32"/>
-        </w:rPr>
-        <w:t xml:space="preserve"> </w:t>
-      </w:r>
-      <w:r>
-        <w:rPr>
-          <w:rFonts w:ascii="Times New Roman" w:hAnsi="Times New Roman" w:cs="Times New Roman"/>
-          <w:b/>
-          <w:sz w:val="32"/>
-          <w:szCs w:val="32"/>
-          <w:lang w:val="en-US"/>
-        </w:rPr>
-        <w:t>Tournament</w:t>
-      </w:r>
-      <w:r>
-        <w:rPr>
-          <w:rFonts w:ascii="Times New Roman" w:hAnsi="Times New Roman" w:cs="Times New Roman"/>
-          <w:b/>
-          <w:sz w:val="32"/>
-          <w:szCs w:val="32"/>
-        </w:rPr>
-        <w:t>.</w:t>
-      </w:r>
-      <w:r>
-        <w:rPr>
-          <w:rFonts w:ascii="Times New Roman" w:hAnsi="Times New Roman" w:cs="Times New Roman"/>
-          <w:b/>
-          <w:sz w:val="32"/>
-          <w:szCs w:val="32"/>
-          <w:lang w:val="en-US"/>
-        </w:rPr>
-        <w:t>GG</w:t>
-      </w:r>
-    </w:p>
-    <w:p>
-      <w:pPr>
-        <w:pStyle w:val="af"/>
-        <w:spacing w:after="0" w:line="360" w:lineRule="auto"/>
-        <w:ind w:left="0"/>
-        <w:jc w:val="center"/>
-        <w:rPr>
-          <w:rFonts w:ascii="Times New Roman" w:hAnsi="Times New Roman" w:cs="Times New Roman"/>
-          <w:sz w:val="28"/>
-          <w:szCs w:val="28"/>
-          <w:lang w:val="en-US"/>
-        </w:rPr>
-      </w:pPr>
-      <w:r>
-        <w:rPr>
-          <w:rFonts w:ascii="Times New Roman" w:hAnsi="Times New Roman" w:cs="Times New Roman"/>
-          <w:sz w:val="28"/>
-          <w:szCs w:val="28"/>
-          <w:lang w:val="en-US"/>
+          <w:sz w:val="28"/>
+          <w:szCs w:val="28"/>
+          <w:lang w:val="en-US"/>
+        </w:rPr>
+      </w:pPr>
+      <w:r>
+        <w:rPr>
+          <w:rFonts w:ascii="Times New Roman" w:hAnsi="Times New Roman" w:cs="Times New Roman"/>
+          <w:noProof/>
+          <w:sz w:val="28"/>
+          <w:szCs w:val="28"/>
         </w:rPr>
         <w:drawing>
-          <wp:inline distT="0" distB="0" distL="0" distR="0" wp14:anchorId="57DB6FBF" wp14:editId="2666DEAC">
-            <wp:extent cx="6480175" cy="3338195"/>
-            <wp:effectExtent l="0" t="0" r="0" b="0"/>
-            <wp:docPr id="7" name="Рисунок 7"/>
+          <wp:inline distT="0" distB="0" distL="0" distR="0" wp14:anchorId="71E09D27" wp14:editId="3204CF5D">
+            <wp:extent cx="6480175" cy="2644140"/>
+            <wp:effectExtent l="0" t="0" r="0" b="3810"/>
+            <wp:docPr id="8" name="Рисунок 8"/>
             <wp:cNvGraphicFramePr>
               <a:graphicFrameLocks xmlns:a="http://schemas.openxmlformats.org/drawingml/2006/main" noChangeAspect="1"/>
             </wp:cNvGraphicFramePr>
@@ -22109,7 +22824,7 @@
                   <pic:spPr>
                     <a:xfrm>
                       <a:off x="0" y="0"/>
-                      <a:ext cx="6480175" cy="3338195"/>
+                      <a:ext cx="6480175" cy="2644140"/>
                     </a:xfrm>
                     <a:prstGeom prst="rect">
                       <a:avLst/>
@@ -22134,19 +22849,26 @@
           <w:szCs w:val="28"/>
           <w:lang w:val="en-US"/>
         </w:rPr>
-      </w:pPr>
-      <w:r>
-        <w:rPr>
-          <w:rFonts w:ascii="Times New Roman" w:hAnsi="Times New Roman" w:cs="Times New Roman"/>
-          <w:sz w:val="28"/>
-          <w:szCs w:val="28"/>
-          <w:lang w:val="en-US"/>
+        <w:sectPr>
+          <w:pgSz w:w="11906" w:h="16838"/>
+          <w:pgMar w:top="1134" w:right="567" w:bottom="1134" w:left="1134" w:header="0" w:footer="709" w:gutter="0"/>
+          <w:cols w:space="720"/>
+          <w:formProt w:val="0"/>
+          <w:docGrid w:linePitch="360" w:charSpace="4096"/>
+        </w:sectPr>
+      </w:pPr>
+      <w:r>
+        <w:rPr>
+          <w:rFonts w:ascii="Times New Roman" w:hAnsi="Times New Roman" w:cs="Times New Roman"/>
+          <w:noProof/>
+          <w:sz w:val="28"/>
+          <w:szCs w:val="28"/>
         </w:rPr>
         <w:drawing>
-          <wp:inline distT="0" distB="0" distL="0" distR="0" wp14:anchorId="71E09D27" wp14:editId="3204CF5D">
-            <wp:extent cx="6480175" cy="2644140"/>
-            <wp:effectExtent l="0" t="0" r="0" b="3810"/>
-            <wp:docPr id="8" name="Рисунок 8"/>
+          <wp:inline distT="0" distB="0" distL="0" distR="0" wp14:anchorId="2FF8BFE8" wp14:editId="3E790A6B">
+            <wp:extent cx="6480175" cy="2225675"/>
+            <wp:effectExtent l="0" t="0" r="0" b="3175"/>
+            <wp:docPr id="9" name="Рисунок 9"/>
             <wp:cNvGraphicFramePr>
               <a:graphicFrameLocks xmlns:a="http://schemas.openxmlformats.org/drawingml/2006/main" noChangeAspect="1"/>
             </wp:cNvGraphicFramePr>
@@ -22166,7 +22888,7 @@
                   <pic:spPr>
                     <a:xfrm>
                       <a:off x="0" y="0"/>
-                      <a:ext cx="6480175" cy="2644140"/>
+                      <a:ext cx="6480175" cy="2225675"/>
                     </a:xfrm>
                     <a:prstGeom prst="rect">
                       <a:avLst/>
@@ -22184,33 +22906,125 @@
         <w:pStyle w:val="af"/>
         <w:spacing w:after="0" w:line="360" w:lineRule="auto"/>
         <w:ind w:left="0"/>
+        <w:jc w:val="right"/>
+        <w:rPr>
+          <w:rFonts w:ascii="Times New Roman" w:hAnsi="Times New Roman" w:cs="Times New Roman"/>
+          <w:sz w:val="28"/>
+          <w:szCs w:val="28"/>
+        </w:rPr>
+      </w:pPr>
+      <w:r>
+        <w:rPr>
+          <w:rFonts w:ascii="Times New Roman" w:hAnsi="Times New Roman" w:cs="Times New Roman"/>
+          <w:sz w:val="28"/>
+          <w:szCs w:val="28"/>
+        </w:rPr>
+        <w:lastRenderedPageBreak/>
+        <w:t xml:space="preserve">Приложение </w:t>
+      </w:r>
+      <w:r>
+        <w:rPr>
+          <w:rFonts w:ascii="Times New Roman" w:hAnsi="Times New Roman" w:cs="Times New Roman"/>
+          <w:sz w:val="28"/>
+          <w:szCs w:val="28"/>
+        </w:rPr>
+        <w:t>6</w:t>
+      </w:r>
+    </w:p>
+    <w:p>
+      <w:pPr>
+        <w:pStyle w:val="af"/>
+        <w:spacing w:after="0" w:line="360" w:lineRule="auto"/>
+        <w:ind w:left="0"/>
         <w:jc w:val="center"/>
         <w:rPr>
           <w:rFonts w:ascii="Times New Roman" w:hAnsi="Times New Roman" w:cs="Times New Roman"/>
-          <w:sz w:val="28"/>
-          <w:szCs w:val="28"/>
-          <w:lang w:val="en-US"/>
-        </w:rPr>
-        <w:sectPr>
-          <w:pgSz w:w="11906" w:h="16838"/>
-          <w:pgMar w:top="1134" w:right="567" w:bottom="1134" w:left="1134" w:header="0" w:footer="709" w:gutter="0"/>
-          <w:cols w:space="720"/>
-          <w:formProt w:val="0"/>
-          <w:docGrid w:linePitch="360" w:charSpace="4096"/>
-        </w:sectPr>
-      </w:pPr>
-      <w:r>
-        <w:rPr>
-          <w:rFonts w:ascii="Times New Roman" w:hAnsi="Times New Roman" w:cs="Times New Roman"/>
-          <w:sz w:val="28"/>
-          <w:szCs w:val="28"/>
-          <w:lang w:val="en-US"/>
+          <w:b/>
+          <w:sz w:val="32"/>
+          <w:szCs w:val="32"/>
+        </w:rPr>
+      </w:pPr>
+      <w:r>
+        <w:rPr>
+          <w:rFonts w:ascii="Times New Roman" w:hAnsi="Times New Roman" w:cs="Times New Roman"/>
+          <w:b/>
+          <w:sz w:val="32"/>
+          <w:szCs w:val="32"/>
+        </w:rPr>
+        <w:t>Страница входа и регистрации</w:t>
+      </w:r>
+      <w:r>
+        <w:rPr>
+          <w:rFonts w:ascii="Times New Roman" w:hAnsi="Times New Roman" w:cs="Times New Roman"/>
+          <w:b/>
+          <w:sz w:val="32"/>
+          <w:szCs w:val="32"/>
+        </w:rPr>
+        <w:t xml:space="preserve"> -</w:t>
+      </w:r>
+      <w:r>
+        <w:rPr>
+          <w:rFonts w:ascii="Times New Roman" w:hAnsi="Times New Roman" w:cs="Times New Roman"/>
+          <w:b/>
+          <w:sz w:val="32"/>
+          <w:szCs w:val="32"/>
+        </w:rPr>
+        <w:t xml:space="preserve"> </w:t>
+      </w:r>
+      <w:r>
+        <w:rPr>
+          <w:rFonts w:ascii="Times New Roman" w:hAnsi="Times New Roman" w:cs="Times New Roman"/>
+          <w:b/>
+          <w:sz w:val="32"/>
+          <w:szCs w:val="32"/>
+          <w:lang w:val="en-US"/>
+        </w:rPr>
+        <w:t>Tournament</w:t>
+      </w:r>
+      <w:r>
+        <w:rPr>
+          <w:rFonts w:ascii="Times New Roman" w:hAnsi="Times New Roman" w:cs="Times New Roman"/>
+          <w:b/>
+          <w:sz w:val="32"/>
+          <w:szCs w:val="32"/>
+        </w:rPr>
+        <w:t>.</w:t>
+      </w:r>
+      <w:r>
+        <w:rPr>
+          <w:rFonts w:ascii="Times New Roman" w:hAnsi="Times New Roman" w:cs="Times New Roman"/>
+          <w:b/>
+          <w:sz w:val="32"/>
+          <w:szCs w:val="32"/>
+          <w:lang w:val="en-US"/>
+        </w:rPr>
+        <w:t>GG</w:t>
+      </w:r>
+    </w:p>
+    <w:p>
+      <w:pPr>
+        <w:pStyle w:val="af"/>
+        <w:spacing w:after="0" w:line="360" w:lineRule="auto"/>
+        <w:ind w:left="0"/>
+        <w:jc w:val="center"/>
+        <w:rPr>
+          <w:rFonts w:ascii="Times New Roman" w:hAnsi="Times New Roman" w:cs="Times New Roman"/>
+          <w:sz w:val="28"/>
+          <w:szCs w:val="28"/>
+        </w:rPr>
+      </w:pPr>
+      <w:r>
+        <w:rPr>
+          <w:rFonts w:ascii="Times New Roman" w:hAnsi="Times New Roman" w:cs="Times New Roman"/>
+          <w:noProof/>
+          <w:sz w:val="28"/>
+          <w:szCs w:val="28"/>
         </w:rPr>
         <w:drawing>
-          <wp:inline distT="0" distB="0" distL="0" distR="0" wp14:anchorId="2FF8BFE8" wp14:editId="3E790A6B">
-            <wp:extent cx="6480175" cy="2225675"/>
-            <wp:effectExtent l="0" t="0" r="0" b="3175"/>
-            <wp:docPr id="9" name="Рисунок 9"/>
+          <wp:inline distT="0" distB="0" distL="0" distR="0" wp14:anchorId="1134311A" wp14:editId="1E63992D">
+            <wp:extent cx="5080958" cy="3969171"/>
+            <wp:effectExtent l="0" t="0" r="5715" b="0"/>
+            <wp:docPr id="10" name="Рисунок 10"/>
             <wp:cNvGraphicFramePr>
               <a:graphicFrameLocks xmlns:a="http://schemas.openxmlformats.org/drawingml/2006/main" noChangeAspect="1"/>
             </wp:cNvGraphicFramePr>
@@ -22230,7 +23044,7 @@
                   <pic:spPr>
                     <a:xfrm>
                       <a:off x="0" y="0"/>
-                      <a:ext cx="6480175" cy="2225675"/>
+                      <a:ext cx="5151600" cy="4024356"/>
                     </a:xfrm>
                     <a:prstGeom prst="rect">
                       <a:avLst/>
@@ -22248,124 +23062,32 @@
         <w:pStyle w:val="af"/>
         <w:spacing w:after="0" w:line="360" w:lineRule="auto"/>
         <w:ind w:left="0"/>
-        <w:jc w:val="right"/>
-        <w:rPr>
-          <w:rFonts w:ascii="Times New Roman" w:hAnsi="Times New Roman" w:cs="Times New Roman"/>
-          <w:sz w:val="28"/>
-          <w:szCs w:val="28"/>
-        </w:rPr>
-      </w:pPr>
-      <w:r>
-        <w:rPr>
-          <w:rFonts w:ascii="Times New Roman" w:hAnsi="Times New Roman" w:cs="Times New Roman"/>
-          <w:sz w:val="28"/>
-          <w:szCs w:val="28"/>
-        </w:rPr>
-        <w:lastRenderedPageBreak/>
-        <w:t xml:space="preserve">Приложение </w:t>
-      </w:r>
-      <w:r>
-        <w:rPr>
-          <w:rFonts w:ascii="Times New Roman" w:hAnsi="Times New Roman" w:cs="Times New Roman"/>
-          <w:sz w:val="28"/>
-          <w:szCs w:val="28"/>
-        </w:rPr>
-        <w:t>6</w:t>
-      </w:r>
-    </w:p>
-    <w:p>
-      <w:pPr>
-        <w:pStyle w:val="af"/>
-        <w:spacing w:after="0" w:line="360" w:lineRule="auto"/>
-        <w:ind w:left="0"/>
         <w:jc w:val="center"/>
         <w:rPr>
           <w:rFonts w:ascii="Times New Roman" w:hAnsi="Times New Roman" w:cs="Times New Roman"/>
-          <w:b/>
-          <w:sz w:val="32"/>
-          <w:szCs w:val="32"/>
-        </w:rPr>
-      </w:pPr>
-      <w:r>
-        <w:rPr>
-          <w:rFonts w:ascii="Times New Roman" w:hAnsi="Times New Roman" w:cs="Times New Roman"/>
-          <w:b/>
-          <w:sz w:val="32"/>
-          <w:szCs w:val="32"/>
-        </w:rPr>
-        <w:t>Страница входа и регистрации</w:t>
-      </w:r>
-      <w:r>
-        <w:rPr>
-          <w:rFonts w:ascii="Times New Roman" w:hAnsi="Times New Roman" w:cs="Times New Roman"/>
-          <w:b/>
-          <w:sz w:val="32"/>
-          <w:szCs w:val="32"/>
-        </w:rPr>
-        <w:t xml:space="preserve"> -</w:t>
-      </w:r>
-      <w:r>
-        <w:rPr>
-          <w:rFonts w:ascii="Times New Roman" w:hAnsi="Times New Roman" w:cs="Times New Roman"/>
-          <w:b/>
-          <w:sz w:val="32"/>
-          <w:szCs w:val="32"/>
-        </w:rPr>
-        <w:t xml:space="preserve"> </w:t>
-      </w:r>
-      <w:r>
-        <w:rPr>
-          <w:rFonts w:ascii="Times New Roman" w:hAnsi="Times New Roman" w:cs="Times New Roman"/>
-          <w:b/>
-          <w:sz w:val="32"/>
-          <w:szCs w:val="32"/>
-          <w:lang w:val="en-US"/>
-        </w:rPr>
-        <w:t>Tournament</w:t>
-      </w:r>
-      <w:r>
-        <w:rPr>
-          <w:rFonts w:ascii="Times New Roman" w:hAnsi="Times New Roman" w:cs="Times New Roman"/>
-          <w:b/>
-          <w:sz w:val="32"/>
-          <w:szCs w:val="32"/>
-        </w:rPr>
-        <w:t>.</w:t>
-      </w:r>
-      <w:r>
-        <w:rPr>
-          <w:rFonts w:ascii="Times New Roman" w:hAnsi="Times New Roman" w:cs="Times New Roman"/>
-          <w:b/>
-          <w:sz w:val="32"/>
-          <w:szCs w:val="32"/>
-          <w:lang w:val="en-US"/>
-        </w:rPr>
-        <w:t>GG</w:t>
-      </w:r>
-    </w:p>
-    <w:p>
-      <w:pPr>
-        <w:pStyle w:val="af"/>
-        <w:spacing w:after="0" w:line="360" w:lineRule="auto"/>
-        <w:ind w:left="0"/>
-        <w:jc w:val="center"/>
-        <w:rPr>
-          <w:rFonts w:ascii="Times New Roman" w:hAnsi="Times New Roman" w:cs="Times New Roman"/>
-          <w:sz w:val="28"/>
-          <w:szCs w:val="28"/>
-        </w:rPr>
-      </w:pPr>
-      <w:r>
-        <w:rPr>
-          <w:rFonts w:ascii="Times New Roman" w:hAnsi="Times New Roman" w:cs="Times New Roman"/>
+          <w:sz w:val="28"/>
+          <w:szCs w:val="28"/>
+        </w:rPr>
+        <w:sectPr>
+          <w:pgSz w:w="11906" w:h="16838"/>
+          <w:pgMar w:top="1134" w:right="567" w:bottom="1134" w:left="1134" w:header="0" w:footer="709" w:gutter="0"/>
+          <w:cols w:space="720"/>
+          <w:formProt w:val="0"/>
+          <w:docGrid w:linePitch="360" w:charSpace="4096"/>
+        </w:sectPr>
+      </w:pPr>
+      <w:r>
+        <w:rPr>
+          <w:rFonts w:ascii="Times New Roman" w:hAnsi="Times New Roman" w:cs="Times New Roman"/>
+          <w:noProof/>
           <w:sz w:val="28"/>
           <w:szCs w:val="28"/>
         </w:rPr>
         <w:drawing>
-          <wp:inline distT="0" distB="0" distL="0" distR="0" wp14:anchorId="1134311A" wp14:editId="1E63992D">
-            <wp:extent cx="5080958" cy="3969171"/>
-            <wp:effectExtent l="0" t="0" r="5715" b="0"/>
-            <wp:docPr id="10" name="Рисунок 10"/>
+          <wp:inline distT="0" distB="0" distL="0" distR="0" wp14:anchorId="12538E9E" wp14:editId="2B4F6ED8">
+            <wp:extent cx="5100600" cy="4192438"/>
+            <wp:effectExtent l="0" t="0" r="5080" b="0"/>
+            <wp:docPr id="11" name="Рисунок 11"/>
             <wp:cNvGraphicFramePr>
               <a:graphicFrameLocks xmlns:a="http://schemas.openxmlformats.org/drawingml/2006/main" noChangeAspect="1"/>
             </wp:cNvGraphicFramePr>
@@ -22385,7 +23107,7 @@
                   <pic:spPr>
                     <a:xfrm>
                       <a:off x="0" y="0"/>
-                      <a:ext cx="5151600" cy="4024356"/>
+                      <a:ext cx="5118555" cy="4207196"/>
                     </a:xfrm>
                     <a:prstGeom prst="rect">
                       <a:avLst/>
@@ -22403,11 +23125,112 @@
         <w:pStyle w:val="af"/>
         <w:spacing w:after="0" w:line="360" w:lineRule="auto"/>
         <w:ind w:left="0"/>
+        <w:jc w:val="right"/>
+        <w:rPr>
+          <w:rFonts w:ascii="Times New Roman" w:hAnsi="Times New Roman" w:cs="Times New Roman"/>
+          <w:sz w:val="28"/>
+          <w:szCs w:val="28"/>
+        </w:rPr>
+      </w:pPr>
+      <w:r>
+        <w:rPr>
+          <w:rFonts w:ascii="Times New Roman" w:hAnsi="Times New Roman" w:cs="Times New Roman"/>
+          <w:sz w:val="28"/>
+          <w:szCs w:val="28"/>
+        </w:rPr>
+        <w:lastRenderedPageBreak/>
+        <w:t xml:space="preserve">Приложение </w:t>
+      </w:r>
+      <w:r>
+        <w:rPr>
+          <w:rFonts w:ascii="Times New Roman" w:hAnsi="Times New Roman" w:cs="Times New Roman"/>
+          <w:sz w:val="28"/>
+          <w:szCs w:val="28"/>
+        </w:rPr>
+        <w:t>7</w:t>
+      </w:r>
+    </w:p>
+    <w:p>
+      <w:pPr>
+        <w:pStyle w:val="af"/>
+        <w:spacing w:after="0" w:line="360" w:lineRule="auto"/>
+        <w:ind w:left="0"/>
         <w:jc w:val="center"/>
         <w:rPr>
           <w:rFonts w:ascii="Times New Roman" w:hAnsi="Times New Roman" w:cs="Times New Roman"/>
-          <w:sz w:val="28"/>
-          <w:szCs w:val="28"/>
+          <w:b/>
+          <w:sz w:val="32"/>
+          <w:szCs w:val="32"/>
+        </w:rPr>
+      </w:pPr>
+      <w:r>
+        <w:rPr>
+          <w:rFonts w:ascii="Times New Roman" w:hAnsi="Times New Roman" w:cs="Times New Roman"/>
+          <w:b/>
+          <w:sz w:val="32"/>
+          <w:szCs w:val="32"/>
+        </w:rPr>
+        <w:t>Страница профиля</w:t>
+      </w:r>
+      <w:r>
+        <w:rPr>
+          <w:rFonts w:ascii="Times New Roman" w:hAnsi="Times New Roman" w:cs="Times New Roman"/>
+          <w:b/>
+          <w:sz w:val="32"/>
+          <w:szCs w:val="32"/>
+        </w:rPr>
+        <w:t xml:space="preserve"> -</w:t>
+      </w:r>
+      <w:r>
+        <w:rPr>
+          <w:rFonts w:ascii="Times New Roman" w:hAnsi="Times New Roman" w:cs="Times New Roman"/>
+          <w:b/>
+          <w:sz w:val="32"/>
+          <w:szCs w:val="32"/>
+        </w:rPr>
+        <w:t xml:space="preserve"> </w:t>
+      </w:r>
+      <w:r>
+        <w:rPr>
+          <w:rFonts w:ascii="Times New Roman" w:hAnsi="Times New Roman" w:cs="Times New Roman"/>
+          <w:b/>
+          <w:sz w:val="32"/>
+          <w:szCs w:val="32"/>
+          <w:lang w:val="en-US"/>
+        </w:rPr>
+        <w:t>Tournament</w:t>
+      </w:r>
+      <w:r>
+        <w:rPr>
+          <w:rFonts w:ascii="Times New Roman" w:hAnsi="Times New Roman" w:cs="Times New Roman"/>
+          <w:b/>
+          <w:sz w:val="32"/>
+          <w:szCs w:val="32"/>
+        </w:rPr>
+        <w:t>.</w:t>
+      </w:r>
+      <w:r>
+        <w:rPr>
+          <w:rFonts w:ascii="Times New Roman" w:hAnsi="Times New Roman" w:cs="Times New Roman"/>
+          <w:b/>
+          <w:sz w:val="32"/>
+          <w:szCs w:val="32"/>
+          <w:lang w:val="en-US"/>
+        </w:rPr>
+        <w:t>GG</w:t>
+      </w:r>
+    </w:p>
+    <w:p>
+      <w:pPr>
+        <w:pStyle w:val="af"/>
+        <w:spacing w:after="0" w:line="360" w:lineRule="auto"/>
+        <w:ind w:left="0"/>
+        <w:jc w:val="center"/>
+        <w:rPr>
+          <w:rFonts w:ascii="Times New Roman" w:hAnsi="Times New Roman" w:cs="Times New Roman"/>
+          <w:sz w:val="28"/>
+          <w:szCs w:val="28"/>
+          <w:lang w:val="en-US"/>
         </w:rPr>
         <w:sectPr>
           <w:pgSz w:w="11906" w:h="16838"/>
@@ -22420,14 +23243,15 @@
       <w:r>
         <w:rPr>
           <w:rFonts w:ascii="Times New Roman" w:hAnsi="Times New Roman" w:cs="Times New Roman"/>
+          <w:noProof/>
           <w:sz w:val="28"/>
           <w:szCs w:val="28"/>
         </w:rPr>
         <w:drawing>
-          <wp:inline distT="0" distB="0" distL="0" distR="0" wp14:anchorId="12538E9E" wp14:editId="2B4F6ED8">
-            <wp:extent cx="5100600" cy="4192438"/>
-            <wp:effectExtent l="0" t="0" r="5080" b="0"/>
-            <wp:docPr id="11" name="Рисунок 11"/>
+          <wp:inline distT="0" distB="0" distL="0" distR="0" wp14:anchorId="47251231" wp14:editId="05188554">
+            <wp:extent cx="6480175" cy="3022600"/>
+            <wp:effectExtent l="0" t="0" r="0" b="6350"/>
+            <wp:docPr id="12" name="Рисунок 12"/>
             <wp:cNvGraphicFramePr>
               <a:graphicFrameLocks xmlns:a="http://schemas.openxmlformats.org/drawingml/2006/main" noChangeAspect="1"/>
             </wp:cNvGraphicFramePr>
@@ -22447,7 +23271,7 @@
                   <pic:spPr>
                     <a:xfrm>
                       <a:off x="0" y="0"/>
-                      <a:ext cx="5118555" cy="4207196"/>
+                      <a:ext cx="6480175" cy="3022600"/>
                     </a:xfrm>
                     <a:prstGeom prst="rect">
                       <a:avLst/>
@@ -22487,7 +23311,7 @@
           <w:sz w:val="28"/>
           <w:szCs w:val="28"/>
         </w:rPr>
-        <w:t>7</w:t>
+        <w:t>8</w:t>
       </w:r>
     </w:p>
     <w:p>
@@ -22510,7 +23334,7 @@
           <w:sz w:val="32"/>
           <w:szCs w:val="32"/>
         </w:rPr>
-        <w:t xml:space="preserve">Страница </w:t>
+        <w:t>Страница турнира</w:t>
       </w:r>
       <w:r>
         <w:rPr>
@@ -22519,7 +23343,7 @@
           <w:sz w:val="32"/>
           <w:szCs w:val="32"/>
         </w:rPr>
-        <w:t>профиля</w:t>
+        <w:t xml:space="preserve"> -</w:t>
       </w:r>
       <w:r>
         <w:rPr>
@@ -22528,7 +23352,7 @@
           <w:sz w:val="32"/>
           <w:szCs w:val="32"/>
         </w:rPr>
-        <w:t xml:space="preserve"> -</w:t>
+        <w:t xml:space="preserve"> </w:t>
       </w:r>
       <w:r>
         <w:rPr>
@@ -22536,8 +23360,9 @@
           <w:b/>
           <w:sz w:val="32"/>
           <w:szCs w:val="32"/>
-        </w:rPr>
-        <w:t xml:space="preserve"> </w:t>
+          <w:lang w:val="en-US"/>
+        </w:rPr>
+        <w:t>Tournament</w:t>
       </w:r>
       <w:r>
         <w:rPr>
@@ -22545,9 +23370,8 @@
           <w:b/>
           <w:sz w:val="32"/>
           <w:szCs w:val="32"/>
-          <w:lang w:val="en-US"/>
-        </w:rPr>
-        <w:t>Tournament</w:t>
+        </w:rPr>
+        <w:t>.</w:t>
       </w:r>
       <w:r>
         <w:rPr>
@@ -22555,15 +23379,6 @@
           <w:b/>
           <w:sz w:val="32"/>
           <w:szCs w:val="32"/>
-        </w:rPr>
-        <w:t>.</w:t>
-      </w:r>
-      <w:r>
-        <w:rPr>
-          <w:rFonts w:ascii="Times New Roman" w:hAnsi="Times New Roman" w:cs="Times New Roman"/>
-          <w:b/>
-          <w:sz w:val="32"/>
-          <w:szCs w:val="32"/>
           <w:lang w:val="en-US"/>
         </w:rPr>
         <w:t>GG</w:t>
@@ -22579,28 +23394,20 @@
           <w:rFonts w:ascii="Times New Roman" w:hAnsi="Times New Roman" w:cs="Times New Roman"/>
           <w:sz w:val="28"/>
           <w:szCs w:val="28"/>
-          <w:lang w:val="en-US"/>
-        </w:rPr>
-        <w:sectPr>
-          <w:pgSz w:w="11906" w:h="16838"/>
-          <w:pgMar w:top="1134" w:right="567" w:bottom="1134" w:left="1134" w:header="0" w:footer="709" w:gutter="0"/>
-          <w:cols w:space="720"/>
-          <w:formProt w:val="0"/>
-          <w:docGrid w:linePitch="360" w:charSpace="4096"/>
-        </w:sectPr>
-      </w:pPr>
-      <w:r>
-        <w:rPr>
-          <w:rFonts w:ascii="Times New Roman" w:hAnsi="Times New Roman" w:cs="Times New Roman"/>
-          <w:sz w:val="28"/>
-          <w:szCs w:val="28"/>
-          <w:lang w:val="en-US"/>
+        </w:rPr>
+      </w:pPr>
+      <w:r>
+        <w:rPr>
+          <w:rFonts w:ascii="Times New Roman" w:hAnsi="Times New Roman" w:cs="Times New Roman"/>
+          <w:noProof/>
+          <w:sz w:val="28"/>
+          <w:szCs w:val="28"/>
         </w:rPr>
         <w:drawing>
-          <wp:inline distT="0" distB="0" distL="0" distR="0" wp14:anchorId="47251231" wp14:editId="05188554">
-            <wp:extent cx="6480175" cy="3022600"/>
-            <wp:effectExtent l="0" t="0" r="0" b="6350"/>
-            <wp:docPr id="12" name="Рисунок 12"/>
+          <wp:inline distT="0" distB="0" distL="0" distR="0" wp14:anchorId="1F51C1D3" wp14:editId="1F890BA3">
+            <wp:extent cx="6480175" cy="3138805"/>
+            <wp:effectExtent l="0" t="0" r="0" b="4445"/>
+            <wp:docPr id="13" name="Рисунок 13"/>
             <wp:cNvGraphicFramePr>
               <a:graphicFrameLocks xmlns:a="http://schemas.openxmlformats.org/drawingml/2006/main" noChangeAspect="1"/>
             </wp:cNvGraphicFramePr>
@@ -22620,7 +23427,7 @@
                   <pic:spPr>
                     <a:xfrm>
                       <a:off x="0" y="0"/>
-                      <a:ext cx="6480175" cy="3022600"/>
+                      <a:ext cx="6480175" cy="3138805"/>
                     </a:xfrm>
                     <a:prstGeom prst="rect">
                       <a:avLst/>
@@ -22638,133 +23445,32 @@
         <w:pStyle w:val="af"/>
         <w:spacing w:after="0" w:line="360" w:lineRule="auto"/>
         <w:ind w:left="0"/>
-        <w:jc w:val="right"/>
-        <w:rPr>
-          <w:rFonts w:ascii="Times New Roman" w:hAnsi="Times New Roman" w:cs="Times New Roman"/>
-          <w:sz w:val="28"/>
-          <w:szCs w:val="28"/>
-        </w:rPr>
-      </w:pPr>
-      <w:r>
-        <w:rPr>
-          <w:rFonts w:ascii="Times New Roman" w:hAnsi="Times New Roman" w:cs="Times New Roman"/>
-          <w:sz w:val="28"/>
-          <w:szCs w:val="28"/>
-        </w:rPr>
-        <w:lastRenderedPageBreak/>
-        <w:t xml:space="preserve">Приложение </w:t>
-      </w:r>
-      <w:r>
-        <w:rPr>
-          <w:rFonts w:ascii="Times New Roman" w:hAnsi="Times New Roman" w:cs="Times New Roman"/>
-          <w:sz w:val="28"/>
-          <w:szCs w:val="28"/>
-        </w:rPr>
-        <w:t>8</w:t>
-      </w:r>
-    </w:p>
-    <w:p>
-      <w:pPr>
-        <w:pStyle w:val="af"/>
-        <w:spacing w:after="0" w:line="360" w:lineRule="auto"/>
-        <w:ind w:left="0"/>
         <w:jc w:val="center"/>
         <w:rPr>
           <w:rFonts w:ascii="Times New Roman" w:hAnsi="Times New Roman" w:cs="Times New Roman"/>
-          <w:b/>
-          <w:sz w:val="32"/>
-          <w:szCs w:val="32"/>
-        </w:rPr>
-      </w:pPr>
-      <w:r>
-        <w:rPr>
-          <w:rFonts w:ascii="Times New Roman" w:hAnsi="Times New Roman" w:cs="Times New Roman"/>
-          <w:b/>
-          <w:sz w:val="32"/>
-          <w:szCs w:val="32"/>
-        </w:rPr>
-        <w:t xml:space="preserve">Страница </w:t>
-      </w:r>
-      <w:r>
-        <w:rPr>
-          <w:rFonts w:ascii="Times New Roman" w:hAnsi="Times New Roman" w:cs="Times New Roman"/>
-          <w:b/>
-          <w:sz w:val="32"/>
-          <w:szCs w:val="32"/>
-        </w:rPr>
-        <w:t>турнира</w:t>
-      </w:r>
-      <w:r>
-        <w:rPr>
-          <w:rFonts w:ascii="Times New Roman" w:hAnsi="Times New Roman" w:cs="Times New Roman"/>
-          <w:b/>
-          <w:sz w:val="32"/>
-          <w:szCs w:val="32"/>
-        </w:rPr>
-        <w:t xml:space="preserve"> -</w:t>
-      </w:r>
-      <w:r>
-        <w:rPr>
-          <w:rFonts w:ascii="Times New Roman" w:hAnsi="Times New Roman" w:cs="Times New Roman"/>
-          <w:b/>
-          <w:sz w:val="32"/>
-          <w:szCs w:val="32"/>
-        </w:rPr>
-        <w:t xml:space="preserve"> </w:t>
-      </w:r>
-      <w:r>
-        <w:rPr>
-          <w:rFonts w:ascii="Times New Roman" w:hAnsi="Times New Roman" w:cs="Times New Roman"/>
-          <w:b/>
-          <w:sz w:val="32"/>
-          <w:szCs w:val="32"/>
-          <w:lang w:val="en-US"/>
-        </w:rPr>
-        <w:t>Tournament</w:t>
-      </w:r>
-      <w:r>
-        <w:rPr>
-          <w:rFonts w:ascii="Times New Roman" w:hAnsi="Times New Roman" w:cs="Times New Roman"/>
-          <w:b/>
-          <w:sz w:val="32"/>
-          <w:szCs w:val="32"/>
-        </w:rPr>
-        <w:t>.</w:t>
-      </w:r>
-      <w:r>
-        <w:rPr>
-          <w:rFonts w:ascii="Times New Roman" w:hAnsi="Times New Roman" w:cs="Times New Roman"/>
-          <w:b/>
-          <w:sz w:val="32"/>
-          <w:szCs w:val="32"/>
-          <w:lang w:val="en-US"/>
-        </w:rPr>
-        <w:t>GG</w:t>
-      </w:r>
-    </w:p>
-    <w:p>
-      <w:pPr>
-        <w:pStyle w:val="af"/>
-        <w:spacing w:after="0" w:line="360" w:lineRule="auto"/>
-        <w:ind w:left="0"/>
-        <w:jc w:val="center"/>
-        <w:rPr>
-          <w:rFonts w:ascii="Times New Roman" w:hAnsi="Times New Roman" w:cs="Times New Roman"/>
-          <w:sz w:val="28"/>
-          <w:szCs w:val="28"/>
-        </w:rPr>
-      </w:pPr>
-      <w:r>
-        <w:rPr>
-          <w:rFonts w:ascii="Times New Roman" w:hAnsi="Times New Roman" w:cs="Times New Roman"/>
+          <w:sz w:val="28"/>
+          <w:szCs w:val="28"/>
+        </w:rPr>
+        <w:sectPr>
+          <w:pgSz w:w="11906" w:h="16838"/>
+          <w:pgMar w:top="1134" w:right="567" w:bottom="1134" w:left="1134" w:header="0" w:footer="709" w:gutter="0"/>
+          <w:cols w:space="720"/>
+          <w:formProt w:val="0"/>
+          <w:docGrid w:linePitch="360" w:charSpace="4096"/>
+        </w:sectPr>
+      </w:pPr>
+      <w:r>
+        <w:rPr>
+          <w:rFonts w:ascii="Times New Roman" w:hAnsi="Times New Roman" w:cs="Times New Roman"/>
+          <w:noProof/>
           <w:sz w:val="28"/>
           <w:szCs w:val="28"/>
         </w:rPr>
         <w:drawing>
-          <wp:inline distT="0" distB="0" distL="0" distR="0" wp14:anchorId="1F51C1D3" wp14:editId="1F890BA3">
-            <wp:extent cx="6480175" cy="3138805"/>
-            <wp:effectExtent l="0" t="0" r="0" b="4445"/>
-            <wp:docPr id="13" name="Рисунок 13"/>
+          <wp:inline distT="0" distB="0" distL="0" distR="0" wp14:anchorId="12C10D5B" wp14:editId="4574F0DF">
+            <wp:extent cx="6480175" cy="3340100"/>
+            <wp:effectExtent l="0" t="0" r="0" b="0"/>
+            <wp:docPr id="14" name="Рисунок 14"/>
             <wp:cNvGraphicFramePr>
               <a:graphicFrameLocks xmlns:a="http://schemas.openxmlformats.org/drawingml/2006/main" noChangeAspect="1"/>
             </wp:cNvGraphicFramePr>
@@ -22784,7 +23490,7 @@
                   <pic:spPr>
                     <a:xfrm>
                       <a:off x="0" y="0"/>
-                      <a:ext cx="6480175" cy="3138805"/>
+                      <a:ext cx="6480175" cy="3340100"/>
                     </a:xfrm>
                     <a:prstGeom prst="rect">
                       <a:avLst/>
@@ -22802,31 +23508,125 @@
         <w:pStyle w:val="af"/>
         <w:spacing w:after="0" w:line="360" w:lineRule="auto"/>
         <w:ind w:left="0"/>
+        <w:jc w:val="right"/>
+        <w:rPr>
+          <w:rFonts w:ascii="Times New Roman" w:hAnsi="Times New Roman" w:cs="Times New Roman"/>
+          <w:sz w:val="28"/>
+          <w:szCs w:val="28"/>
+        </w:rPr>
+      </w:pPr>
+      <w:r>
+        <w:rPr>
+          <w:rFonts w:ascii="Times New Roman" w:hAnsi="Times New Roman" w:cs="Times New Roman"/>
+          <w:sz w:val="28"/>
+          <w:szCs w:val="28"/>
+        </w:rPr>
+        <w:lastRenderedPageBreak/>
+        <w:t xml:space="preserve">Приложение </w:t>
+      </w:r>
+      <w:r>
+        <w:rPr>
+          <w:rFonts w:ascii="Times New Roman" w:hAnsi="Times New Roman" w:cs="Times New Roman"/>
+          <w:sz w:val="28"/>
+          <w:szCs w:val="28"/>
+        </w:rPr>
+        <w:t>9</w:t>
+      </w:r>
+    </w:p>
+    <w:p>
+      <w:pPr>
+        <w:pStyle w:val="af"/>
+        <w:spacing w:after="0" w:line="360" w:lineRule="auto"/>
+        <w:ind w:left="0"/>
         <w:jc w:val="center"/>
         <w:rPr>
           <w:rFonts w:ascii="Times New Roman" w:hAnsi="Times New Roman" w:cs="Times New Roman"/>
-          <w:sz w:val="28"/>
-          <w:szCs w:val="28"/>
-        </w:rPr>
-        <w:sectPr>
-          <w:pgSz w:w="11906" w:h="16838"/>
-          <w:pgMar w:top="1134" w:right="567" w:bottom="1134" w:left="1134" w:header="0" w:footer="709" w:gutter="0"/>
-          <w:cols w:space="720"/>
-          <w:formProt w:val="0"/>
-          <w:docGrid w:linePitch="360" w:charSpace="4096"/>
-        </w:sectPr>
-      </w:pPr>
-      <w:r>
-        <w:rPr>
-          <w:rFonts w:ascii="Times New Roman" w:hAnsi="Times New Roman" w:cs="Times New Roman"/>
+          <w:b/>
+          <w:sz w:val="32"/>
+          <w:szCs w:val="32"/>
+        </w:rPr>
+      </w:pPr>
+      <w:r>
+        <w:rPr>
+          <w:rFonts w:ascii="Times New Roman" w:hAnsi="Times New Roman" w:cs="Times New Roman"/>
+          <w:b/>
+          <w:sz w:val="32"/>
+          <w:szCs w:val="32"/>
+        </w:rPr>
+        <w:t>Страница раундов и матчей</w:t>
+      </w:r>
+      <w:r>
+        <w:rPr>
+          <w:rFonts w:ascii="Times New Roman" w:hAnsi="Times New Roman" w:cs="Times New Roman"/>
+          <w:b/>
+          <w:sz w:val="32"/>
+          <w:szCs w:val="32"/>
+        </w:rPr>
+        <w:t xml:space="preserve"> -</w:t>
+      </w:r>
+      <w:r>
+        <w:rPr>
+          <w:rFonts w:ascii="Times New Roman" w:hAnsi="Times New Roman" w:cs="Times New Roman"/>
+          <w:b/>
+          <w:sz w:val="32"/>
+          <w:szCs w:val="32"/>
+        </w:rPr>
+        <w:t xml:space="preserve"> </w:t>
+      </w:r>
+      <w:r>
+        <w:rPr>
+          <w:rFonts w:ascii="Times New Roman" w:hAnsi="Times New Roman" w:cs="Times New Roman"/>
+          <w:b/>
+          <w:sz w:val="32"/>
+          <w:szCs w:val="32"/>
+          <w:lang w:val="en-US"/>
+        </w:rPr>
+        <w:t>Tournament</w:t>
+      </w:r>
+      <w:r>
+        <w:rPr>
+          <w:rFonts w:ascii="Times New Roman" w:hAnsi="Times New Roman" w:cs="Times New Roman"/>
+          <w:b/>
+          <w:sz w:val="32"/>
+          <w:szCs w:val="32"/>
+        </w:rPr>
+        <w:t>.</w:t>
+      </w:r>
+      <w:r>
+        <w:rPr>
+          <w:rFonts w:ascii="Times New Roman" w:hAnsi="Times New Roman" w:cs="Times New Roman"/>
+          <w:b/>
+          <w:sz w:val="32"/>
+          <w:szCs w:val="32"/>
+          <w:lang w:val="en-US"/>
+        </w:rPr>
+        <w:t>GG</w:t>
+      </w:r>
+    </w:p>
+    <w:p>
+      <w:pPr>
+        <w:pStyle w:val="af"/>
+        <w:spacing w:after="0" w:line="360" w:lineRule="auto"/>
+        <w:ind w:left="0"/>
+        <w:jc w:val="center"/>
+        <w:rPr>
+          <w:rFonts w:ascii="Times New Roman" w:hAnsi="Times New Roman" w:cs="Times New Roman"/>
+          <w:sz w:val="28"/>
+          <w:szCs w:val="28"/>
+        </w:rPr>
+      </w:pPr>
+      <w:r>
+        <w:rPr>
+          <w:rFonts w:ascii="Times New Roman" w:hAnsi="Times New Roman" w:cs="Times New Roman"/>
+          <w:noProof/>
           <w:sz w:val="28"/>
           <w:szCs w:val="28"/>
         </w:rPr>
         <w:drawing>
-          <wp:inline distT="0" distB="0" distL="0" distR="0" wp14:anchorId="12C10D5B" wp14:editId="4574F0DF">
-            <wp:extent cx="6480175" cy="3340100"/>
-            <wp:effectExtent l="0" t="0" r="0" b="0"/>
-            <wp:docPr id="14" name="Рисунок 14"/>
+          <wp:inline distT="0" distB="0" distL="0" distR="0" wp14:anchorId="1FF75DA8" wp14:editId="42013968">
+            <wp:extent cx="6480175" cy="3327400"/>
+            <wp:effectExtent l="0" t="0" r="0" b="6350"/>
+            <wp:docPr id="15" name="Рисунок 15"/>
             <wp:cNvGraphicFramePr>
               <a:graphicFrameLocks xmlns:a="http://schemas.openxmlformats.org/drawingml/2006/main" noChangeAspect="1"/>
             </wp:cNvGraphicFramePr>
@@ -22846,7 +23646,7 @@
                   <pic:spPr>
                     <a:xfrm>
                       <a:off x="0" y="0"/>
-                      <a:ext cx="6480175" cy="3340100"/>
+                      <a:ext cx="6480175" cy="3327400"/>
                     </a:xfrm>
                     <a:prstGeom prst="rect">
                       <a:avLst/>
@@ -22864,133 +23664,32 @@
         <w:pStyle w:val="af"/>
         <w:spacing w:after="0" w:line="360" w:lineRule="auto"/>
         <w:ind w:left="0"/>
-        <w:jc w:val="right"/>
-        <w:rPr>
-          <w:rFonts w:ascii="Times New Roman" w:hAnsi="Times New Roman" w:cs="Times New Roman"/>
-          <w:sz w:val="28"/>
-          <w:szCs w:val="28"/>
-        </w:rPr>
-      </w:pPr>
-      <w:r>
-        <w:rPr>
-          <w:rFonts w:ascii="Times New Roman" w:hAnsi="Times New Roman" w:cs="Times New Roman"/>
-          <w:sz w:val="28"/>
-          <w:szCs w:val="28"/>
-        </w:rPr>
-        <w:lastRenderedPageBreak/>
-        <w:t xml:space="preserve">Приложение </w:t>
-      </w:r>
-      <w:r>
-        <w:rPr>
-          <w:rFonts w:ascii="Times New Roman" w:hAnsi="Times New Roman" w:cs="Times New Roman"/>
-          <w:sz w:val="28"/>
-          <w:szCs w:val="28"/>
-        </w:rPr>
-        <w:t>9</w:t>
-      </w:r>
-    </w:p>
-    <w:p>
-      <w:pPr>
-        <w:pStyle w:val="af"/>
-        <w:spacing w:after="0" w:line="360" w:lineRule="auto"/>
-        <w:ind w:left="0"/>
         <w:jc w:val="center"/>
         <w:rPr>
           <w:rFonts w:ascii="Times New Roman" w:hAnsi="Times New Roman" w:cs="Times New Roman"/>
-          <w:b/>
-          <w:sz w:val="32"/>
-          <w:szCs w:val="32"/>
-        </w:rPr>
-      </w:pPr>
-      <w:r>
-        <w:rPr>
-          <w:rFonts w:ascii="Times New Roman" w:hAnsi="Times New Roman" w:cs="Times New Roman"/>
-          <w:b/>
-          <w:sz w:val="32"/>
-          <w:szCs w:val="32"/>
-        </w:rPr>
-        <w:t xml:space="preserve">Страница </w:t>
-      </w:r>
-      <w:r>
-        <w:rPr>
-          <w:rFonts w:ascii="Times New Roman" w:hAnsi="Times New Roman" w:cs="Times New Roman"/>
-          <w:b/>
-          <w:sz w:val="32"/>
-          <w:szCs w:val="32"/>
-        </w:rPr>
-        <w:t>раундов и матчей</w:t>
-      </w:r>
-      <w:r>
-        <w:rPr>
-          <w:rFonts w:ascii="Times New Roman" w:hAnsi="Times New Roman" w:cs="Times New Roman"/>
-          <w:b/>
-          <w:sz w:val="32"/>
-          <w:szCs w:val="32"/>
-        </w:rPr>
-        <w:t xml:space="preserve"> -</w:t>
-      </w:r>
-      <w:r>
-        <w:rPr>
-          <w:rFonts w:ascii="Times New Roman" w:hAnsi="Times New Roman" w:cs="Times New Roman"/>
-          <w:b/>
-          <w:sz w:val="32"/>
-          <w:szCs w:val="32"/>
-        </w:rPr>
-        <w:t xml:space="preserve"> </w:t>
-      </w:r>
-      <w:r>
-        <w:rPr>
-          <w:rFonts w:ascii="Times New Roman" w:hAnsi="Times New Roman" w:cs="Times New Roman"/>
-          <w:b/>
-          <w:sz w:val="32"/>
-          <w:szCs w:val="32"/>
-          <w:lang w:val="en-US"/>
-        </w:rPr>
-        <w:t>Tournament</w:t>
-      </w:r>
-      <w:r>
-        <w:rPr>
-          <w:rFonts w:ascii="Times New Roman" w:hAnsi="Times New Roman" w:cs="Times New Roman"/>
-          <w:b/>
-          <w:sz w:val="32"/>
-          <w:szCs w:val="32"/>
-        </w:rPr>
-        <w:t>.</w:t>
-      </w:r>
-      <w:r>
-        <w:rPr>
-          <w:rFonts w:ascii="Times New Roman" w:hAnsi="Times New Roman" w:cs="Times New Roman"/>
-          <w:b/>
-          <w:sz w:val="32"/>
-          <w:szCs w:val="32"/>
-          <w:lang w:val="en-US"/>
-        </w:rPr>
-        <w:t>GG</w:t>
-      </w:r>
-    </w:p>
-    <w:p>
-      <w:pPr>
-        <w:pStyle w:val="af"/>
-        <w:spacing w:after="0" w:line="360" w:lineRule="auto"/>
-        <w:ind w:left="0"/>
-        <w:jc w:val="center"/>
-        <w:rPr>
-          <w:rFonts w:ascii="Times New Roman" w:hAnsi="Times New Roman" w:cs="Times New Roman"/>
-          <w:sz w:val="28"/>
-          <w:szCs w:val="28"/>
-        </w:rPr>
-      </w:pPr>
-      <w:r>
-        <w:rPr>
-          <w:rFonts w:ascii="Times New Roman" w:hAnsi="Times New Roman" w:cs="Times New Roman"/>
+          <w:sz w:val="28"/>
+          <w:szCs w:val="28"/>
+        </w:rPr>
+        <w:sectPr>
+          <w:pgSz w:w="11906" w:h="16838"/>
+          <w:pgMar w:top="1134" w:right="567" w:bottom="1134" w:left="1134" w:header="0" w:footer="709" w:gutter="0"/>
+          <w:cols w:space="720"/>
+          <w:formProt w:val="0"/>
+          <w:docGrid w:linePitch="360" w:charSpace="4096"/>
+        </w:sectPr>
+      </w:pPr>
+      <w:r>
+        <w:rPr>
+          <w:rFonts w:ascii="Times New Roman" w:hAnsi="Times New Roman" w:cs="Times New Roman"/>
+          <w:noProof/>
           <w:sz w:val="28"/>
           <w:szCs w:val="28"/>
         </w:rPr>
         <w:drawing>
-          <wp:inline distT="0" distB="0" distL="0" distR="0" wp14:anchorId="1FF75DA8" wp14:editId="42013968">
-            <wp:extent cx="6480175" cy="3327400"/>
-            <wp:effectExtent l="0" t="0" r="0" b="6350"/>
-            <wp:docPr id="15" name="Рисунок 15"/>
+          <wp:inline distT="0" distB="0" distL="0" distR="0" wp14:anchorId="70498272" wp14:editId="0467D726">
+            <wp:extent cx="6480175" cy="3333750"/>
+            <wp:effectExtent l="0" t="0" r="0" b="0"/>
+            <wp:docPr id="16" name="Рисунок 16"/>
             <wp:cNvGraphicFramePr>
               <a:graphicFrameLocks xmlns:a="http://schemas.openxmlformats.org/drawingml/2006/main" noChangeAspect="1"/>
             </wp:cNvGraphicFramePr>
@@ -23010,7 +23709,7 @@
                   <pic:spPr>
                     <a:xfrm>
                       <a:off x="0" y="0"/>
-                      <a:ext cx="6480175" cy="3327400"/>
+                      <a:ext cx="6480175" cy="3333750"/>
                     </a:xfrm>
                     <a:prstGeom prst="rect">
                       <a:avLst/>
@@ -23028,31 +23727,144 @@
         <w:pStyle w:val="af"/>
         <w:spacing w:after="0" w:line="360" w:lineRule="auto"/>
         <w:ind w:left="0"/>
+        <w:jc w:val="right"/>
+        <w:rPr>
+          <w:rFonts w:ascii="Times New Roman" w:hAnsi="Times New Roman" w:cs="Times New Roman"/>
+          <w:sz w:val="28"/>
+          <w:szCs w:val="28"/>
+        </w:rPr>
+      </w:pPr>
+      <w:r>
+        <w:rPr>
+          <w:rFonts w:ascii="Times New Roman" w:hAnsi="Times New Roman" w:cs="Times New Roman"/>
+          <w:sz w:val="28"/>
+          <w:szCs w:val="28"/>
+        </w:rPr>
+        <w:lastRenderedPageBreak/>
+        <w:t xml:space="preserve">Приложение </w:t>
+      </w:r>
+      <w:r>
+        <w:rPr>
+          <w:rFonts w:ascii="Times New Roman" w:hAnsi="Times New Roman" w:cs="Times New Roman"/>
+          <w:sz w:val="28"/>
+          <w:szCs w:val="28"/>
+        </w:rPr>
+        <w:t>10</w:t>
+      </w:r>
+    </w:p>
+    <w:p>
+      <w:pPr>
+        <w:pStyle w:val="af"/>
+        <w:spacing w:after="0" w:line="360" w:lineRule="auto"/>
+        <w:ind w:left="0"/>
         <w:jc w:val="center"/>
         <w:rPr>
           <w:rFonts w:ascii="Times New Roman" w:hAnsi="Times New Roman" w:cs="Times New Roman"/>
-          <w:sz w:val="28"/>
-          <w:szCs w:val="28"/>
-        </w:rPr>
-        <w:sectPr>
-          <w:pgSz w:w="11906" w:h="16838"/>
-          <w:pgMar w:top="1134" w:right="567" w:bottom="1134" w:left="1134" w:header="0" w:footer="709" w:gutter="0"/>
-          <w:cols w:space="720"/>
-          <w:formProt w:val="0"/>
-          <w:docGrid w:linePitch="360" w:charSpace="4096"/>
-        </w:sectPr>
-      </w:pPr>
-      <w:r>
-        <w:rPr>
-          <w:rFonts w:ascii="Times New Roman" w:hAnsi="Times New Roman" w:cs="Times New Roman"/>
+          <w:b/>
+          <w:sz w:val="32"/>
+          <w:szCs w:val="32"/>
+        </w:rPr>
+      </w:pPr>
+      <w:r>
+        <w:rPr>
+          <w:rFonts w:ascii="Times New Roman" w:hAnsi="Times New Roman" w:cs="Times New Roman"/>
+          <w:b/>
+          <w:sz w:val="32"/>
+          <w:szCs w:val="32"/>
+        </w:rPr>
+        <w:t xml:space="preserve">Страница </w:t>
+      </w:r>
+      <w:r>
+        <w:rPr>
+          <w:rFonts w:ascii="Times New Roman" w:hAnsi="Times New Roman" w:cs="Times New Roman"/>
+          <w:b/>
+          <w:sz w:val="32"/>
+          <w:szCs w:val="32"/>
+        </w:rPr>
+        <w:t>участников и команды (личный</w:t>
+      </w:r>
+      <w:r>
+        <w:rPr>
+          <w:rFonts w:ascii="Times New Roman" w:hAnsi="Times New Roman" w:cs="Times New Roman"/>
+          <w:b/>
+          <w:sz w:val="32"/>
+          <w:szCs w:val="32"/>
+        </w:rPr>
+        <w:t xml:space="preserve"> кабинет, формирование состава) </w:t>
+      </w:r>
+      <w:r>
+        <w:rPr>
+          <w:rFonts w:ascii="Times New Roman" w:hAnsi="Times New Roman" w:cs="Times New Roman"/>
+          <w:b/>
+          <w:sz w:val="32"/>
+          <w:szCs w:val="32"/>
+        </w:rPr>
+        <w:t>-</w:t>
+      </w:r>
+      <w:r>
+        <w:rPr>
+          <w:rFonts w:ascii="Times New Roman" w:hAnsi="Times New Roman" w:cs="Times New Roman"/>
+          <w:b/>
+          <w:sz w:val="32"/>
+          <w:szCs w:val="32"/>
+        </w:rPr>
+        <w:t xml:space="preserve"> </w:t>
+      </w:r>
+      <w:r>
+        <w:rPr>
+          <w:rFonts w:ascii="Times New Roman" w:hAnsi="Times New Roman" w:cs="Times New Roman"/>
+          <w:b/>
+          <w:sz w:val="32"/>
+          <w:szCs w:val="32"/>
+          <w:lang w:val="en-US"/>
+        </w:rPr>
+        <w:t>Tournament</w:t>
+      </w:r>
+      <w:r>
+        <w:rPr>
+          <w:rFonts w:ascii="Times New Roman" w:hAnsi="Times New Roman" w:cs="Times New Roman"/>
+          <w:b/>
+          <w:sz w:val="32"/>
+          <w:szCs w:val="32"/>
+        </w:rPr>
+        <w:t>.</w:t>
+      </w:r>
+      <w:r>
+        <w:rPr>
+          <w:rFonts w:ascii="Times New Roman" w:hAnsi="Times New Roman" w:cs="Times New Roman"/>
+          <w:b/>
+          <w:sz w:val="32"/>
+          <w:szCs w:val="32"/>
+          <w:lang w:val="en-US"/>
+        </w:rPr>
+        <w:t>GG</w:t>
+      </w:r>
+    </w:p>
+    <w:p>
+      <w:pPr>
+        <w:pStyle w:val="af"/>
+        <w:spacing w:after="0" w:line="360" w:lineRule="auto"/>
+        <w:ind w:left="0"/>
+        <w:jc w:val="center"/>
+        <w:rPr>
+          <w:rFonts w:ascii="Times New Roman" w:hAnsi="Times New Roman" w:cs="Times New Roman"/>
+          <w:sz w:val="28"/>
+          <w:szCs w:val="28"/>
+          <w:lang w:val="en-US"/>
+        </w:rPr>
+      </w:pPr>
+      <w:r>
+        <w:rPr>
+          <w:rFonts w:ascii="Times New Roman" w:hAnsi="Times New Roman" w:cs="Times New Roman"/>
+          <w:noProof/>
           <w:sz w:val="28"/>
           <w:szCs w:val="28"/>
         </w:rPr>
         <w:drawing>
-          <wp:inline distT="0" distB="0" distL="0" distR="0" wp14:anchorId="70498272" wp14:editId="0467D726">
-            <wp:extent cx="6480175" cy="3333750"/>
+          <wp:inline distT="0" distB="0" distL="0" distR="0" wp14:anchorId="3C984054" wp14:editId="4D67456A">
+            <wp:extent cx="6480175" cy="2822575"/>
             <wp:effectExtent l="0" t="0" r="0" b="0"/>
-            <wp:docPr id="16" name="Рисунок 16"/>
+            <wp:docPr id="18" name="Рисунок 18"/>
             <wp:cNvGraphicFramePr>
               <a:graphicFrameLocks xmlns:a="http://schemas.openxmlformats.org/drawingml/2006/main" noChangeAspect="1"/>
             </wp:cNvGraphicFramePr>
@@ -23072,7 +23884,7 @@
                   <pic:spPr>
                     <a:xfrm>
                       <a:off x="0" y="0"/>
-                      <a:ext cx="6480175" cy="3333750"/>
+                      <a:ext cx="6480175" cy="2822575"/>
                     </a:xfrm>
                     <a:prstGeom prst="rect">
                       <a:avLst/>
@@ -23090,146 +23902,33 @@
         <w:pStyle w:val="af"/>
         <w:spacing w:after="0" w:line="360" w:lineRule="auto"/>
         <w:ind w:left="0"/>
-        <w:jc w:val="right"/>
-        <w:rPr>
-          <w:rFonts w:ascii="Times New Roman" w:hAnsi="Times New Roman" w:cs="Times New Roman"/>
-          <w:sz w:val="28"/>
-          <w:szCs w:val="28"/>
-          <w:lang w:val="en-US"/>
-        </w:rPr>
-      </w:pPr>
-      <w:r>
-        <w:rPr>
-          <w:rFonts w:ascii="Times New Roman" w:hAnsi="Times New Roman" w:cs="Times New Roman"/>
-          <w:sz w:val="28"/>
-          <w:szCs w:val="28"/>
-        </w:rPr>
-        <w:lastRenderedPageBreak/>
-        <w:t xml:space="preserve">Приложение </w:t>
-      </w:r>
-      <w:r>
-        <w:rPr>
-          <w:rFonts w:ascii="Times New Roman" w:hAnsi="Times New Roman" w:cs="Times New Roman"/>
-          <w:sz w:val="28"/>
-          <w:szCs w:val="28"/>
-          <w:lang w:val="en-US"/>
-        </w:rPr>
-        <w:t>10</w:t>
-      </w:r>
-    </w:p>
-    <w:p>
-      <w:pPr>
-        <w:pStyle w:val="af"/>
-        <w:spacing w:after="0" w:line="360" w:lineRule="auto"/>
-        <w:ind w:left="0"/>
         <w:jc w:val="center"/>
         <w:rPr>
           <w:rFonts w:ascii="Times New Roman" w:hAnsi="Times New Roman" w:cs="Times New Roman"/>
-          <w:b/>
-          <w:sz w:val="32"/>
-          <w:szCs w:val="32"/>
-        </w:rPr>
-      </w:pPr>
-      <w:r>
-        <w:rPr>
-          <w:rFonts w:ascii="Times New Roman" w:hAnsi="Times New Roman" w:cs="Times New Roman"/>
-          <w:b/>
-          <w:sz w:val="32"/>
-          <w:szCs w:val="32"/>
-        </w:rPr>
-        <w:t xml:space="preserve">Страница </w:t>
-      </w:r>
-      <w:r>
-        <w:rPr>
-          <w:rFonts w:ascii="Times New Roman" w:hAnsi="Times New Roman" w:cs="Times New Roman"/>
-          <w:b/>
-          <w:sz w:val="32"/>
-          <w:szCs w:val="32"/>
-        </w:rPr>
-        <w:t>участников и команды (личный</w:t>
-      </w:r>
-      <w:r>
-        <w:rPr>
-          <w:rFonts w:ascii="Times New Roman" w:hAnsi="Times New Roman" w:cs="Times New Roman"/>
-          <w:b/>
-          <w:sz w:val="32"/>
-          <w:szCs w:val="32"/>
-        </w:rPr>
-        <w:t xml:space="preserve"> кабинет, формирование состава) </w:t>
-      </w:r>
-      <w:r>
-        <w:rPr>
-          <w:rFonts w:ascii="Times New Roman" w:hAnsi="Times New Roman" w:cs="Times New Roman"/>
-          <w:b/>
-          <w:sz w:val="32"/>
-          <w:szCs w:val="32"/>
-        </w:rPr>
-        <w:t>-</w:t>
-      </w:r>
-      <w:r>
-        <w:rPr>
-          <w:rFonts w:ascii="Times New Roman" w:hAnsi="Times New Roman" w:cs="Times New Roman"/>
-          <w:b/>
-          <w:sz w:val="32"/>
-          <w:szCs w:val="32"/>
-        </w:rPr>
-        <w:t xml:space="preserve"> </w:t>
-      </w:r>
-      <w:r>
-        <w:rPr>
-          <w:rFonts w:ascii="Times New Roman" w:hAnsi="Times New Roman" w:cs="Times New Roman"/>
-          <w:b/>
-          <w:sz w:val="32"/>
-          <w:szCs w:val="32"/>
-          <w:lang w:val="en-US"/>
-        </w:rPr>
-        <w:t>Tournament</w:t>
-      </w:r>
-      <w:r>
-        <w:rPr>
-          <w:rFonts w:ascii="Times New Roman" w:hAnsi="Times New Roman" w:cs="Times New Roman"/>
-          <w:b/>
-          <w:sz w:val="32"/>
-          <w:szCs w:val="32"/>
-        </w:rPr>
-        <w:t>.</w:t>
-      </w:r>
-      <w:r>
-        <w:rPr>
-          <w:rFonts w:ascii="Times New Roman" w:hAnsi="Times New Roman" w:cs="Times New Roman"/>
-          <w:b/>
-          <w:sz w:val="32"/>
-          <w:szCs w:val="32"/>
-          <w:lang w:val="en-US"/>
-        </w:rPr>
-        <w:t>GG</w:t>
-      </w:r>
-    </w:p>
-    <w:p>
-      <w:pPr>
-        <w:pStyle w:val="af"/>
-        <w:spacing w:after="0" w:line="360" w:lineRule="auto"/>
-        <w:ind w:left="0"/>
-        <w:jc w:val="center"/>
-        <w:rPr>
-          <w:rFonts w:ascii="Times New Roman" w:hAnsi="Times New Roman" w:cs="Times New Roman"/>
-          <w:sz w:val="28"/>
-          <w:szCs w:val="28"/>
-          <w:lang w:val="en-US"/>
-        </w:rPr>
-      </w:pPr>
-      <w:r>
-        <w:rPr>
-          <w:rFonts w:ascii="Times New Roman" w:hAnsi="Times New Roman" w:cs="Times New Roman"/>
-          <w:sz w:val="28"/>
-          <w:szCs w:val="28"/>
-          <w:lang w:val="en-US"/>
+          <w:sz w:val="28"/>
+          <w:szCs w:val="28"/>
+          <w:lang w:val="en-US"/>
+        </w:rPr>
+        <w:sectPr>
+          <w:pgSz w:w="11906" w:h="16838"/>
+          <w:pgMar w:top="1134" w:right="567" w:bottom="1134" w:left="1134" w:header="0" w:footer="709" w:gutter="0"/>
+          <w:cols w:space="720"/>
+          <w:formProt w:val="0"/>
+          <w:docGrid w:linePitch="360" w:charSpace="4096"/>
+        </w:sectPr>
+      </w:pPr>
+      <w:r>
+        <w:rPr>
+          <w:rFonts w:ascii="Times New Roman" w:hAnsi="Times New Roman" w:cs="Times New Roman"/>
+          <w:noProof/>
+          <w:sz w:val="28"/>
+          <w:szCs w:val="28"/>
         </w:rPr>
         <w:drawing>
-          <wp:inline distT="0" distB="0" distL="0" distR="0" wp14:anchorId="3C984054" wp14:editId="4D67456A">
-            <wp:extent cx="6480175" cy="2822575"/>
+          <wp:inline distT="0" distB="0" distL="0" distR="0" wp14:anchorId="799B546A" wp14:editId="115F6BCC">
+            <wp:extent cx="6480175" cy="2538730"/>
             <wp:effectExtent l="0" t="0" r="0" b="0"/>
-            <wp:docPr id="18" name="Рисунок 18"/>
+            <wp:docPr id="19" name="Рисунок 19"/>
             <wp:cNvGraphicFramePr>
               <a:graphicFrameLocks xmlns:a="http://schemas.openxmlformats.org/drawingml/2006/main" noChangeAspect="1"/>
             </wp:cNvGraphicFramePr>
@@ -23249,7 +23948,7 @@
                   <pic:spPr>
                     <a:xfrm>
                       <a:off x="0" y="0"/>
-                      <a:ext cx="6480175" cy="2822575"/>
+                      <a:ext cx="6480175" cy="2538730"/>
                     </a:xfrm>
                     <a:prstGeom prst="rect">
                       <a:avLst/>
@@ -23267,33 +23966,134 @@
         <w:pStyle w:val="af"/>
         <w:spacing w:after="0" w:line="360" w:lineRule="auto"/>
         <w:ind w:left="0"/>
+        <w:jc w:val="right"/>
+        <w:rPr>
+          <w:rFonts w:ascii="Times New Roman" w:hAnsi="Times New Roman" w:cs="Times New Roman"/>
+          <w:sz w:val="28"/>
+          <w:szCs w:val="28"/>
+        </w:rPr>
+      </w:pPr>
+      <w:r>
+        <w:rPr>
+          <w:rFonts w:ascii="Times New Roman" w:hAnsi="Times New Roman" w:cs="Times New Roman"/>
+          <w:sz w:val="28"/>
+          <w:szCs w:val="28"/>
+        </w:rPr>
+        <w:lastRenderedPageBreak/>
+        <w:t>Приложение 1</w:t>
+      </w:r>
+      <w:r>
+        <w:rPr>
+          <w:rFonts w:ascii="Times New Roman" w:hAnsi="Times New Roman" w:cs="Times New Roman"/>
+          <w:sz w:val="28"/>
+          <w:szCs w:val="28"/>
+        </w:rPr>
+        <w:t>1</w:t>
+      </w:r>
+    </w:p>
+    <w:p>
+      <w:pPr>
+        <w:pStyle w:val="af"/>
+        <w:spacing w:after="0" w:line="360" w:lineRule="auto"/>
+        <w:ind w:left="0"/>
         <w:jc w:val="center"/>
         <w:rPr>
           <w:rFonts w:ascii="Times New Roman" w:hAnsi="Times New Roman" w:cs="Times New Roman"/>
-          <w:sz w:val="28"/>
-          <w:szCs w:val="28"/>
-          <w:lang w:val="en-US"/>
-        </w:rPr>
-        <w:sectPr>
-          <w:pgSz w:w="11906" w:h="16838"/>
-          <w:pgMar w:top="1134" w:right="567" w:bottom="1134" w:left="1134" w:header="0" w:footer="709" w:gutter="0"/>
-          <w:cols w:space="720"/>
-          <w:formProt w:val="0"/>
-          <w:docGrid w:linePitch="360" w:charSpace="4096"/>
-        </w:sectPr>
-      </w:pPr>
-      <w:r>
-        <w:rPr>
-          <w:rFonts w:ascii="Times New Roman" w:hAnsi="Times New Roman" w:cs="Times New Roman"/>
-          <w:sz w:val="28"/>
-          <w:szCs w:val="28"/>
-          <w:lang w:val="en-US"/>
+          <w:b/>
+          <w:sz w:val="32"/>
+          <w:szCs w:val="32"/>
+        </w:rPr>
+      </w:pPr>
+      <w:r>
+        <w:rPr>
+          <w:rFonts w:ascii="Times New Roman" w:hAnsi="Times New Roman" w:cs="Times New Roman"/>
+          <w:b/>
+          <w:sz w:val="32"/>
+          <w:szCs w:val="32"/>
+        </w:rPr>
+        <w:t xml:space="preserve">Страница </w:t>
+      </w:r>
+      <w:r>
+        <w:rPr>
+          <w:rFonts w:ascii="Times New Roman" w:hAnsi="Times New Roman" w:cs="Times New Roman"/>
+          <w:b/>
+          <w:sz w:val="32"/>
+          <w:szCs w:val="32"/>
+        </w:rPr>
+        <w:t>FAQ и админ-панели (сводная статистика)</w:t>
+      </w:r>
+      <w:r>
+        <w:rPr>
+          <w:rFonts w:ascii="Times New Roman" w:hAnsi="Times New Roman" w:cs="Times New Roman"/>
+          <w:b/>
+          <w:sz w:val="32"/>
+          <w:szCs w:val="32"/>
+        </w:rPr>
+        <w:t xml:space="preserve"> -</w:t>
+      </w:r>
+      <w:r>
+        <w:rPr>
+          <w:rFonts w:ascii="Times New Roman" w:hAnsi="Times New Roman" w:cs="Times New Roman"/>
+          <w:b/>
+          <w:sz w:val="32"/>
+          <w:szCs w:val="32"/>
+        </w:rPr>
+        <w:t xml:space="preserve"> </w:t>
+      </w:r>
+      <w:r>
+        <w:rPr>
+          <w:rFonts w:ascii="Times New Roman" w:hAnsi="Times New Roman" w:cs="Times New Roman"/>
+          <w:b/>
+          <w:sz w:val="32"/>
+          <w:szCs w:val="32"/>
+          <w:lang w:val="en-US"/>
+        </w:rPr>
+        <w:t>Tournament</w:t>
+      </w:r>
+      <w:r>
+        <w:rPr>
+          <w:rFonts w:ascii="Times New Roman" w:hAnsi="Times New Roman" w:cs="Times New Roman"/>
+          <w:b/>
+          <w:sz w:val="32"/>
+          <w:szCs w:val="32"/>
+        </w:rPr>
+        <w:t>.</w:t>
+      </w:r>
+      <w:r>
+        <w:rPr>
+          <w:rFonts w:ascii="Times New Roman" w:hAnsi="Times New Roman" w:cs="Times New Roman"/>
+          <w:b/>
+          <w:sz w:val="32"/>
+          <w:szCs w:val="32"/>
+          <w:lang w:val="en-US"/>
+        </w:rPr>
+        <w:t>GG</w:t>
+      </w:r>
+    </w:p>
+    <w:p>
+      <w:pPr>
+        <w:pStyle w:val="af"/>
+        <w:spacing w:after="0" w:line="360" w:lineRule="auto"/>
+        <w:ind w:left="0"/>
+        <w:jc w:val="center"/>
+        <w:rPr>
+          <w:rFonts w:ascii="Times New Roman" w:hAnsi="Times New Roman" w:cs="Times New Roman"/>
+          <w:sz w:val="28"/>
+          <w:szCs w:val="28"/>
+        </w:rPr>
+      </w:pPr>
+      <w:r>
+        <w:rPr>
+          <w:rFonts w:ascii="Times New Roman" w:hAnsi="Times New Roman" w:cs="Times New Roman"/>
+          <w:noProof/>
+          <w:sz w:val="28"/>
+          <w:szCs w:val="28"/>
         </w:rPr>
         <w:drawing>
-          <wp:inline distT="0" distB="0" distL="0" distR="0" wp14:anchorId="799B546A" wp14:editId="115F6BCC">
-            <wp:extent cx="6480175" cy="2538730"/>
-            <wp:effectExtent l="0" t="0" r="0" b="0"/>
-            <wp:docPr id="19" name="Рисунок 19"/>
+          <wp:inline distT="0" distB="0" distL="0" distR="0" wp14:anchorId="4379FBE5" wp14:editId="26E845E8">
+            <wp:extent cx="6480175" cy="2399665"/>
+            <wp:effectExtent l="0" t="0" r="0" b="635"/>
+            <wp:docPr id="20" name="Рисунок 20"/>
             <wp:cNvGraphicFramePr>
               <a:graphicFrameLocks xmlns:a="http://schemas.openxmlformats.org/drawingml/2006/main" noChangeAspect="1"/>
             </wp:cNvGraphicFramePr>
@@ -23313,7 +24113,7 @@
                   <pic:spPr>
                     <a:xfrm>
                       <a:off x="0" y="0"/>
-                      <a:ext cx="6480175" cy="2538730"/>
+                      <a:ext cx="6480175" cy="2399665"/>
                     </a:xfrm>
                     <a:prstGeom prst="rect">
                       <a:avLst/>
@@ -23331,135 +24131,32 @@
         <w:pStyle w:val="af"/>
         <w:spacing w:after="0" w:line="360" w:lineRule="auto"/>
         <w:ind w:left="0"/>
-        <w:jc w:val="right"/>
-        <w:rPr>
-          <w:rFonts w:ascii="Times New Roman" w:hAnsi="Times New Roman" w:cs="Times New Roman"/>
-          <w:sz w:val="28"/>
-          <w:szCs w:val="28"/>
-          <w:lang w:val="en-US"/>
-        </w:rPr>
-      </w:pPr>
-      <w:r>
-        <w:rPr>
-          <w:rFonts w:ascii="Times New Roman" w:hAnsi="Times New Roman" w:cs="Times New Roman"/>
-          <w:sz w:val="28"/>
-          <w:szCs w:val="28"/>
-        </w:rPr>
-        <w:lastRenderedPageBreak/>
-        <w:t>Приложение 1</w:t>
-      </w:r>
-      <w:r>
-        <w:rPr>
-          <w:rFonts w:ascii="Times New Roman" w:hAnsi="Times New Roman" w:cs="Times New Roman"/>
-          <w:sz w:val="28"/>
-          <w:szCs w:val="28"/>
-          <w:lang w:val="en-US"/>
-        </w:rPr>
-        <w:t>1</w:t>
-      </w:r>
-    </w:p>
-    <w:p>
-      <w:pPr>
-        <w:pStyle w:val="af"/>
-        <w:spacing w:after="0" w:line="360" w:lineRule="auto"/>
-        <w:ind w:left="0"/>
         <w:jc w:val="center"/>
         <w:rPr>
           <w:rFonts w:ascii="Times New Roman" w:hAnsi="Times New Roman" w:cs="Times New Roman"/>
-          <w:b/>
-          <w:sz w:val="32"/>
-          <w:szCs w:val="32"/>
-        </w:rPr>
-      </w:pPr>
-      <w:r>
-        <w:rPr>
-          <w:rFonts w:ascii="Times New Roman" w:hAnsi="Times New Roman" w:cs="Times New Roman"/>
-          <w:b/>
-          <w:sz w:val="32"/>
-          <w:szCs w:val="32"/>
-        </w:rPr>
-        <w:t xml:space="preserve">Страница </w:t>
-      </w:r>
-      <w:r>
-        <w:rPr>
-          <w:rFonts w:ascii="Times New Roman" w:hAnsi="Times New Roman" w:cs="Times New Roman"/>
-          <w:b/>
-          <w:sz w:val="32"/>
-          <w:szCs w:val="32"/>
-        </w:rPr>
-        <w:t>FAQ и админ-панели (сводная статистика)</w:t>
-      </w:r>
-      <w:r>
-        <w:rPr>
-          <w:rFonts w:ascii="Times New Roman" w:hAnsi="Times New Roman" w:cs="Times New Roman"/>
-          <w:b/>
-          <w:sz w:val="32"/>
-          <w:szCs w:val="32"/>
-        </w:rPr>
-        <w:t xml:space="preserve"> -</w:t>
-      </w:r>
-      <w:r>
-        <w:rPr>
-          <w:rFonts w:ascii="Times New Roman" w:hAnsi="Times New Roman" w:cs="Times New Roman"/>
-          <w:b/>
-          <w:sz w:val="32"/>
-          <w:szCs w:val="32"/>
-        </w:rPr>
-        <w:t xml:space="preserve"> </w:t>
-      </w:r>
-      <w:r>
-        <w:rPr>
-          <w:rFonts w:ascii="Times New Roman" w:hAnsi="Times New Roman" w:cs="Times New Roman"/>
-          <w:b/>
-          <w:sz w:val="32"/>
-          <w:szCs w:val="32"/>
-          <w:lang w:val="en-US"/>
-        </w:rPr>
-        <w:t>Tournament</w:t>
-      </w:r>
-      <w:r>
-        <w:rPr>
-          <w:rFonts w:ascii="Times New Roman" w:hAnsi="Times New Roman" w:cs="Times New Roman"/>
-          <w:b/>
-          <w:sz w:val="32"/>
-          <w:szCs w:val="32"/>
-        </w:rPr>
-        <w:t>.</w:t>
-      </w:r>
-      <w:r>
-        <w:rPr>
-          <w:rFonts w:ascii="Times New Roman" w:hAnsi="Times New Roman" w:cs="Times New Roman"/>
-          <w:b/>
-          <w:sz w:val="32"/>
-          <w:szCs w:val="32"/>
-          <w:lang w:val="en-US"/>
-        </w:rPr>
-        <w:t>GG</w:t>
-      </w:r>
-    </w:p>
-    <w:p>
-      <w:pPr>
-        <w:pStyle w:val="af"/>
-        <w:spacing w:after="0" w:line="360" w:lineRule="auto"/>
-        <w:ind w:left="0"/>
-        <w:jc w:val="center"/>
-        <w:rPr>
-          <w:rFonts w:ascii="Times New Roman" w:hAnsi="Times New Roman" w:cs="Times New Roman"/>
-          <w:sz w:val="28"/>
-          <w:szCs w:val="28"/>
-        </w:rPr>
-      </w:pPr>
-      <w:r>
-        <w:rPr>
-          <w:rFonts w:ascii="Times New Roman" w:hAnsi="Times New Roman" w:cs="Times New Roman"/>
+          <w:sz w:val="28"/>
+          <w:szCs w:val="28"/>
+        </w:rPr>
+        <w:sectPr>
+          <w:pgSz w:w="11906" w:h="16838"/>
+          <w:pgMar w:top="1134" w:right="567" w:bottom="1134" w:left="1134" w:header="0" w:footer="709" w:gutter="0"/>
+          <w:cols w:space="720"/>
+          <w:formProt w:val="0"/>
+          <w:docGrid w:linePitch="360" w:charSpace="4096"/>
+        </w:sectPr>
+      </w:pPr>
+      <w:r>
+        <w:rPr>
+          <w:rFonts w:ascii="Times New Roman" w:hAnsi="Times New Roman" w:cs="Times New Roman"/>
+          <w:noProof/>
           <w:sz w:val="28"/>
           <w:szCs w:val="28"/>
         </w:rPr>
         <w:drawing>
-          <wp:inline distT="0" distB="0" distL="0" distR="0" wp14:anchorId="4379FBE5" wp14:editId="26E845E8">
-            <wp:extent cx="6480175" cy="2399665"/>
-            <wp:effectExtent l="0" t="0" r="0" b="635"/>
-            <wp:docPr id="20" name="Рисунок 20"/>
+          <wp:inline distT="0" distB="0" distL="0" distR="0" wp14:anchorId="7627F68D" wp14:editId="672E4ADB">
+            <wp:extent cx="6480175" cy="3067050"/>
+            <wp:effectExtent l="0" t="0" r="0" b="0"/>
+            <wp:docPr id="21" name="Рисунок 21"/>
             <wp:cNvGraphicFramePr>
               <a:graphicFrameLocks xmlns:a="http://schemas.openxmlformats.org/drawingml/2006/main" noChangeAspect="1"/>
             </wp:cNvGraphicFramePr>
@@ -23479,7 +24176,7 @@
                   <pic:spPr>
                     <a:xfrm>
                       <a:off x="0" y="0"/>
-                      <a:ext cx="6480175" cy="2399665"/>
+                      <a:ext cx="6480175" cy="3067050"/>
                     </a:xfrm>
                     <a:prstGeom prst="rect">
                       <a:avLst/>
@@ -23497,11 +24194,206 @@
         <w:pStyle w:val="af"/>
         <w:spacing w:after="0" w:line="360" w:lineRule="auto"/>
         <w:ind w:left="0"/>
+        <w:jc w:val="right"/>
+        <w:rPr>
+          <w:rFonts w:ascii="Times New Roman" w:hAnsi="Times New Roman" w:cs="Times New Roman"/>
+          <w:sz w:val="28"/>
+          <w:szCs w:val="28"/>
+          <w:lang w:val="en-US"/>
+        </w:rPr>
+      </w:pPr>
+      <w:r>
+        <w:rPr>
+          <w:rFonts w:ascii="Times New Roman" w:hAnsi="Times New Roman" w:cs="Times New Roman"/>
+          <w:sz w:val="28"/>
+          <w:szCs w:val="28"/>
+        </w:rPr>
+        <w:lastRenderedPageBreak/>
+        <w:t>Приложение</w:t>
+      </w:r>
+      <w:r>
+        <w:rPr>
+          <w:rFonts w:ascii="Times New Roman" w:hAnsi="Times New Roman" w:cs="Times New Roman"/>
+          <w:sz w:val="28"/>
+          <w:szCs w:val="28"/>
+          <w:lang w:val="en-US"/>
+        </w:rPr>
+        <w:t xml:space="preserve"> 1</w:t>
+      </w:r>
+      <w:r>
+        <w:rPr>
+          <w:rFonts w:ascii="Times New Roman" w:hAnsi="Times New Roman" w:cs="Times New Roman"/>
+          <w:sz w:val="28"/>
+          <w:szCs w:val="28"/>
+          <w:lang w:val="en-US"/>
+        </w:rPr>
+        <w:t>2</w:t>
+      </w:r>
+    </w:p>
+    <w:p>
+      <w:pPr>
+        <w:pStyle w:val="af"/>
+        <w:spacing w:after="0" w:line="360" w:lineRule="auto"/>
+        <w:ind w:left="0"/>
         <w:jc w:val="center"/>
         <w:rPr>
           <w:rFonts w:ascii="Times New Roman" w:hAnsi="Times New Roman" w:cs="Times New Roman"/>
-          <w:sz w:val="28"/>
-          <w:szCs w:val="28"/>
+          <w:b/>
+          <w:sz w:val="32"/>
+          <w:szCs w:val="32"/>
+          <w:lang w:val="en-US"/>
+        </w:rPr>
+      </w:pPr>
+      <w:r>
+        <w:rPr>
+          <w:rFonts w:ascii="Times New Roman" w:hAnsi="Times New Roman" w:cs="Times New Roman"/>
+          <w:b/>
+          <w:sz w:val="32"/>
+          <w:szCs w:val="32"/>
+        </w:rPr>
+        <w:t>Ф</w:t>
+      </w:r>
+      <w:r>
+        <w:rPr>
+          <w:rFonts w:ascii="Times New Roman" w:hAnsi="Times New Roman" w:cs="Times New Roman"/>
+          <w:b/>
+          <w:sz w:val="32"/>
+          <w:szCs w:val="32"/>
+        </w:rPr>
+        <w:t>рагмент</w:t>
+      </w:r>
+      <w:r>
+        <w:rPr>
+          <w:rFonts w:ascii="Times New Roman" w:hAnsi="Times New Roman" w:cs="Times New Roman"/>
+          <w:b/>
+          <w:sz w:val="32"/>
+          <w:szCs w:val="32"/>
+          <w:lang w:val="en-US"/>
+        </w:rPr>
+        <w:t xml:space="preserve"> </w:t>
+      </w:r>
+      <w:r>
+        <w:rPr>
+          <w:rFonts w:ascii="Times New Roman" w:hAnsi="Times New Roman" w:cs="Times New Roman"/>
+          <w:b/>
+          <w:sz w:val="32"/>
+          <w:szCs w:val="32"/>
+        </w:rPr>
+        <w:t>кода</w:t>
+      </w:r>
+      <w:r>
+        <w:rPr>
+          <w:rFonts w:ascii="Times New Roman" w:hAnsi="Times New Roman" w:cs="Times New Roman"/>
+          <w:b/>
+          <w:sz w:val="32"/>
+          <w:szCs w:val="32"/>
+          <w:lang w:val="en-US"/>
+        </w:rPr>
+        <w:t xml:space="preserve"> </w:t>
+      </w:r>
+      <w:r>
+        <w:rPr>
+          <w:rFonts w:ascii="Times New Roman" w:hAnsi="Times New Roman" w:cs="Times New Roman"/>
+          <w:b/>
+          <w:sz w:val="32"/>
+          <w:szCs w:val="32"/>
+        </w:rPr>
+        <w:t>метода</w:t>
+      </w:r>
+      <w:r>
+        <w:rPr>
+          <w:rFonts w:ascii="Times New Roman" w:hAnsi="Times New Roman" w:cs="Times New Roman"/>
+          <w:b/>
+          <w:sz w:val="32"/>
+          <w:szCs w:val="32"/>
+          <w:lang w:val="en-US"/>
+        </w:rPr>
+        <w:t xml:space="preserve"> </w:t>
+      </w:r>
+      <w:r>
+        <w:rPr>
+          <w:rFonts w:ascii="Times New Roman" w:hAnsi="Times New Roman" w:cs="Times New Roman"/>
+          <w:b/>
+          <w:sz w:val="32"/>
+          <w:szCs w:val="32"/>
+          <w:lang w:val="en-US"/>
+        </w:rPr>
+        <w:t>(</w:t>
+      </w:r>
+      <w:proofErr w:type="spellStart"/>
+      <w:r>
+        <w:rPr>
+          <w:rFonts w:ascii="Times New Roman" w:hAnsi="Times New Roman" w:cs="Times New Roman"/>
+          <w:b/>
+          <w:sz w:val="32"/>
+          <w:szCs w:val="32"/>
+          <w:lang w:val="en-US"/>
+        </w:rPr>
+        <w:t>generateSingleElimination</w:t>
+      </w:r>
+      <w:proofErr w:type="spellEnd"/>
+      <w:r>
+        <w:rPr>
+          <w:rFonts w:ascii="Times New Roman" w:hAnsi="Times New Roman" w:cs="Times New Roman"/>
+          <w:b/>
+          <w:sz w:val="32"/>
+          <w:szCs w:val="32"/>
+          <w:lang w:val="en-US"/>
+        </w:rPr>
+        <w:t>)</w:t>
+      </w:r>
+      <w:r>
+        <w:rPr>
+          <w:rFonts w:ascii="Times New Roman" w:hAnsi="Times New Roman" w:cs="Times New Roman"/>
+          <w:b/>
+          <w:sz w:val="32"/>
+          <w:szCs w:val="32"/>
+          <w:lang w:val="en-US"/>
+        </w:rPr>
+        <w:t xml:space="preserve"> - </w:t>
+      </w:r>
+      <w:r>
+        <w:rPr>
+          <w:rFonts w:ascii="Times New Roman" w:hAnsi="Times New Roman" w:cs="Times New Roman"/>
+          <w:b/>
+          <w:sz w:val="32"/>
+          <w:szCs w:val="32"/>
+          <w:lang w:val="en-US"/>
+        </w:rPr>
+        <w:t>Tournament</w:t>
+      </w:r>
+      <w:r>
+        <w:rPr>
+          <w:rFonts w:ascii="Times New Roman" w:hAnsi="Times New Roman" w:cs="Times New Roman"/>
+          <w:b/>
+          <w:sz w:val="32"/>
+          <w:szCs w:val="32"/>
+          <w:lang w:val="en-US"/>
+        </w:rPr>
+        <w:t>.</w:t>
+      </w:r>
+      <w:r>
+        <w:rPr>
+          <w:rFonts w:ascii="Times New Roman" w:hAnsi="Times New Roman" w:cs="Times New Roman"/>
+          <w:b/>
+          <w:sz w:val="32"/>
+          <w:szCs w:val="32"/>
+          <w:lang w:val="en-US"/>
+        </w:rPr>
+        <w:t>GG</w:t>
+      </w:r>
+    </w:p>
+    <w:p>
+      <w:pPr>
+        <w:pStyle w:val="af"/>
+        <w:spacing w:after="0" w:line="360" w:lineRule="auto"/>
+        <w:ind w:left="0"/>
+        <w:jc w:val="center"/>
+        <w:rPr>
+          <w:rFonts w:ascii="Times New Roman" w:hAnsi="Times New Roman" w:cs="Times New Roman"/>
+          <w:sz w:val="28"/>
+          <w:szCs w:val="28"/>
+          <w:lang w:val="en-US"/>
         </w:rPr>
         <w:sectPr>
           <w:pgSz w:w="11906" w:h="16838"/>
@@ -23514,14 +24406,15 @@
       <w:r>
         <w:rPr>
           <w:rFonts w:ascii="Times New Roman" w:hAnsi="Times New Roman" w:cs="Times New Roman"/>
+          <w:noProof/>
           <w:sz w:val="28"/>
           <w:szCs w:val="28"/>
         </w:rPr>
         <w:drawing>
-          <wp:inline distT="0" distB="0" distL="0" distR="0" wp14:anchorId="7627F68D" wp14:editId="672E4ADB">
-            <wp:extent cx="6480175" cy="3067050"/>
+          <wp:inline distT="0" distB="0" distL="0" distR="0" wp14:anchorId="5CDE84BF" wp14:editId="0FE231D9">
+            <wp:extent cx="6480175" cy="3946525"/>
             <wp:effectExtent l="0" t="0" r="0" b="0"/>
-            <wp:docPr id="21" name="Рисунок 21"/>
+            <wp:docPr id="22" name="Рисунок 22"/>
             <wp:cNvGraphicFramePr>
               <a:graphicFrameLocks xmlns:a="http://schemas.openxmlformats.org/drawingml/2006/main" noChangeAspect="1"/>
             </wp:cNvGraphicFramePr>
@@ -23541,7 +24434,7 @@
                   <pic:spPr>
                     <a:xfrm>
                       <a:off x="0" y="0"/>
-                      <a:ext cx="6480175" cy="3067050"/>
+                      <a:ext cx="6480175" cy="3946525"/>
                     </a:xfrm>
                     <a:prstGeom prst="rect">
                       <a:avLst/>
@@ -23574,16 +24467,25 @@
           <w:szCs w:val="28"/>
         </w:rPr>
         <w:lastRenderedPageBreak/>
-        <w:t>Приложение 1</w:t>
-      </w:r>
-      <w:r>
-        <w:rPr>
-          <w:rFonts w:ascii="Times New Roman" w:hAnsi="Times New Roman" w:cs="Times New Roman"/>
-          <w:sz w:val="28"/>
-          <w:szCs w:val="28"/>
-          <w:lang w:val="en-US"/>
-        </w:rPr>
-        <w:t>2</w:t>
+        <w:t>Приложение</w:t>
+      </w:r>
+      <w:r>
+        <w:rPr>
+          <w:rFonts w:ascii="Times New Roman" w:hAnsi="Times New Roman" w:cs="Times New Roman"/>
+          <w:sz w:val="28"/>
+          <w:szCs w:val="28"/>
+          <w:lang w:val="en-US"/>
+        </w:rPr>
+        <w:t xml:space="preserve"> 1</w:t>
+      </w:r>
+      <w:r>
+        <w:rPr>
+          <w:rFonts w:ascii="Times New Roman" w:hAnsi="Times New Roman" w:cs="Times New Roman"/>
+          <w:sz w:val="28"/>
+          <w:szCs w:val="28"/>
+          <w:lang w:val="en-US"/>
+        </w:rPr>
+        <w:t>3</w:t>
       </w:r>
     </w:p>
     <w:p>
@@ -23685,7 +24587,7 @@
           <w:szCs w:val="32"/>
           <w:lang w:val="en-US"/>
         </w:rPr>
-        <w:t>generateSingleElimination</w:t>
+        <w:t>generateRoundRobin</w:t>
       </w:r>
       <w:proofErr w:type="spellEnd"/>
       <w:r>
@@ -23762,15 +24664,15 @@
       <w:r>
         <w:rPr>
           <w:rFonts w:ascii="Times New Roman" w:hAnsi="Times New Roman" w:cs="Times New Roman"/>
-          <w:sz w:val="28"/>
-          <w:szCs w:val="28"/>
-          <w:lang w:val="en-US"/>
+          <w:noProof/>
+          <w:sz w:val="28"/>
+          <w:szCs w:val="28"/>
         </w:rPr>
         <w:drawing>
-          <wp:inline distT="0" distB="0" distL="0" distR="0" wp14:anchorId="5CDE84BF" wp14:editId="0FE231D9">
-            <wp:extent cx="6480175" cy="3946525"/>
-            <wp:effectExtent l="0" t="0" r="0" b="0"/>
-            <wp:docPr id="22" name="Рисунок 22"/>
+          <wp:inline distT="0" distB="0" distL="0" distR="0" wp14:anchorId="20C58FCB" wp14:editId="38281F9E">
+            <wp:extent cx="6480175" cy="5539740"/>
+            <wp:effectExtent l="0" t="0" r="0" b="3810"/>
+            <wp:docPr id="23" name="Рисунок 23"/>
             <wp:cNvGraphicFramePr>
               <a:graphicFrameLocks xmlns:a="http://schemas.openxmlformats.org/drawingml/2006/main" noChangeAspect="1"/>
             </wp:cNvGraphicFramePr>
@@ -23790,264 +24692,6 @@
                   <pic:spPr>
                     <a:xfrm>
                       <a:off x="0" y="0"/>
-                      <a:ext cx="6480175" cy="3946525"/>
-                    </a:xfrm>
-                    <a:prstGeom prst="rect">
-                      <a:avLst/>
-                    </a:prstGeom>
-                  </pic:spPr>
-                </pic:pic>
-              </a:graphicData>
-            </a:graphic>
-          </wp:inline>
-        </w:drawing>
-      </w:r>
-    </w:p>
-    <w:p>
-      <w:pPr>
-        <w:pStyle w:val="af"/>
-        <w:spacing w:after="0" w:line="360" w:lineRule="auto"/>
-        <w:ind w:left="0"/>
-        <w:jc w:val="right"/>
-        <w:rPr>
-          <w:rFonts w:ascii="Times New Roman" w:hAnsi="Times New Roman" w:cs="Times New Roman"/>
-          <w:sz w:val="28"/>
-          <w:szCs w:val="28"/>
-          <w:lang w:val="en-US"/>
-        </w:rPr>
-      </w:pPr>
-      <w:r>
-        <w:rPr>
-          <w:rFonts w:ascii="Times New Roman" w:hAnsi="Times New Roman" w:cs="Times New Roman"/>
-          <w:sz w:val="28"/>
-          <w:szCs w:val="28"/>
-        </w:rPr>
-        <w:lastRenderedPageBreak/>
-        <w:t>Приложение</w:t>
-      </w:r>
-      <w:r>
-        <w:rPr>
-          <w:rFonts w:ascii="Times New Roman" w:hAnsi="Times New Roman" w:cs="Times New Roman"/>
-          <w:sz w:val="28"/>
-          <w:szCs w:val="28"/>
-          <w:lang w:val="en-US"/>
-        </w:rPr>
-        <w:t xml:space="preserve"> 1</w:t>
-      </w:r>
-      <w:r>
-        <w:rPr>
-          <w:rFonts w:ascii="Times New Roman" w:hAnsi="Times New Roman" w:cs="Times New Roman"/>
-          <w:sz w:val="28"/>
-          <w:szCs w:val="28"/>
-          <w:lang w:val="en-US"/>
-        </w:rPr>
-        <w:t>3</w:t>
-      </w:r>
-    </w:p>
-    <w:p>
-      <w:pPr>
-        <w:pStyle w:val="af"/>
-        <w:spacing w:after="0" w:line="360" w:lineRule="auto"/>
-        <w:ind w:left="0"/>
-        <w:jc w:val="center"/>
-        <w:rPr>
-          <w:rFonts w:ascii="Times New Roman" w:hAnsi="Times New Roman" w:cs="Times New Roman"/>
-          <w:b/>
-          <w:sz w:val="32"/>
-          <w:szCs w:val="32"/>
-          <w:lang w:val="en-US"/>
-        </w:rPr>
-      </w:pPr>
-      <w:r>
-        <w:rPr>
-          <w:rFonts w:ascii="Times New Roman" w:hAnsi="Times New Roman" w:cs="Times New Roman"/>
-          <w:b/>
-          <w:sz w:val="32"/>
-          <w:szCs w:val="32"/>
-        </w:rPr>
-        <w:t>Ф</w:t>
-      </w:r>
-      <w:r>
-        <w:rPr>
-          <w:rFonts w:ascii="Times New Roman" w:hAnsi="Times New Roman" w:cs="Times New Roman"/>
-          <w:b/>
-          <w:sz w:val="32"/>
-          <w:szCs w:val="32"/>
-        </w:rPr>
-        <w:t>рагмент</w:t>
-      </w:r>
-      <w:r>
-        <w:rPr>
-          <w:rFonts w:ascii="Times New Roman" w:hAnsi="Times New Roman" w:cs="Times New Roman"/>
-          <w:b/>
-          <w:sz w:val="32"/>
-          <w:szCs w:val="32"/>
-          <w:lang w:val="en-US"/>
-        </w:rPr>
-        <w:t xml:space="preserve"> </w:t>
-      </w:r>
-      <w:r>
-        <w:rPr>
-          <w:rFonts w:ascii="Times New Roman" w:hAnsi="Times New Roman" w:cs="Times New Roman"/>
-          <w:b/>
-          <w:sz w:val="32"/>
-          <w:szCs w:val="32"/>
-        </w:rPr>
-        <w:t>кода</w:t>
-      </w:r>
-      <w:r>
-        <w:rPr>
-          <w:rFonts w:ascii="Times New Roman" w:hAnsi="Times New Roman" w:cs="Times New Roman"/>
-          <w:b/>
-          <w:sz w:val="32"/>
-          <w:szCs w:val="32"/>
-          <w:lang w:val="en-US"/>
-        </w:rPr>
-        <w:t xml:space="preserve"> </w:t>
-      </w:r>
-      <w:r>
-        <w:rPr>
-          <w:rFonts w:ascii="Times New Roman" w:hAnsi="Times New Roman" w:cs="Times New Roman"/>
-          <w:b/>
-          <w:sz w:val="32"/>
-          <w:szCs w:val="32"/>
-        </w:rPr>
-        <w:t>метода</w:t>
-      </w:r>
-      <w:r>
-        <w:rPr>
-          <w:rFonts w:ascii="Times New Roman" w:hAnsi="Times New Roman" w:cs="Times New Roman"/>
-          <w:b/>
-          <w:sz w:val="32"/>
-          <w:szCs w:val="32"/>
-          <w:lang w:val="en-US"/>
-        </w:rPr>
-        <w:t xml:space="preserve"> </w:t>
-      </w:r>
-      <w:r>
-        <w:rPr>
-          <w:rFonts w:ascii="Times New Roman" w:hAnsi="Times New Roman" w:cs="Times New Roman"/>
-          <w:b/>
-          <w:sz w:val="32"/>
-          <w:szCs w:val="32"/>
-          <w:lang w:val="en-US"/>
-        </w:rPr>
-        <w:t>(</w:t>
-      </w:r>
-      <w:proofErr w:type="spellStart"/>
-      <w:r>
-        <w:rPr>
-          <w:rFonts w:ascii="Times New Roman" w:hAnsi="Times New Roman" w:cs="Times New Roman"/>
-          <w:b/>
-          <w:sz w:val="32"/>
-          <w:szCs w:val="32"/>
-          <w:lang w:val="en-US"/>
-        </w:rPr>
-        <w:t>generateRoundRobin</w:t>
-      </w:r>
-      <w:proofErr w:type="spellEnd"/>
-      <w:r>
-        <w:rPr>
-          <w:rFonts w:ascii="Times New Roman" w:hAnsi="Times New Roman" w:cs="Times New Roman"/>
-          <w:b/>
-          <w:sz w:val="32"/>
-          <w:szCs w:val="32"/>
-          <w:lang w:val="en-US"/>
-        </w:rPr>
-        <w:t>)</w:t>
-      </w:r>
-      <w:r>
-        <w:rPr>
-          <w:rFonts w:ascii="Times New Roman" w:hAnsi="Times New Roman" w:cs="Times New Roman"/>
-          <w:b/>
-          <w:sz w:val="32"/>
-          <w:szCs w:val="32"/>
-          <w:lang w:val="en-US"/>
-        </w:rPr>
-        <w:t xml:space="preserve"> - </w:t>
-      </w:r>
-      <w:r>
-        <w:rPr>
-          <w:rFonts w:ascii="Times New Roman" w:hAnsi="Times New Roman" w:cs="Times New Roman"/>
-          <w:b/>
-          <w:sz w:val="32"/>
-          <w:szCs w:val="32"/>
-          <w:lang w:val="en-US"/>
-        </w:rPr>
-        <w:t>Tournament</w:t>
-      </w:r>
-      <w:r>
-        <w:rPr>
-          <w:rFonts w:ascii="Times New Roman" w:hAnsi="Times New Roman" w:cs="Times New Roman"/>
-          <w:b/>
-          <w:sz w:val="32"/>
-          <w:szCs w:val="32"/>
-          <w:lang w:val="en-US"/>
-        </w:rPr>
-        <w:t>.</w:t>
-      </w:r>
-      <w:r>
-        <w:rPr>
-          <w:rFonts w:ascii="Times New Roman" w:hAnsi="Times New Roman" w:cs="Times New Roman"/>
-          <w:b/>
-          <w:sz w:val="32"/>
-          <w:szCs w:val="32"/>
-          <w:lang w:val="en-US"/>
-        </w:rPr>
-        <w:t>GG</w:t>
-      </w:r>
-    </w:p>
-    <w:p>
-      <w:pPr>
-        <w:pStyle w:val="af"/>
-        <w:spacing w:after="0" w:line="360" w:lineRule="auto"/>
-        <w:ind w:left="0"/>
-        <w:jc w:val="center"/>
-        <w:rPr>
-          <w:rFonts w:ascii="Times New Roman" w:hAnsi="Times New Roman" w:cs="Times New Roman"/>
-          <w:sz w:val="28"/>
-          <w:szCs w:val="28"/>
-          <w:lang w:val="en-US"/>
-        </w:rPr>
-        <w:sectPr>
-          <w:pgSz w:w="11906" w:h="16838"/>
-          <w:pgMar w:top="1134" w:right="567" w:bottom="1134" w:left="1134" w:header="0" w:footer="709" w:gutter="0"/>
-          <w:cols w:space="720"/>
-          <w:formProt w:val="0"/>
-          <w:docGrid w:linePitch="360" w:charSpace="4096"/>
-        </w:sectPr>
-      </w:pPr>
-      <w:r>
-        <w:rPr>
-          <w:rFonts w:ascii="Times New Roman" w:hAnsi="Times New Roman" w:cs="Times New Roman"/>
-          <w:sz w:val="28"/>
-          <w:szCs w:val="28"/>
-          <w:lang w:val="en-US"/>
-        </w:rPr>
-        <w:drawing>
-          <wp:inline distT="0" distB="0" distL="0" distR="0" wp14:anchorId="20C58FCB" wp14:editId="38281F9E">
-            <wp:extent cx="6480175" cy="5539740"/>
-            <wp:effectExtent l="0" t="0" r="0" b="3810"/>
-            <wp:docPr id="23" name="Рисунок 23"/>
-            <wp:cNvGraphicFramePr>
-              <a:graphicFrameLocks xmlns:a="http://schemas.openxmlformats.org/drawingml/2006/main" noChangeAspect="1"/>
-            </wp:cNvGraphicFramePr>
-            <a:graphic xmlns:a="http://schemas.openxmlformats.org/drawingml/2006/main">
-              <a:graphicData uri="http://schemas.openxmlformats.org/drawingml/2006/picture">
-                <pic:pic xmlns:pic="http://schemas.openxmlformats.org/drawingml/2006/picture">
-                  <pic:nvPicPr>
-                    <pic:cNvPr id="1" name=""/>
-                    <pic:cNvPicPr/>
-                  </pic:nvPicPr>
-                  <pic:blipFill>
-                    <a:blip r:embed="rId38"/>
-                    <a:stretch>
-                      <a:fillRect/>
-                    </a:stretch>
-                  </pic:blipFill>
-                  <pic:spPr>
-                    <a:xfrm>
-                      <a:off x="0" y="0"/>
                       <a:ext cx="6480175" cy="5539740"/>
                     </a:xfrm>
                     <a:prstGeom prst="rect">
@@ -24071,6 +24715,7 @@
           <w:rFonts w:ascii="Times New Roman" w:hAnsi="Times New Roman" w:cs="Times New Roman"/>
           <w:sz w:val="28"/>
           <w:szCs w:val="28"/>
+          <w:lang w:val="en-US"/>
         </w:rPr>
       </w:pPr>
       <w:r>
@@ -24270,9 +24915,9 @@
       <w:r>
         <w:rPr>
           <w:rFonts w:ascii="Times New Roman" w:hAnsi="Times New Roman" w:cs="Times New Roman"/>
-          <w:sz w:val="28"/>
-          <w:szCs w:val="28"/>
-          <w:lang w:val="en-US"/>
+          <w:noProof/>
+          <w:sz w:val="28"/>
+          <w:szCs w:val="28"/>
         </w:rPr>
         <w:drawing>
           <wp:inline distT="0" distB="0" distL="0" distR="0" wp14:anchorId="3059DAD3" wp14:editId="0EBC6DAD">
@@ -24290,7 +24935,7 @@
                     <pic:cNvPicPr/>
                   </pic:nvPicPr>
                   <pic:blipFill>
-                    <a:blip r:embed="rId39"/>
+                    <a:blip r:embed="rId38"/>
                     <a:stretch>
                       <a:fillRect/>
                     </a:stretch>
@@ -24394,7 +25039,7 @@
             <w:sz w:val="28"/>
             <w:szCs w:val="28"/>
           </w:rPr>
-          <w:t>40</w:t>
+          <w:t>32</w:t>
         </w:r>
         <w:r>
           <w:rPr>
@@ -27350,7 +27995,6 @@
   <w:style w:type="character" w:default="1" w:styleId="a0">
     <w:name w:val="Default Paragraph Font"/>
     <w:uiPriority w:val="1"/>
-    <w:semiHidden/>
     <w:unhideWhenUsed/>
   </w:style>
   <w:style w:type="table" w:default="1" w:styleId="a1">
@@ -27747,9 +28391,13 @@
     <w:autoRedefine/>
     <w:uiPriority w:val="39"/>
     <w:unhideWhenUsed/>
-    <w:rsid w:val="00AF2F15"/>
+    <w:rsid w:val="008746BB"/>
     <w:pPr>
+      <w:tabs>
+        <w:tab w:val="right" w:leader="dot" w:pos="10195"/>
+      </w:tabs>
       <w:spacing w:after="100"/>
+      <w:jc w:val="both"/>
     </w:pPr>
   </w:style>
   <w:style w:type="paragraph" w:styleId="21">
@@ -27979,7 +28627,7 @@
 </file>
 
 <file path=customXml/itemProps1.xml><?xml version="1.0" encoding="utf-8"?>
-<ds:datastoreItem xmlns:ds="http://schemas.openxmlformats.org/officeDocument/2006/customXml" ds:itemID="{E8CA7298-28B5-4F42-B09E-D78D4F122D8F}">
+<ds:datastoreItem xmlns:ds="http://schemas.openxmlformats.org/officeDocument/2006/customXml" ds:itemID="{F29D6E5F-DF88-415B-991D-92A83C893B6C}">
   <ds:schemaRefs>
     <ds:schemaRef ds:uri="http://schemas.openxmlformats.org/officeDocument/2006/bibliography"/>
   </ds:schemaRefs>
